--- a/Hệ thống mẫu văn bản/Nguyên đã làm/Kế hoạch dạy học Robotics từng lớp/Kế hoạch dạy học môn Robotics - Lớp 5 - 2026 - 2027.docx
+++ b/Hệ thống mẫu văn bản/Nguyên đã làm/Kế hoạch dạy học Robotics từng lớp/Kế hoạch dạy học môn Robotics - Lớp 5 - 2026 - 2027.docx
@@ -1496,19 +1496,26 @@
       <w:tr>
         <w:tc>
           <w:tcPr>
-            <w:tcW w:type="dxa" w:w="680"/>
-            <w:vAlign w:val="center"/>
-          </w:tcPr>
-          <w:p>
-            <w:pPr>
-              <w:spacing w:before="40" w:after="40" w:line="276" w:lineRule="auto"/>
-              <w:jc w:val="center"/>
-            </w:pPr>
-            <w:r>
-              <w:rPr>
-                <w:rFonts w:ascii="Times New Roman" w:hAnsi="Times New Roman"/>
-                <w:sz w:val="26"/>
-                <w:rFonts w:ascii="Times New Roman" w:hAnsi="Times New Roman" w:cs="Times New Roman"/>
+            <w:tcW w:type="dxa" w:w="1862"/>
+            <w:tcMar>
+              <w:top w:w="80" w:type="dxa"/>
+              <w:bottom w:w="80" w:type="dxa"/>
+              <w:left w:w="120" w:type="dxa"/>
+              <w:right w:w="120" w:type="dxa"/>
+            </w:tcMar>
+          </w:tcPr>
+          <w:p>
+            <w:pPr>
+              <w:spacing w:line="276" w:lineRule="auto" w:after="40"/>
+              <w:jc w:val="center"/>
+            </w:pPr>
+            <w:r/>
+            <w:r>
+              <w:rPr>
+                <w:rFonts w:ascii="Times New Roman" w:hAnsi="Times New Roman" w:cs="Times New Roman" w:eastAsia="Times New Roman"/>
+                <w:b w:val="0"/>
+                <w:i w:val="0"/>
+                <w:sz w:val="26"/>
               </w:rPr>
               <w:t>1</w:t>
             </w:r>
@@ -1516,19 +1523,26 @@
         </w:tc>
         <w:tc>
           <w:tcPr>
-            <w:tcW w:type="dxa" w:w="3118"/>
-            <w:vAlign w:val="center"/>
-          </w:tcPr>
-          <w:p>
-            <w:pPr>
-              <w:spacing w:before="40" w:after="40" w:line="276" w:lineRule="auto"/>
-              <w:jc w:val="both"/>
-            </w:pPr>
-            <w:r>
-              <w:rPr>
-                <w:rFonts w:ascii="Times New Roman" w:hAnsi="Times New Roman"/>
-                <w:sz w:val="26"/>
-                <w:rFonts w:ascii="Times New Roman" w:hAnsi="Times New Roman" w:cs="Times New Roman"/>
+            <w:tcW w:type="dxa" w:w="1862"/>
+            <w:tcMar>
+              <w:top w:w="80" w:type="dxa"/>
+              <w:bottom w:w="80" w:type="dxa"/>
+              <w:left w:w="120" w:type="dxa"/>
+              <w:right w:w="120" w:type="dxa"/>
+            </w:tcMar>
+          </w:tcPr>
+          <w:p>
+            <w:pPr>
+              <w:spacing w:line="276" w:lineRule="auto" w:after="40"/>
+              <w:jc w:val="left"/>
+            </w:pPr>
+            <w:r/>
+            <w:r>
+              <w:rPr>
+                <w:rFonts w:ascii="Times New Roman" w:hAnsi="Times New Roman" w:cs="Times New Roman" w:eastAsia="Times New Roman"/>
+                <w:b w:val="0"/>
+                <w:i w:val="0"/>
+                <w:sz w:val="26"/>
               </w:rPr>
               <w:t>Tiết 0: Định hướng môn học</w:t>
             </w:r>
@@ -1536,19 +1550,26 @@
         </w:tc>
         <w:tc>
           <w:tcPr>
-            <w:tcW w:type="dxa" w:w="850"/>
-            <w:vAlign w:val="center"/>
-          </w:tcPr>
-          <w:p>
-            <w:pPr>
-              <w:spacing w:before="40" w:after="40" w:line="276" w:lineRule="auto"/>
-              <w:jc w:val="center"/>
-            </w:pPr>
-            <w:r>
-              <w:rPr>
-                <w:rFonts w:ascii="Times New Roman" w:hAnsi="Times New Roman"/>
-                <w:sz w:val="26"/>
-                <w:rFonts w:ascii="Times New Roman" w:hAnsi="Times New Roman" w:cs="Times New Roman"/>
+            <w:tcW w:type="dxa" w:w="1862"/>
+            <w:tcMar>
+              <w:top w:w="80" w:type="dxa"/>
+              <w:bottom w:w="80" w:type="dxa"/>
+              <w:left w:w="120" w:type="dxa"/>
+              <w:right w:w="120" w:type="dxa"/>
+            </w:tcMar>
+          </w:tcPr>
+          <w:p>
+            <w:pPr>
+              <w:spacing w:line="276" w:lineRule="auto" w:after="40"/>
+              <w:jc w:val="center"/>
+            </w:pPr>
+            <w:r/>
+            <w:r>
+              <w:rPr>
+                <w:rFonts w:ascii="Times New Roman" w:hAnsi="Times New Roman" w:cs="Times New Roman" w:eastAsia="Times New Roman"/>
+                <w:b w:val="0"/>
+                <w:i w:val="0"/>
+                <w:sz w:val="26"/>
               </w:rPr>
               <w:t>1</w:t>
             </w:r>
@@ -1556,19 +1577,26 @@
         </w:tc>
         <w:tc>
           <w:tcPr>
-            <w:tcW w:type="dxa" w:w="1247"/>
-            <w:vAlign w:val="center"/>
-          </w:tcPr>
-          <w:p>
-            <w:pPr>
-              <w:spacing w:before="40" w:after="40" w:line="276" w:lineRule="auto"/>
-              <w:jc w:val="center"/>
-            </w:pPr>
-            <w:r>
-              <w:rPr>
-                <w:rFonts w:ascii="Times New Roman" w:hAnsi="Times New Roman"/>
-                <w:sz w:val="26"/>
-                <w:rFonts w:ascii="Times New Roman" w:hAnsi="Times New Roman" w:cs="Times New Roman"/>
+            <w:tcW w:type="dxa" w:w="1862"/>
+            <w:tcMar>
+              <w:top w:w="80" w:type="dxa"/>
+              <w:bottom w:w="80" w:type="dxa"/>
+              <w:left w:w="120" w:type="dxa"/>
+              <w:right w:w="120" w:type="dxa"/>
+            </w:tcMar>
+          </w:tcPr>
+          <w:p>
+            <w:pPr>
+              <w:spacing w:line="276" w:lineRule="auto" w:after="40"/>
+              <w:jc w:val="center"/>
+            </w:pPr>
+            <w:r/>
+            <w:r>
+              <w:rPr>
+                <w:rFonts w:ascii="Times New Roman" w:hAnsi="Times New Roman" w:cs="Times New Roman" w:eastAsia="Times New Roman"/>
+                <w:b w:val="0"/>
+                <w:i w:val="0"/>
+                <w:sz w:val="26"/>
               </w:rPr>
               <w:t>1</w:t>
             </w:r>
@@ -1576,21 +1604,28 @@
         </w:tc>
         <w:tc>
           <w:tcPr>
-            <w:tcW w:type="dxa" w:w="3402"/>
-            <w:vAlign w:val="center"/>
-          </w:tcPr>
-          <w:p>
-            <w:pPr>
-              <w:spacing w:before="40" w:after="40" w:line="276" w:lineRule="auto"/>
-              <w:jc w:val="both"/>
-            </w:pPr>
-            <w:r>
-              <w:rPr>
-                <w:rFonts w:ascii="Times New Roman" w:hAnsi="Times New Roman"/>
-                <w:sz w:val="26"/>
-                <w:rFonts w:ascii="Times New Roman" w:hAnsi="Times New Roman" w:cs="Times New Roman"/>
-              </w:rPr>
-              <w:t>Giới thiệu tổng quan môn học Robotics, phương pháp học tập thực hành, quy trình làm việc nhóm, an toàn sử dụng thiết bị và nội quy phòng học bộ môn.</w:t>
+            <w:tcW w:type="dxa" w:w="1862"/>
+            <w:tcMar>
+              <w:top w:w="80" w:type="dxa"/>
+              <w:bottom w:w="80" w:type="dxa"/>
+              <w:left w:w="120" w:type="dxa"/>
+              <w:right w:w="120" w:type="dxa"/>
+            </w:tcMar>
+          </w:tcPr>
+          <w:p>
+            <w:pPr>
+              <w:spacing w:line="276" w:lineRule="auto" w:after="40"/>
+              <w:jc w:val="left"/>
+            </w:pPr>
+            <w:r/>
+            <w:r>
+              <w:rPr>
+                <w:rFonts w:ascii="Times New Roman" w:hAnsi="Times New Roman" w:cs="Times New Roman" w:eastAsia="Times New Roman"/>
+                <w:b w:val="0"/>
+                <w:i w:val="0"/>
+                <w:sz w:val="26"/>
+              </w:rPr>
+              <w:t>Giới thiệu tổng quan môn học Robotics, phương pháp học tập thực hành, an toàn sử dụng thiết bị và nội quy phòng học bộ môn.</w:t>
             </w:r>
           </w:p>
         </w:tc>
@@ -1598,19 +1633,26 @@
       <w:tr>
         <w:tc>
           <w:tcPr>
-            <w:tcW w:type="dxa" w:w="680"/>
-            <w:vAlign w:val="center"/>
-          </w:tcPr>
-          <w:p>
-            <w:pPr>
-              <w:spacing w:before="40" w:after="40" w:line="276" w:lineRule="auto"/>
-              <w:jc w:val="center"/>
-            </w:pPr>
-            <w:r>
-              <w:rPr>
-                <w:rFonts w:ascii="Times New Roman" w:hAnsi="Times New Roman"/>
-                <w:sz w:val="26"/>
-                <w:rFonts w:ascii="Times New Roman" w:hAnsi="Times New Roman" w:cs="Times New Roman"/>
+            <w:tcW w:type="dxa" w:w="1862"/>
+            <w:tcMar>
+              <w:top w:w="80" w:type="dxa"/>
+              <w:bottom w:w="80" w:type="dxa"/>
+              <w:left w:w="120" w:type="dxa"/>
+              <w:right w:w="120" w:type="dxa"/>
+            </w:tcMar>
+          </w:tcPr>
+          <w:p>
+            <w:pPr>
+              <w:spacing w:line="276" w:lineRule="auto" w:after="40"/>
+              <w:jc w:val="center"/>
+            </w:pPr>
+            <w:r/>
+            <w:r>
+              <w:rPr>
+                <w:rFonts w:ascii="Times New Roman" w:hAnsi="Times New Roman" w:cs="Times New Roman" w:eastAsia="Times New Roman"/>
+                <w:b w:val="0"/>
+                <w:i w:val="0"/>
+                <w:sz w:val="26"/>
               </w:rPr>
               <w:t>2</w:t>
             </w:r>
@@ -1618,19 +1660,26 @@
         </w:tc>
         <w:tc>
           <w:tcPr>
-            <w:tcW w:type="dxa" w:w="3118"/>
-            <w:vAlign w:val="center"/>
-          </w:tcPr>
-          <w:p>
-            <w:pPr>
-              <w:spacing w:before="40" w:after="40" w:line="276" w:lineRule="auto"/>
-              <w:jc w:val="both"/>
-            </w:pPr>
-            <w:r>
-              <w:rPr>
-                <w:rFonts w:ascii="Times New Roman" w:hAnsi="Times New Roman"/>
-                <w:sz w:val="26"/>
-                <w:rFonts w:ascii="Times New Roman" w:hAnsi="Times New Roman" w:cs="Times New Roman"/>
+            <w:tcW w:type="dxa" w:w="1862"/>
+            <w:tcMar>
+              <w:top w:w="80" w:type="dxa"/>
+              <w:bottom w:w="80" w:type="dxa"/>
+              <w:left w:w="120" w:type="dxa"/>
+              <w:right w:w="120" w:type="dxa"/>
+            </w:tcMar>
+          </w:tcPr>
+          <w:p>
+            <w:pPr>
+              <w:spacing w:line="276" w:lineRule="auto" w:after="40"/>
+              <w:jc w:val="left"/>
+            </w:pPr>
+            <w:r/>
+            <w:r>
+              <w:rPr>
+                <w:rFonts w:ascii="Times New Roman" w:hAnsi="Times New Roman" w:cs="Times New Roman" w:eastAsia="Times New Roman"/>
+                <w:b w:val="0"/>
+                <w:i w:val="0"/>
+                <w:sz w:val="26"/>
               </w:rPr>
               <w:t>Bài 1. Động cơ là gì?</w:t>
             </w:r>
@@ -1638,19 +1687,26 @@
         </w:tc>
         <w:tc>
           <w:tcPr>
-            <w:tcW w:type="dxa" w:w="850"/>
-            <w:vAlign w:val="center"/>
-          </w:tcPr>
-          <w:p>
-            <w:pPr>
-              <w:spacing w:before="40" w:after="40" w:line="276" w:lineRule="auto"/>
-              <w:jc w:val="center"/>
-            </w:pPr>
-            <w:r>
-              <w:rPr>
-                <w:rFonts w:ascii="Times New Roman" w:hAnsi="Times New Roman"/>
-                <w:sz w:val="26"/>
-                <w:rFonts w:ascii="Times New Roman" w:hAnsi="Times New Roman" w:cs="Times New Roman"/>
+            <w:tcW w:type="dxa" w:w="1862"/>
+            <w:tcMar>
+              <w:top w:w="80" w:type="dxa"/>
+              <w:bottom w:w="80" w:type="dxa"/>
+              <w:left w:w="120" w:type="dxa"/>
+              <w:right w:w="120" w:type="dxa"/>
+            </w:tcMar>
+          </w:tcPr>
+          <w:p>
+            <w:pPr>
+              <w:spacing w:line="276" w:lineRule="auto" w:after="40"/>
+              <w:jc w:val="center"/>
+            </w:pPr>
+            <w:r/>
+            <w:r>
+              <w:rPr>
+                <w:rFonts w:ascii="Times New Roman" w:hAnsi="Times New Roman" w:cs="Times New Roman" w:eastAsia="Times New Roman"/>
+                <w:b w:val="0"/>
+                <w:i w:val="0"/>
+                <w:sz w:val="26"/>
               </w:rPr>
               <w:t>1</w:t>
             </w:r>
@@ -1658,19 +1714,26 @@
         </w:tc>
         <w:tc>
           <w:tcPr>
-            <w:tcW w:type="dxa" w:w="1247"/>
-            <w:vAlign w:val="center"/>
-          </w:tcPr>
-          <w:p>
-            <w:pPr>
-              <w:spacing w:before="40" w:after="40" w:line="276" w:lineRule="auto"/>
-              <w:jc w:val="center"/>
-            </w:pPr>
-            <w:r>
-              <w:rPr>
-                <w:rFonts w:ascii="Times New Roman" w:hAnsi="Times New Roman"/>
-                <w:sz w:val="26"/>
-                <w:rFonts w:ascii="Times New Roman" w:hAnsi="Times New Roman" w:cs="Times New Roman"/>
+            <w:tcW w:type="dxa" w:w="1862"/>
+            <w:tcMar>
+              <w:top w:w="80" w:type="dxa"/>
+              <w:bottom w:w="80" w:type="dxa"/>
+              <w:left w:w="120" w:type="dxa"/>
+              <w:right w:w="120" w:type="dxa"/>
+            </w:tcMar>
+          </w:tcPr>
+          <w:p>
+            <w:pPr>
+              <w:spacing w:line="276" w:lineRule="auto" w:after="40"/>
+              <w:jc w:val="center"/>
+            </w:pPr>
+            <w:r/>
+            <w:r>
+              <w:rPr>
+                <w:rFonts w:ascii="Times New Roman" w:hAnsi="Times New Roman" w:cs="Times New Roman" w:eastAsia="Times New Roman"/>
+                <w:b w:val="0"/>
+                <w:i w:val="0"/>
+                <w:sz w:val="26"/>
               </w:rPr>
               <w:t>2</w:t>
             </w:r>
@@ -1678,19 +1741,26 @@
         </w:tc>
         <w:tc>
           <w:tcPr>
-            <w:tcW w:type="dxa" w:w="3402"/>
-            <w:vAlign w:val="center"/>
-          </w:tcPr>
-          <w:p>
-            <w:pPr>
-              <w:spacing w:before="40" w:after="40" w:line="276" w:lineRule="auto"/>
-              <w:jc w:val="both"/>
-            </w:pPr>
-            <w:r>
-              <w:rPr>
-                <w:rFonts w:ascii="Times New Roman" w:hAnsi="Times New Roman"/>
-                <w:sz w:val="26"/>
-                <w:rFonts w:ascii="Times New Roman" w:hAnsi="Times New Roman" w:cs="Times New Roman"/>
+            <w:tcW w:type="dxa" w:w="1862"/>
+            <w:tcMar>
+              <w:top w:w="80" w:type="dxa"/>
+              <w:bottom w:w="80" w:type="dxa"/>
+              <w:left w:w="120" w:type="dxa"/>
+              <w:right w:w="120" w:type="dxa"/>
+            </w:tcMar>
+          </w:tcPr>
+          <w:p>
+            <w:pPr>
+              <w:spacing w:line="276" w:lineRule="auto" w:after="40"/>
+              <w:jc w:val="left"/>
+            </w:pPr>
+            <w:r/>
+            <w:r>
+              <w:rPr>
+                <w:rFonts w:ascii="Times New Roman" w:hAnsi="Times New Roman" w:cs="Times New Roman" w:eastAsia="Times New Roman"/>
+                <w:b w:val="0"/>
+                <w:i w:val="0"/>
+                <w:sz w:val="26"/>
               </w:rPr>
               <w:t>Tìm hiểu động cơ Dynamixel, chốt đặc biệt; lắp và vận hành robot xe nâng.</w:t>
             </w:r>
@@ -1700,19 +1770,26 @@
       <w:tr>
         <w:tc>
           <w:tcPr>
-            <w:tcW w:type="dxa" w:w="680"/>
-            <w:vAlign w:val="center"/>
-          </w:tcPr>
-          <w:p>
-            <w:pPr>
-              <w:spacing w:before="40" w:after="40" w:line="276" w:lineRule="auto"/>
-              <w:jc w:val="center"/>
-            </w:pPr>
-            <w:r>
-              <w:rPr>
-                <w:rFonts w:ascii="Times New Roman" w:hAnsi="Times New Roman"/>
-                <w:sz w:val="26"/>
-                <w:rFonts w:ascii="Times New Roman" w:hAnsi="Times New Roman" w:cs="Times New Roman"/>
+            <w:tcW w:type="dxa" w:w="1862"/>
+            <w:tcMar>
+              <w:top w:w="80" w:type="dxa"/>
+              <w:bottom w:w="80" w:type="dxa"/>
+              <w:left w:w="120" w:type="dxa"/>
+              <w:right w:w="120" w:type="dxa"/>
+            </w:tcMar>
+          </w:tcPr>
+          <w:p>
+            <w:pPr>
+              <w:spacing w:line="276" w:lineRule="auto" w:after="40"/>
+              <w:jc w:val="center"/>
+            </w:pPr>
+            <w:r/>
+            <w:r>
+              <w:rPr>
+                <w:rFonts w:ascii="Times New Roman" w:hAnsi="Times New Roman" w:cs="Times New Roman" w:eastAsia="Times New Roman"/>
+                <w:b w:val="0"/>
+                <w:i w:val="0"/>
+                <w:sz w:val="26"/>
               </w:rPr>
               <w:t>3</w:t>
             </w:r>
@@ -1720,19 +1797,26 @@
         </w:tc>
         <w:tc>
           <w:tcPr>
-            <w:tcW w:type="dxa" w:w="3118"/>
-            <w:vAlign w:val="center"/>
-          </w:tcPr>
-          <w:p>
-            <w:pPr>
-              <w:spacing w:before="40" w:after="40" w:line="276" w:lineRule="auto"/>
-              <w:jc w:val="both"/>
-            </w:pPr>
-            <w:r>
-              <w:rPr>
-                <w:rFonts w:ascii="Times New Roman" w:hAnsi="Times New Roman"/>
-                <w:sz w:val="26"/>
-                <w:rFonts w:ascii="Times New Roman" w:hAnsi="Times New Roman" w:cs="Times New Roman"/>
+            <w:tcW w:type="dxa" w:w="1862"/>
+            <w:tcMar>
+              <w:top w:w="80" w:type="dxa"/>
+              <w:bottom w:w="80" w:type="dxa"/>
+              <w:left w:w="120" w:type="dxa"/>
+              <w:right w:w="120" w:type="dxa"/>
+            </w:tcMar>
+          </w:tcPr>
+          <w:p>
+            <w:pPr>
+              <w:spacing w:line="276" w:lineRule="auto" w:after="40"/>
+              <w:jc w:val="left"/>
+            </w:pPr>
+            <w:r/>
+            <w:r>
+              <w:rPr>
+                <w:rFonts w:ascii="Times New Roman" w:hAnsi="Times New Roman" w:cs="Times New Roman" w:eastAsia="Times New Roman"/>
+                <w:b w:val="0"/>
+                <w:i w:val="0"/>
+                <w:sz w:val="26"/>
               </w:rPr>
               <w:t>Bài 2. Robot cố định vật</w:t>
             </w:r>
@@ -1740,19 +1824,26 @@
         </w:tc>
         <w:tc>
           <w:tcPr>
-            <w:tcW w:type="dxa" w:w="850"/>
-            <w:vAlign w:val="center"/>
-          </w:tcPr>
-          <w:p>
-            <w:pPr>
-              <w:spacing w:before="40" w:after="40" w:line="276" w:lineRule="auto"/>
-              <w:jc w:val="center"/>
-            </w:pPr>
-            <w:r>
-              <w:rPr>
-                <w:rFonts w:ascii="Times New Roman" w:hAnsi="Times New Roman"/>
-                <w:sz w:val="26"/>
-                <w:rFonts w:ascii="Times New Roman" w:hAnsi="Times New Roman" w:cs="Times New Roman"/>
+            <w:tcW w:type="dxa" w:w="1862"/>
+            <w:tcMar>
+              <w:top w:w="80" w:type="dxa"/>
+              <w:bottom w:w="80" w:type="dxa"/>
+              <w:left w:w="120" w:type="dxa"/>
+              <w:right w:w="120" w:type="dxa"/>
+            </w:tcMar>
+          </w:tcPr>
+          <w:p>
+            <w:pPr>
+              <w:spacing w:line="276" w:lineRule="auto" w:after="40"/>
+              <w:jc w:val="center"/>
+            </w:pPr>
+            <w:r/>
+            <w:r>
+              <w:rPr>
+                <w:rFonts w:ascii="Times New Roman" w:hAnsi="Times New Roman" w:cs="Times New Roman" w:eastAsia="Times New Roman"/>
+                <w:b w:val="0"/>
+                <w:i w:val="0"/>
+                <w:sz w:val="26"/>
               </w:rPr>
               <w:t>1</w:t>
             </w:r>
@@ -1760,19 +1851,26 @@
         </w:tc>
         <w:tc>
           <w:tcPr>
-            <w:tcW w:type="dxa" w:w="1247"/>
-            <w:vAlign w:val="center"/>
-          </w:tcPr>
-          <w:p>
-            <w:pPr>
-              <w:spacing w:before="40" w:after="40" w:line="276" w:lineRule="auto"/>
-              <w:jc w:val="center"/>
-            </w:pPr>
-            <w:r>
-              <w:rPr>
-                <w:rFonts w:ascii="Times New Roman" w:hAnsi="Times New Roman"/>
-                <w:sz w:val="26"/>
-                <w:rFonts w:ascii="Times New Roman" w:hAnsi="Times New Roman" w:cs="Times New Roman"/>
+            <w:tcW w:type="dxa" w:w="1862"/>
+            <w:tcMar>
+              <w:top w:w="80" w:type="dxa"/>
+              <w:bottom w:w="80" w:type="dxa"/>
+              <w:left w:w="120" w:type="dxa"/>
+              <w:right w:w="120" w:type="dxa"/>
+            </w:tcMar>
+          </w:tcPr>
+          <w:p>
+            <w:pPr>
+              <w:spacing w:line="276" w:lineRule="auto" w:after="40"/>
+              <w:jc w:val="center"/>
+            </w:pPr>
+            <w:r/>
+            <w:r>
+              <w:rPr>
+                <w:rFonts w:ascii="Times New Roman" w:hAnsi="Times New Roman" w:cs="Times New Roman" w:eastAsia="Times New Roman"/>
+                <w:b w:val="0"/>
+                <w:i w:val="0"/>
+                <w:sz w:val="26"/>
               </w:rPr>
               <w:t>3</w:t>
             </w:r>
@@ -1780,19 +1878,26 @@
         </w:tc>
         <w:tc>
           <w:tcPr>
-            <w:tcW w:type="dxa" w:w="3402"/>
-            <w:vAlign w:val="center"/>
-          </w:tcPr>
-          <w:p>
-            <w:pPr>
-              <w:spacing w:before="40" w:after="40" w:line="276" w:lineRule="auto"/>
-              <w:jc w:val="both"/>
-            </w:pPr>
-            <w:r>
-              <w:rPr>
-                <w:rFonts w:ascii="Times New Roman" w:hAnsi="Times New Roman"/>
-                <w:sz w:val="26"/>
-                <w:rFonts w:ascii="Times New Roman" w:hAnsi="Times New Roman" w:cs="Times New Roman"/>
+            <w:tcW w:type="dxa" w:w="1862"/>
+            <w:tcMar>
+              <w:top w:w="80" w:type="dxa"/>
+              <w:bottom w:w="80" w:type="dxa"/>
+              <w:left w:w="120" w:type="dxa"/>
+              <w:right w:w="120" w:type="dxa"/>
+            </w:tcMar>
+          </w:tcPr>
+          <w:p>
+            <w:pPr>
+              <w:spacing w:line="276" w:lineRule="auto" w:after="40"/>
+              <w:jc w:val="left"/>
+            </w:pPr>
+            <w:r/>
+            <w:r>
+              <w:rPr>
+                <w:rFonts w:ascii="Times New Roman" w:hAnsi="Times New Roman" w:cs="Times New Roman" w:eastAsia="Times New Roman"/>
+                <w:b w:val="0"/>
+                <w:i w:val="0"/>
+                <w:sz w:val="26"/>
               </w:rPr>
               <w:t>Tìm hiểu dụng cụ cố định đồ vật; thiết kế robot xe gắp và di chuyển vật thể.</w:t>
             </w:r>
@@ -1802,19 +1907,26 @@
       <w:tr>
         <w:tc>
           <w:tcPr>
-            <w:tcW w:type="dxa" w:w="680"/>
-            <w:vAlign w:val="center"/>
-          </w:tcPr>
-          <w:p>
-            <w:pPr>
-              <w:spacing w:before="40" w:after="40" w:line="276" w:lineRule="auto"/>
-              <w:jc w:val="center"/>
-            </w:pPr>
-            <w:r>
-              <w:rPr>
-                <w:rFonts w:ascii="Times New Roman" w:hAnsi="Times New Roman"/>
-                <w:sz w:val="26"/>
-                <w:rFonts w:ascii="Times New Roman" w:hAnsi="Times New Roman" w:cs="Times New Roman"/>
+            <w:tcW w:type="dxa" w:w="1862"/>
+            <w:tcMar>
+              <w:top w:w="80" w:type="dxa"/>
+              <w:bottom w:w="80" w:type="dxa"/>
+              <w:left w:w="120" w:type="dxa"/>
+              <w:right w:w="120" w:type="dxa"/>
+            </w:tcMar>
+          </w:tcPr>
+          <w:p>
+            <w:pPr>
+              <w:spacing w:line="276" w:lineRule="auto" w:after="40"/>
+              <w:jc w:val="center"/>
+            </w:pPr>
+            <w:r/>
+            <w:r>
+              <w:rPr>
+                <w:rFonts w:ascii="Times New Roman" w:hAnsi="Times New Roman" w:cs="Times New Roman" w:eastAsia="Times New Roman"/>
+                <w:b w:val="0"/>
+                <w:i w:val="0"/>
+                <w:sz w:val="26"/>
               </w:rPr>
               <w:t>4</w:t>
             </w:r>
@@ -1822,19 +1934,26 @@
         </w:tc>
         <w:tc>
           <w:tcPr>
-            <w:tcW w:type="dxa" w:w="3118"/>
-            <w:vAlign w:val="center"/>
-          </w:tcPr>
-          <w:p>
-            <w:pPr>
-              <w:spacing w:before="40" w:after="40" w:line="276" w:lineRule="auto"/>
-              <w:jc w:val="both"/>
-            </w:pPr>
-            <w:r>
-              <w:rPr>
-                <w:rFonts w:ascii="Times New Roman" w:hAnsi="Times New Roman"/>
-                <w:sz w:val="26"/>
-                <w:rFonts w:ascii="Times New Roman" w:hAnsi="Times New Roman" w:cs="Times New Roman"/>
+            <w:tcW w:type="dxa" w:w="1862"/>
+            <w:tcMar>
+              <w:top w:w="80" w:type="dxa"/>
+              <w:bottom w:w="80" w:type="dxa"/>
+              <w:left w:w="120" w:type="dxa"/>
+              <w:right w:w="120" w:type="dxa"/>
+            </w:tcMar>
+          </w:tcPr>
+          <w:p>
+            <w:pPr>
+              <w:spacing w:line="276" w:lineRule="auto" w:after="40"/>
+              <w:jc w:val="left"/>
+            </w:pPr>
+            <w:r/>
+            <w:r>
+              <w:rPr>
+                <w:rFonts w:ascii="Times New Roman" w:hAnsi="Times New Roman" w:cs="Times New Roman" w:eastAsia="Times New Roman"/>
+                <w:b w:val="0"/>
+                <w:i w:val="0"/>
+                <w:sz w:val="26"/>
               </w:rPr>
               <w:t>Bài 3. Robot nhận biết âm thanh</w:t>
             </w:r>
@@ -1842,19 +1961,26 @@
         </w:tc>
         <w:tc>
           <w:tcPr>
-            <w:tcW w:type="dxa" w:w="850"/>
-            <w:vAlign w:val="center"/>
-          </w:tcPr>
-          <w:p>
-            <w:pPr>
-              <w:spacing w:before="40" w:after="40" w:line="276" w:lineRule="auto"/>
-              <w:jc w:val="center"/>
-            </w:pPr>
-            <w:r>
-              <w:rPr>
-                <w:rFonts w:ascii="Times New Roman" w:hAnsi="Times New Roman"/>
-                <w:sz w:val="26"/>
-                <w:rFonts w:ascii="Times New Roman" w:hAnsi="Times New Roman" w:cs="Times New Roman"/>
+            <w:tcW w:type="dxa" w:w="1862"/>
+            <w:tcMar>
+              <w:top w:w="80" w:type="dxa"/>
+              <w:bottom w:w="80" w:type="dxa"/>
+              <w:left w:w="120" w:type="dxa"/>
+              <w:right w:w="120" w:type="dxa"/>
+            </w:tcMar>
+          </w:tcPr>
+          <w:p>
+            <w:pPr>
+              <w:spacing w:line="276" w:lineRule="auto" w:after="40"/>
+              <w:jc w:val="center"/>
+            </w:pPr>
+            <w:r/>
+            <w:r>
+              <w:rPr>
+                <w:rFonts w:ascii="Times New Roman" w:hAnsi="Times New Roman" w:cs="Times New Roman" w:eastAsia="Times New Roman"/>
+                <w:b w:val="0"/>
+                <w:i w:val="0"/>
+                <w:sz w:val="26"/>
               </w:rPr>
               <w:t>1</w:t>
             </w:r>
@@ -1862,19 +1988,26 @@
         </w:tc>
         <w:tc>
           <w:tcPr>
-            <w:tcW w:type="dxa" w:w="1247"/>
-            <w:vAlign w:val="center"/>
-          </w:tcPr>
-          <w:p>
-            <w:pPr>
-              <w:spacing w:before="40" w:after="40" w:line="276" w:lineRule="auto"/>
-              <w:jc w:val="center"/>
-            </w:pPr>
-            <w:r>
-              <w:rPr>
-                <w:rFonts w:ascii="Times New Roman" w:hAnsi="Times New Roman"/>
-                <w:sz w:val="26"/>
-                <w:rFonts w:ascii="Times New Roman" w:hAnsi="Times New Roman" w:cs="Times New Roman"/>
+            <w:tcW w:type="dxa" w:w="1862"/>
+            <w:tcMar>
+              <w:top w:w="80" w:type="dxa"/>
+              <w:bottom w:w="80" w:type="dxa"/>
+              <w:left w:w="120" w:type="dxa"/>
+              <w:right w:w="120" w:type="dxa"/>
+            </w:tcMar>
+          </w:tcPr>
+          <w:p>
+            <w:pPr>
+              <w:spacing w:line="276" w:lineRule="auto" w:after="40"/>
+              <w:jc w:val="center"/>
+            </w:pPr>
+            <w:r/>
+            <w:r>
+              <w:rPr>
+                <w:rFonts w:ascii="Times New Roman" w:hAnsi="Times New Roman" w:cs="Times New Roman" w:eastAsia="Times New Roman"/>
+                <w:b w:val="0"/>
+                <w:i w:val="0"/>
+                <w:sz w:val="26"/>
               </w:rPr>
               <w:t>4</w:t>
             </w:r>
@@ -1882,19 +2015,26 @@
         </w:tc>
         <w:tc>
           <w:tcPr>
-            <w:tcW w:type="dxa" w:w="3402"/>
-            <w:vAlign w:val="center"/>
-          </w:tcPr>
-          <w:p>
-            <w:pPr>
-              <w:spacing w:before="40" w:after="40" w:line="276" w:lineRule="auto"/>
-              <w:jc w:val="both"/>
-            </w:pPr>
-            <w:r>
-              <w:rPr>
-                <w:rFonts w:ascii="Times New Roman" w:hAnsi="Times New Roman"/>
-                <w:sz w:val="26"/>
-                <w:rFonts w:ascii="Times New Roman" w:hAnsi="Times New Roman" w:cs="Times New Roman"/>
+            <w:tcW w:type="dxa" w:w="1862"/>
+            <w:tcMar>
+              <w:top w:w="80" w:type="dxa"/>
+              <w:bottom w:w="80" w:type="dxa"/>
+              <w:left w:w="120" w:type="dxa"/>
+              <w:right w:w="120" w:type="dxa"/>
+            </w:tcMar>
+          </w:tcPr>
+          <w:p>
+            <w:pPr>
+              <w:spacing w:line="276" w:lineRule="auto" w:after="40"/>
+              <w:jc w:val="left"/>
+            </w:pPr>
+            <w:r/>
+            <w:r>
+              <w:rPr>
+                <w:rFonts w:ascii="Times New Roman" w:hAnsi="Times New Roman" w:cs="Times New Roman" w:eastAsia="Times New Roman"/>
+                <w:b w:val="0"/>
+                <w:i w:val="0"/>
+                <w:sz w:val="26"/>
               </w:rPr>
               <w:t>Tìm hiểu cảm biến âm thanh; lắp robot phản ứng với tiếng vỗ tay.</w:t>
             </w:r>
@@ -1904,19 +2044,26 @@
       <w:tr>
         <w:tc>
           <w:tcPr>
-            <w:tcW w:type="dxa" w:w="680"/>
-            <w:vAlign w:val="center"/>
-          </w:tcPr>
-          <w:p>
-            <w:pPr>
-              <w:spacing w:before="40" w:after="40" w:line="276" w:lineRule="auto"/>
-              <w:jc w:val="center"/>
-            </w:pPr>
-            <w:r>
-              <w:rPr>
-                <w:rFonts w:ascii="Times New Roman" w:hAnsi="Times New Roman"/>
-                <w:sz w:val="26"/>
-                <w:rFonts w:ascii="Times New Roman" w:hAnsi="Times New Roman" w:cs="Times New Roman"/>
+            <w:tcW w:type="dxa" w:w="1862"/>
+            <w:tcMar>
+              <w:top w:w="80" w:type="dxa"/>
+              <w:bottom w:w="80" w:type="dxa"/>
+              <w:left w:w="120" w:type="dxa"/>
+              <w:right w:w="120" w:type="dxa"/>
+            </w:tcMar>
+          </w:tcPr>
+          <w:p>
+            <w:pPr>
+              <w:spacing w:line="276" w:lineRule="auto" w:after="40"/>
+              <w:jc w:val="center"/>
+            </w:pPr>
+            <w:r/>
+            <w:r>
+              <w:rPr>
+                <w:rFonts w:ascii="Times New Roman" w:hAnsi="Times New Roman" w:cs="Times New Roman" w:eastAsia="Times New Roman"/>
+                <w:b w:val="0"/>
+                <w:i w:val="0"/>
+                <w:sz w:val="26"/>
               </w:rPr>
               <w:t>5</w:t>
             </w:r>
@@ -1924,19 +2071,26 @@
         </w:tc>
         <w:tc>
           <w:tcPr>
-            <w:tcW w:type="dxa" w:w="3118"/>
-            <w:vAlign w:val="center"/>
-          </w:tcPr>
-          <w:p>
-            <w:pPr>
-              <w:spacing w:before="40" w:after="40" w:line="276" w:lineRule="auto"/>
-              <w:jc w:val="both"/>
-            </w:pPr>
-            <w:r>
-              <w:rPr>
-                <w:rFonts w:ascii="Times New Roman" w:hAnsi="Times New Roman"/>
-                <w:sz w:val="26"/>
-                <w:rFonts w:ascii="Times New Roman" w:hAnsi="Times New Roman" w:cs="Times New Roman"/>
+            <w:tcW w:type="dxa" w:w="1862"/>
+            <w:tcMar>
+              <w:top w:w="80" w:type="dxa"/>
+              <w:bottom w:w="80" w:type="dxa"/>
+              <w:left w:w="120" w:type="dxa"/>
+              <w:right w:w="120" w:type="dxa"/>
+            </w:tcMar>
+          </w:tcPr>
+          <w:p>
+            <w:pPr>
+              <w:spacing w:line="276" w:lineRule="auto" w:after="40"/>
+              <w:jc w:val="left"/>
+            </w:pPr>
+            <w:r/>
+            <w:r>
+              <w:rPr>
+                <w:rFonts w:ascii="Times New Roman" w:hAnsi="Times New Roman" w:cs="Times New Roman" w:eastAsia="Times New Roman"/>
+                <w:b w:val="0"/>
+                <w:i w:val="0"/>
+                <w:sz w:val="26"/>
               </w:rPr>
               <w:t>Bài 4. Bộ điều khiển từ xa</w:t>
             </w:r>
@@ -1944,19 +2098,26 @@
         </w:tc>
         <w:tc>
           <w:tcPr>
-            <w:tcW w:type="dxa" w:w="850"/>
-            <w:vAlign w:val="center"/>
-          </w:tcPr>
-          <w:p>
-            <w:pPr>
-              <w:spacing w:before="40" w:after="40" w:line="276" w:lineRule="auto"/>
-              <w:jc w:val="center"/>
-            </w:pPr>
-            <w:r>
-              <w:rPr>
-                <w:rFonts w:ascii="Times New Roman" w:hAnsi="Times New Roman"/>
-                <w:sz w:val="26"/>
-                <w:rFonts w:ascii="Times New Roman" w:hAnsi="Times New Roman" w:cs="Times New Roman"/>
+            <w:tcW w:type="dxa" w:w="1862"/>
+            <w:tcMar>
+              <w:top w:w="80" w:type="dxa"/>
+              <w:bottom w:w="80" w:type="dxa"/>
+              <w:left w:w="120" w:type="dxa"/>
+              <w:right w:w="120" w:type="dxa"/>
+            </w:tcMar>
+          </w:tcPr>
+          <w:p>
+            <w:pPr>
+              <w:spacing w:line="276" w:lineRule="auto" w:after="40"/>
+              <w:jc w:val="center"/>
+            </w:pPr>
+            <w:r/>
+            <w:r>
+              <w:rPr>
+                <w:rFonts w:ascii="Times New Roman" w:hAnsi="Times New Roman" w:cs="Times New Roman" w:eastAsia="Times New Roman"/>
+                <w:b w:val="0"/>
+                <w:i w:val="0"/>
+                <w:sz w:val="26"/>
               </w:rPr>
               <w:t>1</w:t>
             </w:r>
@@ -1964,19 +2125,26 @@
         </w:tc>
         <w:tc>
           <w:tcPr>
-            <w:tcW w:type="dxa" w:w="1247"/>
-            <w:vAlign w:val="center"/>
-          </w:tcPr>
-          <w:p>
-            <w:pPr>
-              <w:spacing w:before="40" w:after="40" w:line="276" w:lineRule="auto"/>
-              <w:jc w:val="center"/>
-            </w:pPr>
-            <w:r>
-              <w:rPr>
-                <w:rFonts w:ascii="Times New Roman" w:hAnsi="Times New Roman"/>
-                <w:sz w:val="26"/>
-                <w:rFonts w:ascii="Times New Roman" w:hAnsi="Times New Roman" w:cs="Times New Roman"/>
+            <w:tcW w:type="dxa" w:w="1862"/>
+            <w:tcMar>
+              <w:top w:w="80" w:type="dxa"/>
+              <w:bottom w:w="80" w:type="dxa"/>
+              <w:left w:w="120" w:type="dxa"/>
+              <w:right w:w="120" w:type="dxa"/>
+            </w:tcMar>
+          </w:tcPr>
+          <w:p>
+            <w:pPr>
+              <w:spacing w:line="276" w:lineRule="auto" w:after="40"/>
+              <w:jc w:val="center"/>
+            </w:pPr>
+            <w:r/>
+            <w:r>
+              <w:rPr>
+                <w:rFonts w:ascii="Times New Roman" w:hAnsi="Times New Roman" w:cs="Times New Roman" w:eastAsia="Times New Roman"/>
+                <w:b w:val="0"/>
+                <w:i w:val="0"/>
+                <w:sz w:val="26"/>
               </w:rPr>
               <w:t>5</w:t>
             </w:r>
@@ -1984,19 +2152,26 @@
         </w:tc>
         <w:tc>
           <w:tcPr>
-            <w:tcW w:type="dxa" w:w="3402"/>
-            <w:vAlign w:val="center"/>
-          </w:tcPr>
-          <w:p>
-            <w:pPr>
-              <w:spacing w:before="40" w:after="40" w:line="276" w:lineRule="auto"/>
-              <w:jc w:val="both"/>
-            </w:pPr>
-            <w:r>
-              <w:rPr>
-                <w:rFonts w:ascii="Times New Roman" w:hAnsi="Times New Roman"/>
-                <w:sz w:val="26"/>
-                <w:rFonts w:ascii="Times New Roman" w:hAnsi="Times New Roman" w:cs="Times New Roman"/>
+            <w:tcW w:type="dxa" w:w="1862"/>
+            <w:tcMar>
+              <w:top w:w="80" w:type="dxa"/>
+              <w:bottom w:w="80" w:type="dxa"/>
+              <w:left w:w="120" w:type="dxa"/>
+              <w:right w:w="120" w:type="dxa"/>
+            </w:tcMar>
+          </w:tcPr>
+          <w:p>
+            <w:pPr>
+              <w:spacing w:line="276" w:lineRule="auto" w:after="40"/>
+              <w:jc w:val="left"/>
+            </w:pPr>
+            <w:r/>
+            <w:r>
+              <w:rPr>
+                <w:rFonts w:ascii="Times New Roman" w:hAnsi="Times New Roman" w:cs="Times New Roman" w:eastAsia="Times New Roman"/>
+                <w:b w:val="0"/>
+                <w:i w:val="0"/>
+                <w:sz w:val="26"/>
               </w:rPr>
               <w:t>Tìm hiểu chức năng bộ điều khiển; điều khiển robot pháo bắn mục tiêu.</w:t>
             </w:r>
@@ -2006,19 +2181,26 @@
       <w:tr>
         <w:tc>
           <w:tcPr>
-            <w:tcW w:type="dxa" w:w="680"/>
-            <w:vAlign w:val="center"/>
-          </w:tcPr>
-          <w:p>
-            <w:pPr>
-              <w:spacing w:before="40" w:after="40" w:line="276" w:lineRule="auto"/>
-              <w:jc w:val="center"/>
-            </w:pPr>
-            <w:r>
-              <w:rPr>
-                <w:rFonts w:ascii="Times New Roman" w:hAnsi="Times New Roman"/>
-                <w:sz w:val="26"/>
-                <w:rFonts w:ascii="Times New Roman" w:hAnsi="Times New Roman" w:cs="Times New Roman"/>
+            <w:tcW w:type="dxa" w:w="1862"/>
+            <w:tcMar>
+              <w:top w:w="80" w:type="dxa"/>
+              <w:bottom w:w="80" w:type="dxa"/>
+              <w:left w:w="120" w:type="dxa"/>
+              <w:right w:w="120" w:type="dxa"/>
+            </w:tcMar>
+          </w:tcPr>
+          <w:p>
+            <w:pPr>
+              <w:spacing w:line="276" w:lineRule="auto" w:after="40"/>
+              <w:jc w:val="center"/>
+            </w:pPr>
+            <w:r/>
+            <w:r>
+              <w:rPr>
+                <w:rFonts w:ascii="Times New Roman" w:hAnsi="Times New Roman" w:cs="Times New Roman" w:eastAsia="Times New Roman"/>
+                <w:b w:val="0"/>
+                <w:i w:val="0"/>
+                <w:sz w:val="26"/>
               </w:rPr>
               <w:t>6</w:t>
             </w:r>
@@ -2026,39 +2208,53 @@
         </w:tc>
         <w:tc>
           <w:tcPr>
-            <w:tcW w:type="dxa" w:w="3118"/>
-            <w:vAlign w:val="center"/>
-          </w:tcPr>
-          <w:p>
-            <w:pPr>
-              <w:spacing w:before="40" w:after="40" w:line="276" w:lineRule="auto"/>
-              <w:jc w:val="both"/>
-            </w:pPr>
-            <w:r>
-              <w:rPr>
-                <w:rFonts w:ascii="Times New Roman" w:hAnsi="Times New Roman"/>
-                <w:sz w:val="26"/>
-                <w:rFonts w:ascii="Times New Roman" w:hAnsi="Times New Roman" w:cs="Times New Roman"/>
-              </w:rPr>
-              <w:t>Ôn tập Đánh giá định kỳ 1</w:t>
-            </w:r>
-          </w:p>
-        </w:tc>
-        <w:tc>
-          <w:tcPr>
-            <w:tcW w:type="dxa" w:w="850"/>
-            <w:vAlign w:val="center"/>
-          </w:tcPr>
-          <w:p>
-            <w:pPr>
-              <w:spacing w:before="40" w:after="40" w:line="276" w:lineRule="auto"/>
-              <w:jc w:val="center"/>
-            </w:pPr>
-            <w:r>
-              <w:rPr>
-                <w:rFonts w:ascii="Times New Roman" w:hAnsi="Times New Roman"/>
-                <w:sz w:val="26"/>
-                <w:rFonts w:ascii="Times New Roman" w:hAnsi="Times New Roman" w:cs="Times New Roman"/>
+            <w:tcW w:type="dxa" w:w="1862"/>
+            <w:tcMar>
+              <w:top w:w="80" w:type="dxa"/>
+              <w:bottom w:w="80" w:type="dxa"/>
+              <w:left w:w="120" w:type="dxa"/>
+              <w:right w:w="120" w:type="dxa"/>
+            </w:tcMar>
+          </w:tcPr>
+          <w:p>
+            <w:pPr>
+              <w:spacing w:line="276" w:lineRule="auto" w:after="40"/>
+              <w:jc w:val="left"/>
+            </w:pPr>
+            <w:r/>
+            <w:r>
+              <w:rPr>
+                <w:rFonts w:ascii="Times New Roman" w:hAnsi="Times New Roman" w:cs="Times New Roman" w:eastAsia="Times New Roman"/>
+                <w:b w:val="0"/>
+                <w:i w:val="0"/>
+                <w:sz w:val="26"/>
+              </w:rPr>
+              <w:t>Bài 5. Động cơ Dynamixel hoạt động thế nào?</w:t>
+            </w:r>
+          </w:p>
+        </w:tc>
+        <w:tc>
+          <w:tcPr>
+            <w:tcW w:type="dxa" w:w="1862"/>
+            <w:tcMar>
+              <w:top w:w="80" w:type="dxa"/>
+              <w:bottom w:w="80" w:type="dxa"/>
+              <w:left w:w="120" w:type="dxa"/>
+              <w:right w:w="120" w:type="dxa"/>
+            </w:tcMar>
+          </w:tcPr>
+          <w:p>
+            <w:pPr>
+              <w:spacing w:line="276" w:lineRule="auto" w:after="40"/>
+              <w:jc w:val="center"/>
+            </w:pPr>
+            <w:r/>
+            <w:r>
+              <w:rPr>
+                <w:rFonts w:ascii="Times New Roman" w:hAnsi="Times New Roman" w:cs="Times New Roman" w:eastAsia="Times New Roman"/>
+                <w:b w:val="0"/>
+                <w:i w:val="0"/>
+                <w:sz w:val="26"/>
               </w:rPr>
               <w:t>1</w:t>
             </w:r>
@@ -2066,19 +2262,26 @@
         </w:tc>
         <w:tc>
           <w:tcPr>
-            <w:tcW w:type="dxa" w:w="1247"/>
-            <w:vAlign w:val="center"/>
-          </w:tcPr>
-          <w:p>
-            <w:pPr>
-              <w:spacing w:before="40" w:after="40" w:line="276" w:lineRule="auto"/>
-              <w:jc w:val="center"/>
-            </w:pPr>
-            <w:r>
-              <w:rPr>
-                <w:rFonts w:ascii="Times New Roman" w:hAnsi="Times New Roman"/>
-                <w:sz w:val="26"/>
-                <w:rFonts w:ascii="Times New Roman" w:hAnsi="Times New Roman" w:cs="Times New Roman"/>
+            <w:tcW w:type="dxa" w:w="1862"/>
+            <w:tcMar>
+              <w:top w:w="80" w:type="dxa"/>
+              <w:bottom w:w="80" w:type="dxa"/>
+              <w:left w:w="120" w:type="dxa"/>
+              <w:right w:w="120" w:type="dxa"/>
+            </w:tcMar>
+          </w:tcPr>
+          <w:p>
+            <w:pPr>
+              <w:spacing w:line="276" w:lineRule="auto" w:after="40"/>
+              <w:jc w:val="center"/>
+            </w:pPr>
+            <w:r/>
+            <w:r>
+              <w:rPr>
+                <w:rFonts w:ascii="Times New Roman" w:hAnsi="Times New Roman" w:cs="Times New Roman" w:eastAsia="Times New Roman"/>
+                <w:b w:val="0"/>
+                <w:i w:val="0"/>
+                <w:sz w:val="26"/>
               </w:rPr>
               <w:t>6</w:t>
             </w:r>
@@ -2086,21 +2289,28 @@
         </w:tc>
         <w:tc>
           <w:tcPr>
-            <w:tcW w:type="dxa" w:w="3402"/>
-            <w:vAlign w:val="center"/>
-          </w:tcPr>
-          <w:p>
-            <w:pPr>
-              <w:spacing w:before="40" w:after="40" w:line="276" w:lineRule="auto"/>
-              <w:jc w:val="both"/>
-            </w:pPr>
-            <w:r>
-              <w:rPr>
-                <w:rFonts w:ascii="Times New Roman" w:hAnsi="Times New Roman"/>
-                <w:sz w:val="26"/>
-                <w:rFonts w:ascii="Times New Roman" w:hAnsi="Times New Roman" w:cs="Times New Roman"/>
-              </w:rPr>
-              <w:t>Hệ thống hóa kiến thức chuẩn bị Đánh giá định kỳ 1.</w:t>
+            <w:tcW w:type="dxa" w:w="1862"/>
+            <w:tcMar>
+              <w:top w:w="80" w:type="dxa"/>
+              <w:bottom w:w="80" w:type="dxa"/>
+              <w:left w:w="120" w:type="dxa"/>
+              <w:right w:w="120" w:type="dxa"/>
+            </w:tcMar>
+          </w:tcPr>
+          <w:p>
+            <w:pPr>
+              <w:spacing w:line="276" w:lineRule="auto" w:after="40"/>
+              <w:jc w:val="left"/>
+            </w:pPr>
+            <w:r/>
+            <w:r>
+              <w:rPr>
+                <w:rFonts w:ascii="Times New Roman" w:hAnsi="Times New Roman" w:cs="Times New Roman" w:eastAsia="Times New Roman"/>
+                <w:b w:val="0"/>
+                <w:i w:val="0"/>
+                <w:sz w:val="26"/>
+              </w:rPr>
+              <w:t>Tìm hiểu cách hoạt động của động cơ servo Dynamixel; lắp robot khuếch đại chuyển động.</w:t>
             </w:r>
           </w:p>
         </w:tc>
@@ -2108,19 +2318,26 @@
       <w:tr>
         <w:tc>
           <w:tcPr>
-            <w:tcW w:type="dxa" w:w="680"/>
-            <w:vAlign w:val="center"/>
-          </w:tcPr>
-          <w:p>
-            <w:pPr>
-              <w:spacing w:before="40" w:after="40" w:line="276" w:lineRule="auto"/>
-              <w:jc w:val="center"/>
-            </w:pPr>
-            <w:r>
-              <w:rPr>
-                <w:rFonts w:ascii="Times New Roman" w:hAnsi="Times New Roman"/>
-                <w:sz w:val="26"/>
-                <w:rFonts w:ascii="Times New Roman" w:hAnsi="Times New Roman" w:cs="Times New Roman"/>
+            <w:tcW w:type="dxa" w:w="1862"/>
+            <w:tcMar>
+              <w:top w:w="80" w:type="dxa"/>
+              <w:bottom w:w="80" w:type="dxa"/>
+              <w:left w:w="120" w:type="dxa"/>
+              <w:right w:w="120" w:type="dxa"/>
+            </w:tcMar>
+          </w:tcPr>
+          <w:p>
+            <w:pPr>
+              <w:spacing w:line="276" w:lineRule="auto" w:after="40"/>
+              <w:jc w:val="center"/>
+            </w:pPr>
+            <w:r/>
+            <w:r>
+              <w:rPr>
+                <w:rFonts w:ascii="Times New Roman" w:hAnsi="Times New Roman" w:cs="Times New Roman" w:eastAsia="Times New Roman"/>
+                <w:b w:val="0"/>
+                <w:i w:val="0"/>
+                <w:sz w:val="26"/>
               </w:rPr>
               <w:t>7</w:t>
             </w:r>
@@ -2128,39 +2345,53 @@
         </w:tc>
         <w:tc>
           <w:tcPr>
-            <w:tcW w:type="dxa" w:w="3118"/>
-            <w:vAlign w:val="center"/>
-          </w:tcPr>
-          <w:p>
-            <w:pPr>
-              <w:spacing w:before="40" w:after="40" w:line="276" w:lineRule="auto"/>
-              <w:jc w:val="both"/>
-            </w:pPr>
-            <w:r>
-              <w:rPr>
-                <w:rFonts w:ascii="Times New Roman" w:hAnsi="Times New Roman"/>
-                <w:sz w:val="26"/>
-                <w:rFonts w:ascii="Times New Roman" w:hAnsi="Times New Roman" w:cs="Times New Roman"/>
-              </w:rPr>
-              <w:t>Đánh giá định kỳ 1</w:t>
-            </w:r>
-          </w:p>
-        </w:tc>
-        <w:tc>
-          <w:tcPr>
-            <w:tcW w:type="dxa" w:w="850"/>
-            <w:vAlign w:val="center"/>
-          </w:tcPr>
-          <w:p>
-            <w:pPr>
-              <w:spacing w:before="40" w:after="40" w:line="276" w:lineRule="auto"/>
-              <w:jc w:val="center"/>
-            </w:pPr>
-            <w:r>
-              <w:rPr>
-                <w:rFonts w:ascii="Times New Roman" w:hAnsi="Times New Roman"/>
-                <w:sz w:val="26"/>
-                <w:rFonts w:ascii="Times New Roman" w:hAnsi="Times New Roman" w:cs="Times New Roman"/>
+            <w:tcW w:type="dxa" w:w="1862"/>
+            <w:tcMar>
+              <w:top w:w="80" w:type="dxa"/>
+              <w:bottom w:w="80" w:type="dxa"/>
+              <w:left w:w="120" w:type="dxa"/>
+              <w:right w:w="120" w:type="dxa"/>
+            </w:tcMar>
+          </w:tcPr>
+          <w:p>
+            <w:pPr>
+              <w:spacing w:line="276" w:lineRule="auto" w:after="40"/>
+              <w:jc w:val="left"/>
+            </w:pPr>
+            <w:r/>
+            <w:r>
+              <w:rPr>
+                <w:rFonts w:ascii="Times New Roman" w:hAnsi="Times New Roman" w:cs="Times New Roman" w:eastAsia="Times New Roman"/>
+                <w:b w:val="0"/>
+                <w:i w:val="0"/>
+                <w:sz w:val="26"/>
+              </w:rPr>
+              <w:t>Bài 6. Phương tiện giao thông qua các thời đại</w:t>
+            </w:r>
+          </w:p>
+        </w:tc>
+        <w:tc>
+          <w:tcPr>
+            <w:tcW w:type="dxa" w:w="1862"/>
+            <w:tcMar>
+              <w:top w:w="80" w:type="dxa"/>
+              <w:bottom w:w="80" w:type="dxa"/>
+              <w:left w:w="120" w:type="dxa"/>
+              <w:right w:w="120" w:type="dxa"/>
+            </w:tcMar>
+          </w:tcPr>
+          <w:p>
+            <w:pPr>
+              <w:spacing w:line="276" w:lineRule="auto" w:after="40"/>
+              <w:jc w:val="center"/>
+            </w:pPr>
+            <w:r/>
+            <w:r>
+              <w:rPr>
+                <w:rFonts w:ascii="Times New Roman" w:hAnsi="Times New Roman" w:cs="Times New Roman" w:eastAsia="Times New Roman"/>
+                <w:b w:val="0"/>
+                <w:i w:val="0"/>
+                <w:sz w:val="26"/>
               </w:rPr>
               <w:t>1</w:t>
             </w:r>
@@ -2168,19 +2399,26 @@
         </w:tc>
         <w:tc>
           <w:tcPr>
-            <w:tcW w:type="dxa" w:w="1247"/>
-            <w:vAlign w:val="center"/>
-          </w:tcPr>
-          <w:p>
-            <w:pPr>
-              <w:spacing w:before="40" w:after="40" w:line="276" w:lineRule="auto"/>
-              <w:jc w:val="center"/>
-            </w:pPr>
-            <w:r>
-              <w:rPr>
-                <w:rFonts w:ascii="Times New Roman" w:hAnsi="Times New Roman"/>
-                <w:sz w:val="26"/>
-                <w:rFonts w:ascii="Times New Roman" w:hAnsi="Times New Roman" w:cs="Times New Roman"/>
+            <w:tcW w:type="dxa" w:w="1862"/>
+            <w:tcMar>
+              <w:top w:w="80" w:type="dxa"/>
+              <w:bottom w:w="80" w:type="dxa"/>
+              <w:left w:w="120" w:type="dxa"/>
+              <w:right w:w="120" w:type="dxa"/>
+            </w:tcMar>
+          </w:tcPr>
+          <w:p>
+            <w:pPr>
+              <w:spacing w:line="276" w:lineRule="auto" w:after="40"/>
+              <w:jc w:val="center"/>
+            </w:pPr>
+            <w:r/>
+            <w:r>
+              <w:rPr>
+                <w:rFonts w:ascii="Times New Roman" w:hAnsi="Times New Roman" w:cs="Times New Roman" w:eastAsia="Times New Roman"/>
+                <w:b w:val="0"/>
+                <w:i w:val="0"/>
+                <w:sz w:val="26"/>
               </w:rPr>
               <w:t>7</w:t>
             </w:r>
@@ -2188,21 +2426,28 @@
         </w:tc>
         <w:tc>
           <w:tcPr>
-            <w:tcW w:type="dxa" w:w="3402"/>
-            <w:vAlign w:val="center"/>
-          </w:tcPr>
-          <w:p>
-            <w:pPr>
-              <w:spacing w:before="40" w:after="40" w:line="276" w:lineRule="auto"/>
-              <w:jc w:val="both"/>
-            </w:pPr>
-            <w:r>
-              <w:rPr>
-                <w:rFonts w:ascii="Times New Roman" w:hAnsi="Times New Roman"/>
-                <w:sz w:val="26"/>
-                <w:rFonts w:ascii="Times New Roman" w:hAnsi="Times New Roman" w:cs="Times New Roman"/>
-              </w:rPr>
-              <w:t>Kiểm tra đánh giá kết quả học tập thực hành Robotics.</w:t>
+            <w:tcW w:type="dxa" w:w="1862"/>
+            <w:tcMar>
+              <w:top w:w="80" w:type="dxa"/>
+              <w:bottom w:w="80" w:type="dxa"/>
+              <w:left w:w="120" w:type="dxa"/>
+              <w:right w:w="120" w:type="dxa"/>
+            </w:tcMar>
+          </w:tcPr>
+          <w:p>
+            <w:pPr>
+              <w:spacing w:line="276" w:lineRule="auto" w:after="40"/>
+              <w:jc w:val="left"/>
+            </w:pPr>
+            <w:r/>
+            <w:r>
+              <w:rPr>
+                <w:rFonts w:ascii="Times New Roman" w:hAnsi="Times New Roman" w:cs="Times New Roman" w:eastAsia="Times New Roman"/>
+                <w:b w:val="0"/>
+                <w:i w:val="0"/>
+                <w:sz w:val="26"/>
+              </w:rPr>
+              <w:t>Tìm hiểu cơ cấu chuyển động lặp; chế tạo robot đua ngựa thi đấu.</w:t>
             </w:r>
           </w:p>
         </w:tc>
@@ -2210,19 +2455,26 @@
       <w:tr>
         <w:tc>
           <w:tcPr>
-            <w:tcW w:type="dxa" w:w="680"/>
-            <w:vAlign w:val="center"/>
-          </w:tcPr>
-          <w:p>
-            <w:pPr>
-              <w:spacing w:before="40" w:after="40" w:line="276" w:lineRule="auto"/>
-              <w:jc w:val="center"/>
-            </w:pPr>
-            <w:r>
-              <w:rPr>
-                <w:rFonts w:ascii="Times New Roman" w:hAnsi="Times New Roman"/>
-                <w:sz w:val="26"/>
-                <w:rFonts w:ascii="Times New Roman" w:hAnsi="Times New Roman" w:cs="Times New Roman"/>
+            <w:tcW w:type="dxa" w:w="1862"/>
+            <w:tcMar>
+              <w:top w:w="80" w:type="dxa"/>
+              <w:bottom w:w="80" w:type="dxa"/>
+              <w:left w:w="120" w:type="dxa"/>
+              <w:right w:w="120" w:type="dxa"/>
+            </w:tcMar>
+          </w:tcPr>
+          <w:p>
+            <w:pPr>
+              <w:spacing w:line="276" w:lineRule="auto" w:after="40"/>
+              <w:jc w:val="center"/>
+            </w:pPr>
+            <w:r/>
+            <w:r>
+              <w:rPr>
+                <w:rFonts w:ascii="Times New Roman" w:hAnsi="Times New Roman" w:cs="Times New Roman" w:eastAsia="Times New Roman"/>
+                <w:b w:val="0"/>
+                <w:i w:val="0"/>
+                <w:sz w:val="26"/>
               </w:rPr>
               <w:t>8</w:t>
             </w:r>
@@ -2230,39 +2482,53 @@
         </w:tc>
         <w:tc>
           <w:tcPr>
-            <w:tcW w:type="dxa" w:w="3118"/>
-            <w:vAlign w:val="center"/>
-          </w:tcPr>
-          <w:p>
-            <w:pPr>
-              <w:spacing w:before="40" w:after="40" w:line="276" w:lineRule="auto"/>
-              <w:jc w:val="both"/>
-            </w:pPr>
-            <w:r>
-              <w:rPr>
-                <w:rFonts w:ascii="Times New Roman" w:hAnsi="Times New Roman"/>
-                <w:sz w:val="26"/>
-                <w:rFonts w:ascii="Times New Roman" w:hAnsi="Times New Roman" w:cs="Times New Roman"/>
-              </w:rPr>
-              <w:t>Bài 5. Động cơ Dynamixel hoạt động thế nào?</w:t>
-            </w:r>
-          </w:p>
-        </w:tc>
-        <w:tc>
-          <w:tcPr>
-            <w:tcW w:type="dxa" w:w="850"/>
-            <w:vAlign w:val="center"/>
-          </w:tcPr>
-          <w:p>
-            <w:pPr>
-              <w:spacing w:before="40" w:after="40" w:line="276" w:lineRule="auto"/>
-              <w:jc w:val="center"/>
-            </w:pPr>
-            <w:r>
-              <w:rPr>
-                <w:rFonts w:ascii="Times New Roman" w:hAnsi="Times New Roman"/>
-                <w:sz w:val="26"/>
-                <w:rFonts w:ascii="Times New Roman" w:hAnsi="Times New Roman" w:cs="Times New Roman"/>
+            <w:tcW w:type="dxa" w:w="1862"/>
+            <w:tcMar>
+              <w:top w:w="80" w:type="dxa"/>
+              <w:bottom w:w="80" w:type="dxa"/>
+              <w:left w:w="120" w:type="dxa"/>
+              <w:right w:w="120" w:type="dxa"/>
+            </w:tcMar>
+          </w:tcPr>
+          <w:p>
+            <w:pPr>
+              <w:spacing w:line="276" w:lineRule="auto" w:after="40"/>
+              <w:jc w:val="left"/>
+            </w:pPr>
+            <w:r/>
+            <w:r>
+              <w:rPr>
+                <w:rFonts w:ascii="Times New Roman" w:hAnsi="Times New Roman" w:cs="Times New Roman" w:eastAsia="Times New Roman"/>
+                <w:b/>
+                <w:i w:val="0"/>
+                <w:sz w:val="26"/>
+              </w:rPr>
+              <w:t>Ôn tập Đánh giá định kỳ 1</w:t>
+            </w:r>
+          </w:p>
+        </w:tc>
+        <w:tc>
+          <w:tcPr>
+            <w:tcW w:type="dxa" w:w="1862"/>
+            <w:tcMar>
+              <w:top w:w="80" w:type="dxa"/>
+              <w:bottom w:w="80" w:type="dxa"/>
+              <w:left w:w="120" w:type="dxa"/>
+              <w:right w:w="120" w:type="dxa"/>
+            </w:tcMar>
+          </w:tcPr>
+          <w:p>
+            <w:pPr>
+              <w:spacing w:line="276" w:lineRule="auto" w:after="40"/>
+              <w:jc w:val="center"/>
+            </w:pPr>
+            <w:r/>
+            <w:r>
+              <w:rPr>
+                <w:rFonts w:ascii="Times New Roman" w:hAnsi="Times New Roman" w:cs="Times New Roman" w:eastAsia="Times New Roman"/>
+                <w:b w:val="0"/>
+                <w:i w:val="0"/>
+                <w:sz w:val="26"/>
               </w:rPr>
               <w:t>1</w:t>
             </w:r>
@@ -2270,19 +2536,26 @@
         </w:tc>
         <w:tc>
           <w:tcPr>
-            <w:tcW w:type="dxa" w:w="1247"/>
-            <w:vAlign w:val="center"/>
-          </w:tcPr>
-          <w:p>
-            <w:pPr>
-              <w:spacing w:before="40" w:after="40" w:line="276" w:lineRule="auto"/>
-              <w:jc w:val="center"/>
-            </w:pPr>
-            <w:r>
-              <w:rPr>
-                <w:rFonts w:ascii="Times New Roman" w:hAnsi="Times New Roman"/>
-                <w:sz w:val="26"/>
-                <w:rFonts w:ascii="Times New Roman" w:hAnsi="Times New Roman" w:cs="Times New Roman"/>
+            <w:tcW w:type="dxa" w:w="1862"/>
+            <w:tcMar>
+              <w:top w:w="80" w:type="dxa"/>
+              <w:bottom w:w="80" w:type="dxa"/>
+              <w:left w:w="120" w:type="dxa"/>
+              <w:right w:w="120" w:type="dxa"/>
+            </w:tcMar>
+          </w:tcPr>
+          <w:p>
+            <w:pPr>
+              <w:spacing w:line="276" w:lineRule="auto" w:after="40"/>
+              <w:jc w:val="center"/>
+            </w:pPr>
+            <w:r/>
+            <w:r>
+              <w:rPr>
+                <w:rFonts w:ascii="Times New Roman" w:hAnsi="Times New Roman" w:cs="Times New Roman" w:eastAsia="Times New Roman"/>
+                <w:b w:val="0"/>
+                <w:i w:val="0"/>
+                <w:sz w:val="26"/>
               </w:rPr>
               <w:t>8</w:t>
             </w:r>
@@ -2290,21 +2563,28 @@
         </w:tc>
         <w:tc>
           <w:tcPr>
-            <w:tcW w:type="dxa" w:w="3402"/>
-            <w:vAlign w:val="center"/>
-          </w:tcPr>
-          <w:p>
-            <w:pPr>
-              <w:spacing w:before="40" w:after="40" w:line="276" w:lineRule="auto"/>
-              <w:jc w:val="both"/>
-            </w:pPr>
-            <w:r>
-              <w:rPr>
-                <w:rFonts w:ascii="Times New Roman" w:hAnsi="Times New Roman"/>
-                <w:sz w:val="26"/>
-                <w:rFonts w:ascii="Times New Roman" w:hAnsi="Times New Roman" w:cs="Times New Roman"/>
-              </w:rPr>
-              <w:t>Tìm hiểu cách hoạt động của động cơ servo Dynamixel; lắp robot khuếch đại chuyển động.</w:t>
+            <w:tcW w:type="dxa" w:w="1862"/>
+            <w:tcMar>
+              <w:top w:w="80" w:type="dxa"/>
+              <w:bottom w:w="80" w:type="dxa"/>
+              <w:left w:w="120" w:type="dxa"/>
+              <w:right w:w="120" w:type="dxa"/>
+            </w:tcMar>
+          </w:tcPr>
+          <w:p>
+            <w:pPr>
+              <w:spacing w:line="276" w:lineRule="auto" w:after="40"/>
+              <w:jc w:val="left"/>
+            </w:pPr>
+            <w:r/>
+            <w:r>
+              <w:rPr>
+                <w:rFonts w:ascii="Times New Roman" w:hAnsi="Times New Roman" w:cs="Times New Roman" w:eastAsia="Times New Roman"/>
+                <w:b w:val="0"/>
+                <w:i w:val="0"/>
+                <w:sz w:val="26"/>
+              </w:rPr>
+              <w:t>Hệ thống hóa kiến thức chuẩn bị Đánh giá định kỳ 1.</w:t>
             </w:r>
           </w:p>
         </w:tc>
@@ -2312,19 +2592,26 @@
       <w:tr>
         <w:tc>
           <w:tcPr>
-            <w:tcW w:type="dxa" w:w="680"/>
-            <w:vAlign w:val="center"/>
-          </w:tcPr>
-          <w:p>
-            <w:pPr>
-              <w:spacing w:before="40" w:after="40" w:line="276" w:lineRule="auto"/>
-              <w:jc w:val="center"/>
-            </w:pPr>
-            <w:r>
-              <w:rPr>
-                <w:rFonts w:ascii="Times New Roman" w:hAnsi="Times New Roman"/>
-                <w:sz w:val="26"/>
-                <w:rFonts w:ascii="Times New Roman" w:hAnsi="Times New Roman" w:cs="Times New Roman"/>
+            <w:tcW w:type="dxa" w:w="1862"/>
+            <w:tcMar>
+              <w:top w:w="80" w:type="dxa"/>
+              <w:bottom w:w="80" w:type="dxa"/>
+              <w:left w:w="120" w:type="dxa"/>
+              <w:right w:w="120" w:type="dxa"/>
+            </w:tcMar>
+          </w:tcPr>
+          <w:p>
+            <w:pPr>
+              <w:spacing w:line="276" w:lineRule="auto" w:after="40"/>
+              <w:jc w:val="center"/>
+            </w:pPr>
+            <w:r/>
+            <w:r>
+              <w:rPr>
+                <w:rFonts w:ascii="Times New Roman" w:hAnsi="Times New Roman" w:cs="Times New Roman" w:eastAsia="Times New Roman"/>
+                <w:b w:val="0"/>
+                <w:i w:val="0"/>
+                <w:sz w:val="26"/>
               </w:rPr>
               <w:t>9</w:t>
             </w:r>
@@ -2332,39 +2619,53 @@
         </w:tc>
         <w:tc>
           <w:tcPr>
-            <w:tcW w:type="dxa" w:w="3118"/>
-            <w:vAlign w:val="center"/>
-          </w:tcPr>
-          <w:p>
-            <w:pPr>
-              <w:spacing w:before="40" w:after="40" w:line="276" w:lineRule="auto"/>
-              <w:jc w:val="both"/>
-            </w:pPr>
-            <w:r>
-              <w:rPr>
-                <w:rFonts w:ascii="Times New Roman" w:hAnsi="Times New Roman"/>
-                <w:sz w:val="26"/>
-                <w:rFonts w:ascii="Times New Roman" w:hAnsi="Times New Roman" w:cs="Times New Roman"/>
-              </w:rPr>
-              <w:t>Bài 6. Phương tiện giao thông qua các thời đại</w:t>
-            </w:r>
-          </w:p>
-        </w:tc>
-        <w:tc>
-          <w:tcPr>
-            <w:tcW w:type="dxa" w:w="850"/>
-            <w:vAlign w:val="center"/>
-          </w:tcPr>
-          <w:p>
-            <w:pPr>
-              <w:spacing w:before="40" w:after="40" w:line="276" w:lineRule="auto"/>
-              <w:jc w:val="center"/>
-            </w:pPr>
-            <w:r>
-              <w:rPr>
-                <w:rFonts w:ascii="Times New Roman" w:hAnsi="Times New Roman"/>
-                <w:sz w:val="26"/>
-                <w:rFonts w:ascii="Times New Roman" w:hAnsi="Times New Roman" w:cs="Times New Roman"/>
+            <w:tcW w:type="dxa" w:w="1862"/>
+            <w:tcMar>
+              <w:top w:w="80" w:type="dxa"/>
+              <w:bottom w:w="80" w:type="dxa"/>
+              <w:left w:w="120" w:type="dxa"/>
+              <w:right w:w="120" w:type="dxa"/>
+            </w:tcMar>
+          </w:tcPr>
+          <w:p>
+            <w:pPr>
+              <w:spacing w:line="276" w:lineRule="auto" w:after="40"/>
+              <w:jc w:val="left"/>
+            </w:pPr>
+            <w:r/>
+            <w:r>
+              <w:rPr>
+                <w:rFonts w:ascii="Times New Roman" w:hAnsi="Times New Roman" w:cs="Times New Roman" w:eastAsia="Times New Roman"/>
+                <w:b/>
+                <w:i w:val="0"/>
+                <w:sz w:val="26"/>
+              </w:rPr>
+              <w:t>Đánh giá định kỳ 1</w:t>
+            </w:r>
+          </w:p>
+        </w:tc>
+        <w:tc>
+          <w:tcPr>
+            <w:tcW w:type="dxa" w:w="1862"/>
+            <w:tcMar>
+              <w:top w:w="80" w:type="dxa"/>
+              <w:bottom w:w="80" w:type="dxa"/>
+              <w:left w:w="120" w:type="dxa"/>
+              <w:right w:w="120" w:type="dxa"/>
+            </w:tcMar>
+          </w:tcPr>
+          <w:p>
+            <w:pPr>
+              <w:spacing w:line="276" w:lineRule="auto" w:after="40"/>
+              <w:jc w:val="center"/>
+            </w:pPr>
+            <w:r/>
+            <w:r>
+              <w:rPr>
+                <w:rFonts w:ascii="Times New Roman" w:hAnsi="Times New Roman" w:cs="Times New Roman" w:eastAsia="Times New Roman"/>
+                <w:b w:val="0"/>
+                <w:i w:val="0"/>
+                <w:sz w:val="26"/>
               </w:rPr>
               <w:t>1</w:t>
             </w:r>
@@ -2372,19 +2673,26 @@
         </w:tc>
         <w:tc>
           <w:tcPr>
-            <w:tcW w:type="dxa" w:w="1247"/>
-            <w:vAlign w:val="center"/>
-          </w:tcPr>
-          <w:p>
-            <w:pPr>
-              <w:spacing w:before="40" w:after="40" w:line="276" w:lineRule="auto"/>
-              <w:jc w:val="center"/>
-            </w:pPr>
-            <w:r>
-              <w:rPr>
-                <w:rFonts w:ascii="Times New Roman" w:hAnsi="Times New Roman"/>
-                <w:sz w:val="26"/>
-                <w:rFonts w:ascii="Times New Roman" w:hAnsi="Times New Roman" w:cs="Times New Roman"/>
+            <w:tcW w:type="dxa" w:w="1862"/>
+            <w:tcMar>
+              <w:top w:w="80" w:type="dxa"/>
+              <w:bottom w:w="80" w:type="dxa"/>
+              <w:left w:w="120" w:type="dxa"/>
+              <w:right w:w="120" w:type="dxa"/>
+            </w:tcMar>
+          </w:tcPr>
+          <w:p>
+            <w:pPr>
+              <w:spacing w:line="276" w:lineRule="auto" w:after="40"/>
+              <w:jc w:val="center"/>
+            </w:pPr>
+            <w:r/>
+            <w:r>
+              <w:rPr>
+                <w:rFonts w:ascii="Times New Roman" w:hAnsi="Times New Roman" w:cs="Times New Roman" w:eastAsia="Times New Roman"/>
+                <w:b w:val="0"/>
+                <w:i w:val="0"/>
+                <w:sz w:val="26"/>
               </w:rPr>
               <w:t>9</w:t>
             </w:r>
@@ -2392,21 +2700,28 @@
         </w:tc>
         <w:tc>
           <w:tcPr>
-            <w:tcW w:type="dxa" w:w="3402"/>
-            <w:vAlign w:val="center"/>
-          </w:tcPr>
-          <w:p>
-            <w:pPr>
-              <w:spacing w:before="40" w:after="40" w:line="276" w:lineRule="auto"/>
-              <w:jc w:val="both"/>
-            </w:pPr>
-            <w:r>
-              <w:rPr>
-                <w:rFonts w:ascii="Times New Roman" w:hAnsi="Times New Roman"/>
-                <w:sz w:val="26"/>
-                <w:rFonts w:ascii="Times New Roman" w:hAnsi="Times New Roman" w:cs="Times New Roman"/>
-              </w:rPr>
-              <w:t>Tìm hiểu cơ cấu chuyển động lặp; chế tạo robot đua ngựa thi đấu.</w:t>
+            <w:tcW w:type="dxa" w:w="1862"/>
+            <w:tcMar>
+              <w:top w:w="80" w:type="dxa"/>
+              <w:bottom w:w="80" w:type="dxa"/>
+              <w:left w:w="120" w:type="dxa"/>
+              <w:right w:w="120" w:type="dxa"/>
+            </w:tcMar>
+          </w:tcPr>
+          <w:p>
+            <w:pPr>
+              <w:spacing w:line="276" w:lineRule="auto" w:after="40"/>
+              <w:jc w:val="left"/>
+            </w:pPr>
+            <w:r/>
+            <w:r>
+              <w:rPr>
+                <w:rFonts w:ascii="Times New Roman" w:hAnsi="Times New Roman" w:cs="Times New Roman" w:eastAsia="Times New Roman"/>
+                <w:b w:val="0"/>
+                <w:i w:val="0"/>
+                <w:sz w:val="26"/>
+              </w:rPr>
+              <w:t>Kiểm tra đánh giá kết quả học tập thực hành Robotics định kỳ 1.</w:t>
             </w:r>
           </w:p>
         </w:tc>
@@ -2414,19 +2729,26 @@
       <w:tr>
         <w:tc>
           <w:tcPr>
-            <w:tcW w:type="dxa" w:w="680"/>
-            <w:vAlign w:val="center"/>
-          </w:tcPr>
-          <w:p>
-            <w:pPr>
-              <w:spacing w:before="40" w:after="40" w:line="276" w:lineRule="auto"/>
-              <w:jc w:val="center"/>
-            </w:pPr>
-            <w:r>
-              <w:rPr>
-                <w:rFonts w:ascii="Times New Roman" w:hAnsi="Times New Roman"/>
-                <w:sz w:val="26"/>
-                <w:rFonts w:ascii="Times New Roman" w:hAnsi="Times New Roman" w:cs="Times New Roman"/>
+            <w:tcW w:type="dxa" w:w="1862"/>
+            <w:tcMar>
+              <w:top w:w="80" w:type="dxa"/>
+              <w:bottom w:w="80" w:type="dxa"/>
+              <w:left w:w="120" w:type="dxa"/>
+              <w:right w:w="120" w:type="dxa"/>
+            </w:tcMar>
+          </w:tcPr>
+          <w:p>
+            <w:pPr>
+              <w:spacing w:line="276" w:lineRule="auto" w:after="40"/>
+              <w:jc w:val="center"/>
+            </w:pPr>
+            <w:r/>
+            <w:r>
+              <w:rPr>
+                <w:rFonts w:ascii="Times New Roman" w:hAnsi="Times New Roman" w:cs="Times New Roman" w:eastAsia="Times New Roman"/>
+                <w:b w:val="0"/>
+                <w:i w:val="0"/>
+                <w:sz w:val="26"/>
               </w:rPr>
               <w:t>10</w:t>
             </w:r>
@@ -2434,19 +2756,26 @@
         </w:tc>
         <w:tc>
           <w:tcPr>
-            <w:tcW w:type="dxa" w:w="3118"/>
-            <w:vAlign w:val="center"/>
-          </w:tcPr>
-          <w:p>
-            <w:pPr>
-              <w:spacing w:before="40" w:after="40" w:line="276" w:lineRule="auto"/>
-              <w:jc w:val="both"/>
-            </w:pPr>
-            <w:r>
-              <w:rPr>
-                <w:rFonts w:ascii="Times New Roman" w:hAnsi="Times New Roman"/>
-                <w:sz w:val="26"/>
-                <w:rFonts w:ascii="Times New Roman" w:hAnsi="Times New Roman" w:cs="Times New Roman"/>
+            <w:tcW w:type="dxa" w:w="1862"/>
+            <w:tcMar>
+              <w:top w:w="80" w:type="dxa"/>
+              <w:bottom w:w="80" w:type="dxa"/>
+              <w:left w:w="120" w:type="dxa"/>
+              <w:right w:w="120" w:type="dxa"/>
+            </w:tcMar>
+          </w:tcPr>
+          <w:p>
+            <w:pPr>
+              <w:spacing w:line="276" w:lineRule="auto" w:after="40"/>
+              <w:jc w:val="left"/>
+            </w:pPr>
+            <w:r/>
+            <w:r>
+              <w:rPr>
+                <w:rFonts w:ascii="Times New Roman" w:hAnsi="Times New Roman" w:cs="Times New Roman" w:eastAsia="Times New Roman"/>
+                <w:b w:val="0"/>
+                <w:i w:val="0"/>
+                <w:sz w:val="26"/>
               </w:rPr>
               <w:t>Bài 7. Cơ chế tăng giảm chiều dài tự động</w:t>
             </w:r>
@@ -2454,19 +2783,26 @@
         </w:tc>
         <w:tc>
           <w:tcPr>
-            <w:tcW w:type="dxa" w:w="850"/>
-            <w:vAlign w:val="center"/>
-          </w:tcPr>
-          <w:p>
-            <w:pPr>
-              <w:spacing w:before="40" w:after="40" w:line="276" w:lineRule="auto"/>
-              <w:jc w:val="center"/>
-            </w:pPr>
-            <w:r>
-              <w:rPr>
-                <w:rFonts w:ascii="Times New Roman" w:hAnsi="Times New Roman"/>
-                <w:sz w:val="26"/>
-                <w:rFonts w:ascii="Times New Roman" w:hAnsi="Times New Roman" w:cs="Times New Roman"/>
+            <w:tcW w:type="dxa" w:w="1862"/>
+            <w:tcMar>
+              <w:top w:w="80" w:type="dxa"/>
+              <w:bottom w:w="80" w:type="dxa"/>
+              <w:left w:w="120" w:type="dxa"/>
+              <w:right w:w="120" w:type="dxa"/>
+            </w:tcMar>
+          </w:tcPr>
+          <w:p>
+            <w:pPr>
+              <w:spacing w:line="276" w:lineRule="auto" w:after="40"/>
+              <w:jc w:val="center"/>
+            </w:pPr>
+            <w:r/>
+            <w:r>
+              <w:rPr>
+                <w:rFonts w:ascii="Times New Roman" w:hAnsi="Times New Roman" w:cs="Times New Roman" w:eastAsia="Times New Roman"/>
+                <w:b w:val="0"/>
+                <w:i w:val="0"/>
+                <w:sz w:val="26"/>
               </w:rPr>
               <w:t>1</w:t>
             </w:r>
@@ -2474,19 +2810,26 @@
         </w:tc>
         <w:tc>
           <w:tcPr>
-            <w:tcW w:type="dxa" w:w="1247"/>
-            <w:vAlign w:val="center"/>
-          </w:tcPr>
-          <w:p>
-            <w:pPr>
-              <w:spacing w:before="40" w:after="40" w:line="276" w:lineRule="auto"/>
-              <w:jc w:val="center"/>
-            </w:pPr>
-            <w:r>
-              <w:rPr>
-                <w:rFonts w:ascii="Times New Roman" w:hAnsi="Times New Roman"/>
-                <w:sz w:val="26"/>
-                <w:rFonts w:ascii="Times New Roman" w:hAnsi="Times New Roman" w:cs="Times New Roman"/>
+            <w:tcW w:type="dxa" w:w="1862"/>
+            <w:tcMar>
+              <w:top w:w="80" w:type="dxa"/>
+              <w:bottom w:w="80" w:type="dxa"/>
+              <w:left w:w="120" w:type="dxa"/>
+              <w:right w:w="120" w:type="dxa"/>
+            </w:tcMar>
+          </w:tcPr>
+          <w:p>
+            <w:pPr>
+              <w:spacing w:line="276" w:lineRule="auto" w:after="40"/>
+              <w:jc w:val="center"/>
+            </w:pPr>
+            <w:r/>
+            <w:r>
+              <w:rPr>
+                <w:rFonts w:ascii="Times New Roman" w:hAnsi="Times New Roman" w:cs="Times New Roman" w:eastAsia="Times New Roman"/>
+                <w:b w:val="0"/>
+                <w:i w:val="0"/>
+                <w:sz w:val="26"/>
               </w:rPr>
               <w:t>10</w:t>
             </w:r>
@@ -2494,19 +2837,26 @@
         </w:tc>
         <w:tc>
           <w:tcPr>
-            <w:tcW w:type="dxa" w:w="3402"/>
-            <w:vAlign w:val="center"/>
-          </w:tcPr>
-          <w:p>
-            <w:pPr>
-              <w:spacing w:before="40" w:after="40" w:line="276" w:lineRule="auto"/>
-              <w:jc w:val="both"/>
-            </w:pPr>
-            <w:r>
-              <w:rPr>
-                <w:rFonts w:ascii="Times New Roman" w:hAnsi="Times New Roman"/>
-                <w:sz w:val="26"/>
-                <w:rFonts w:ascii="Times New Roman" w:hAnsi="Times New Roman" w:cs="Times New Roman"/>
+            <w:tcW w:type="dxa" w:w="1862"/>
+            <w:tcMar>
+              <w:top w:w="80" w:type="dxa"/>
+              <w:bottom w:w="80" w:type="dxa"/>
+              <w:left w:w="120" w:type="dxa"/>
+              <w:right w:w="120" w:type="dxa"/>
+            </w:tcMar>
+          </w:tcPr>
+          <w:p>
+            <w:pPr>
+              <w:spacing w:line="276" w:lineRule="auto" w:after="40"/>
+              <w:jc w:val="left"/>
+            </w:pPr>
+            <w:r/>
+            <w:r>
+              <w:rPr>
+                <w:rFonts w:ascii="Times New Roman" w:hAnsi="Times New Roman" w:cs="Times New Roman" w:eastAsia="Times New Roman"/>
+                <w:b w:val="0"/>
+                <w:i w:val="0"/>
+                <w:sz w:val="26"/>
               </w:rPr>
               <w:t>Tìm hiểu cơ cấu kẹp linh hoạt và cánh tay robot; lắp robot gỡ bom/gắp vật xa.</w:t>
             </w:r>
@@ -2516,19 +2866,26 @@
       <w:tr>
         <w:tc>
           <w:tcPr>
-            <w:tcW w:type="dxa" w:w="680"/>
-            <w:vAlign w:val="center"/>
-          </w:tcPr>
-          <w:p>
-            <w:pPr>
-              <w:spacing w:before="40" w:after="40" w:line="276" w:lineRule="auto"/>
-              <w:jc w:val="center"/>
-            </w:pPr>
-            <w:r>
-              <w:rPr>
-                <w:rFonts w:ascii="Times New Roman" w:hAnsi="Times New Roman"/>
-                <w:sz w:val="26"/>
-                <w:rFonts w:ascii="Times New Roman" w:hAnsi="Times New Roman" w:cs="Times New Roman"/>
+            <w:tcW w:type="dxa" w:w="1862"/>
+            <w:tcMar>
+              <w:top w:w="80" w:type="dxa"/>
+              <w:bottom w:w="80" w:type="dxa"/>
+              <w:left w:w="120" w:type="dxa"/>
+              <w:right w:w="120" w:type="dxa"/>
+            </w:tcMar>
+          </w:tcPr>
+          <w:p>
+            <w:pPr>
+              <w:spacing w:line="276" w:lineRule="auto" w:after="40"/>
+              <w:jc w:val="center"/>
+            </w:pPr>
+            <w:r/>
+            <w:r>
+              <w:rPr>
+                <w:rFonts w:ascii="Times New Roman" w:hAnsi="Times New Roman" w:cs="Times New Roman" w:eastAsia="Times New Roman"/>
+                <w:b w:val="0"/>
+                <w:i w:val="0"/>
+                <w:sz w:val="26"/>
               </w:rPr>
               <w:t>11</w:t>
             </w:r>
@@ -2536,19 +2893,26 @@
         </w:tc>
         <w:tc>
           <w:tcPr>
-            <w:tcW w:type="dxa" w:w="3118"/>
-            <w:vAlign w:val="center"/>
-          </w:tcPr>
-          <w:p>
-            <w:pPr>
-              <w:spacing w:before="40" w:after="40" w:line="276" w:lineRule="auto"/>
-              <w:jc w:val="both"/>
-            </w:pPr>
-            <w:r>
-              <w:rPr>
-                <w:rFonts w:ascii="Times New Roman" w:hAnsi="Times New Roman"/>
-                <w:sz w:val="26"/>
-                <w:rFonts w:ascii="Times New Roman" w:hAnsi="Times New Roman" w:cs="Times New Roman"/>
+            <w:tcW w:type="dxa" w:w="1862"/>
+            <w:tcMar>
+              <w:top w:w="80" w:type="dxa"/>
+              <w:bottom w:w="80" w:type="dxa"/>
+              <w:left w:w="120" w:type="dxa"/>
+              <w:right w:w="120" w:type="dxa"/>
+            </w:tcMar>
+          </w:tcPr>
+          <w:p>
+            <w:pPr>
+              <w:spacing w:line="276" w:lineRule="auto" w:after="40"/>
+              <w:jc w:val="left"/>
+            </w:pPr>
+            <w:r/>
+            <w:r>
+              <w:rPr>
+                <w:rFonts w:ascii="Times New Roman" w:hAnsi="Times New Roman" w:cs="Times New Roman" w:eastAsia="Times New Roman"/>
+                <w:b w:val="0"/>
+                <w:i w:val="0"/>
+                <w:sz w:val="26"/>
               </w:rPr>
               <w:t>Bài 8. Robot nhận biết vật thể bằng cách nào?</w:t>
             </w:r>
@@ -2556,19 +2920,26 @@
         </w:tc>
         <w:tc>
           <w:tcPr>
-            <w:tcW w:type="dxa" w:w="850"/>
-            <w:vAlign w:val="center"/>
-          </w:tcPr>
-          <w:p>
-            <w:pPr>
-              <w:spacing w:before="40" w:after="40" w:line="276" w:lineRule="auto"/>
-              <w:jc w:val="center"/>
-            </w:pPr>
-            <w:r>
-              <w:rPr>
-                <w:rFonts w:ascii="Times New Roman" w:hAnsi="Times New Roman"/>
-                <w:sz w:val="26"/>
-                <w:rFonts w:ascii="Times New Roman" w:hAnsi="Times New Roman" w:cs="Times New Roman"/>
+            <w:tcW w:type="dxa" w:w="1862"/>
+            <w:tcMar>
+              <w:top w:w="80" w:type="dxa"/>
+              <w:bottom w:w="80" w:type="dxa"/>
+              <w:left w:w="120" w:type="dxa"/>
+              <w:right w:w="120" w:type="dxa"/>
+            </w:tcMar>
+          </w:tcPr>
+          <w:p>
+            <w:pPr>
+              <w:spacing w:line="276" w:lineRule="auto" w:after="40"/>
+              <w:jc w:val="center"/>
+            </w:pPr>
+            <w:r/>
+            <w:r>
+              <w:rPr>
+                <w:rFonts w:ascii="Times New Roman" w:hAnsi="Times New Roman" w:cs="Times New Roman" w:eastAsia="Times New Roman"/>
+                <w:b w:val="0"/>
+                <w:i w:val="0"/>
+                <w:sz w:val="26"/>
               </w:rPr>
               <w:t>1</w:t>
             </w:r>
@@ -2576,19 +2947,26 @@
         </w:tc>
         <w:tc>
           <w:tcPr>
-            <w:tcW w:type="dxa" w:w="1247"/>
-            <w:vAlign w:val="center"/>
-          </w:tcPr>
-          <w:p>
-            <w:pPr>
-              <w:spacing w:before="40" w:after="40" w:line="276" w:lineRule="auto"/>
-              <w:jc w:val="center"/>
-            </w:pPr>
-            <w:r>
-              <w:rPr>
-                <w:rFonts w:ascii="Times New Roman" w:hAnsi="Times New Roman"/>
-                <w:sz w:val="26"/>
-                <w:rFonts w:ascii="Times New Roman" w:hAnsi="Times New Roman" w:cs="Times New Roman"/>
+            <w:tcW w:type="dxa" w:w="1862"/>
+            <w:tcMar>
+              <w:top w:w="80" w:type="dxa"/>
+              <w:bottom w:w="80" w:type="dxa"/>
+              <w:left w:w="120" w:type="dxa"/>
+              <w:right w:w="120" w:type="dxa"/>
+            </w:tcMar>
+          </w:tcPr>
+          <w:p>
+            <w:pPr>
+              <w:spacing w:line="276" w:lineRule="auto" w:after="40"/>
+              <w:jc w:val="center"/>
+            </w:pPr>
+            <w:r/>
+            <w:r>
+              <w:rPr>
+                <w:rFonts w:ascii="Times New Roman" w:hAnsi="Times New Roman" w:cs="Times New Roman" w:eastAsia="Times New Roman"/>
+                <w:b w:val="0"/>
+                <w:i w:val="0"/>
+                <w:sz w:val="26"/>
               </w:rPr>
               <w:t>11</w:t>
             </w:r>
@@ -2596,19 +2974,26 @@
         </w:tc>
         <w:tc>
           <w:tcPr>
-            <w:tcW w:type="dxa" w:w="3402"/>
-            <w:vAlign w:val="center"/>
-          </w:tcPr>
-          <w:p>
-            <w:pPr>
-              <w:spacing w:before="40" w:after="40" w:line="276" w:lineRule="auto"/>
-              <w:jc w:val="both"/>
-            </w:pPr>
-            <w:r>
-              <w:rPr>
-                <w:rFonts w:ascii="Times New Roman" w:hAnsi="Times New Roman"/>
-                <w:sz w:val="26"/>
-                <w:rFonts w:ascii="Times New Roman" w:hAnsi="Times New Roman" w:cs="Times New Roman"/>
+            <w:tcW w:type="dxa" w:w="1862"/>
+            <w:tcMar>
+              <w:top w:w="80" w:type="dxa"/>
+              <w:bottom w:w="80" w:type="dxa"/>
+              <w:left w:w="120" w:type="dxa"/>
+              <w:right w:w="120" w:type="dxa"/>
+            </w:tcMar>
+          </w:tcPr>
+          <w:p>
+            <w:pPr>
+              <w:spacing w:line="276" w:lineRule="auto" w:after="40"/>
+              <w:jc w:val="left"/>
+            </w:pPr>
+            <w:r/>
+            <w:r>
+              <w:rPr>
+                <w:rFonts w:ascii="Times New Roman" w:hAnsi="Times New Roman" w:cs="Times New Roman" w:eastAsia="Times New Roman"/>
+                <w:b w:val="0"/>
+                <w:i w:val="0"/>
+                <w:sz w:val="26"/>
               </w:rPr>
               <w:t>Tìm hiểu cảm biến hồng ngoại phát hiện vật cản; lắp robot tự động tránh chướng ngại vật.</w:t>
             </w:r>
@@ -2618,19 +3003,26 @@
       <w:tr>
         <w:tc>
           <w:tcPr>
-            <w:tcW w:type="dxa" w:w="680"/>
-            <w:vAlign w:val="center"/>
-          </w:tcPr>
-          <w:p>
-            <w:pPr>
-              <w:spacing w:before="40" w:after="40" w:line="276" w:lineRule="auto"/>
-              <w:jc w:val="center"/>
-            </w:pPr>
-            <w:r>
-              <w:rPr>
-                <w:rFonts w:ascii="Times New Roman" w:hAnsi="Times New Roman"/>
-                <w:sz w:val="26"/>
-                <w:rFonts w:ascii="Times New Roman" w:hAnsi="Times New Roman" w:cs="Times New Roman"/>
+            <w:tcW w:type="dxa" w:w="1862"/>
+            <w:tcMar>
+              <w:top w:w="80" w:type="dxa"/>
+              <w:bottom w:w="80" w:type="dxa"/>
+              <w:left w:w="120" w:type="dxa"/>
+              <w:right w:w="120" w:type="dxa"/>
+            </w:tcMar>
+          </w:tcPr>
+          <w:p>
+            <w:pPr>
+              <w:spacing w:line="276" w:lineRule="auto" w:after="40"/>
+              <w:jc w:val="center"/>
+            </w:pPr>
+            <w:r/>
+            <w:r>
+              <w:rPr>
+                <w:rFonts w:ascii="Times New Roman" w:hAnsi="Times New Roman" w:cs="Times New Roman" w:eastAsia="Times New Roman"/>
+                <w:b w:val="0"/>
+                <w:i w:val="0"/>
+                <w:sz w:val="26"/>
               </w:rPr>
               <w:t>12</w:t>
             </w:r>
@@ -2638,39 +3030,53 @@
         </w:tc>
         <w:tc>
           <w:tcPr>
-            <w:tcW w:type="dxa" w:w="3118"/>
-            <w:vAlign w:val="center"/>
-          </w:tcPr>
-          <w:p>
-            <w:pPr>
-              <w:spacing w:before="40" w:after="40" w:line="276" w:lineRule="auto"/>
-              <w:jc w:val="both"/>
-            </w:pPr>
-            <w:r>
-              <w:rPr>
-                <w:rFonts w:ascii="Times New Roman" w:hAnsi="Times New Roman"/>
-                <w:sz w:val="26"/>
-                <w:rFonts w:ascii="Times New Roman" w:hAnsi="Times New Roman" w:cs="Times New Roman"/>
-              </w:rPr>
-              <w:t>Ôn tập Đánh giá định kỳ 2</w:t>
-            </w:r>
-          </w:p>
-        </w:tc>
-        <w:tc>
-          <w:tcPr>
-            <w:tcW w:type="dxa" w:w="850"/>
-            <w:vAlign w:val="center"/>
-          </w:tcPr>
-          <w:p>
-            <w:pPr>
-              <w:spacing w:before="40" w:after="40" w:line="276" w:lineRule="auto"/>
-              <w:jc w:val="center"/>
-            </w:pPr>
-            <w:r>
-              <w:rPr>
-                <w:rFonts w:ascii="Times New Roman" w:hAnsi="Times New Roman"/>
-                <w:sz w:val="26"/>
-                <w:rFonts w:ascii="Times New Roman" w:hAnsi="Times New Roman" w:cs="Times New Roman"/>
+            <w:tcW w:type="dxa" w:w="1862"/>
+            <w:tcMar>
+              <w:top w:w="80" w:type="dxa"/>
+              <w:bottom w:w="80" w:type="dxa"/>
+              <w:left w:w="120" w:type="dxa"/>
+              <w:right w:w="120" w:type="dxa"/>
+            </w:tcMar>
+          </w:tcPr>
+          <w:p>
+            <w:pPr>
+              <w:spacing w:line="276" w:lineRule="auto" w:after="40"/>
+              <w:jc w:val="left"/>
+            </w:pPr>
+            <w:r/>
+            <w:r>
+              <w:rPr>
+                <w:rFonts w:ascii="Times New Roman" w:hAnsi="Times New Roman" w:cs="Times New Roman" w:eastAsia="Times New Roman"/>
+                <w:b w:val="0"/>
+                <w:i w:val="0"/>
+                <w:sz w:val="26"/>
+              </w:rPr>
+              <w:t>Bài 9. Số ngẫu nhiên</w:t>
+            </w:r>
+          </w:p>
+        </w:tc>
+        <w:tc>
+          <w:tcPr>
+            <w:tcW w:type="dxa" w:w="1862"/>
+            <w:tcMar>
+              <w:top w:w="80" w:type="dxa"/>
+              <w:bottom w:w="80" w:type="dxa"/>
+              <w:left w:w="120" w:type="dxa"/>
+              <w:right w:w="120" w:type="dxa"/>
+            </w:tcMar>
+          </w:tcPr>
+          <w:p>
+            <w:pPr>
+              <w:spacing w:line="276" w:lineRule="auto" w:after="40"/>
+              <w:jc w:val="center"/>
+            </w:pPr>
+            <w:r/>
+            <w:r>
+              <w:rPr>
+                <w:rFonts w:ascii="Times New Roman" w:hAnsi="Times New Roman" w:cs="Times New Roman" w:eastAsia="Times New Roman"/>
+                <w:b w:val="0"/>
+                <w:i w:val="0"/>
+                <w:sz w:val="26"/>
               </w:rPr>
               <w:t>1</w:t>
             </w:r>
@@ -2678,19 +3084,26 @@
         </w:tc>
         <w:tc>
           <w:tcPr>
-            <w:tcW w:type="dxa" w:w="1247"/>
-            <w:vAlign w:val="center"/>
-          </w:tcPr>
-          <w:p>
-            <w:pPr>
-              <w:spacing w:before="40" w:after="40" w:line="276" w:lineRule="auto"/>
-              <w:jc w:val="center"/>
-            </w:pPr>
-            <w:r>
-              <w:rPr>
-                <w:rFonts w:ascii="Times New Roman" w:hAnsi="Times New Roman"/>
-                <w:sz w:val="26"/>
-                <w:rFonts w:ascii="Times New Roman" w:hAnsi="Times New Roman" w:cs="Times New Roman"/>
+            <w:tcW w:type="dxa" w:w="1862"/>
+            <w:tcMar>
+              <w:top w:w="80" w:type="dxa"/>
+              <w:bottom w:w="80" w:type="dxa"/>
+              <w:left w:w="120" w:type="dxa"/>
+              <w:right w:w="120" w:type="dxa"/>
+            </w:tcMar>
+          </w:tcPr>
+          <w:p>
+            <w:pPr>
+              <w:spacing w:line="276" w:lineRule="auto" w:after="40"/>
+              <w:jc w:val="center"/>
+            </w:pPr>
+            <w:r/>
+            <w:r>
+              <w:rPr>
+                <w:rFonts w:ascii="Times New Roman" w:hAnsi="Times New Roman" w:cs="Times New Roman" w:eastAsia="Times New Roman"/>
+                <w:b w:val="0"/>
+                <w:i w:val="0"/>
+                <w:sz w:val="26"/>
               </w:rPr>
               <w:t>12</w:t>
             </w:r>
@@ -2698,21 +3111,28 @@
         </w:tc>
         <w:tc>
           <w:tcPr>
-            <w:tcW w:type="dxa" w:w="3402"/>
-            <w:vAlign w:val="center"/>
-          </w:tcPr>
-          <w:p>
-            <w:pPr>
-              <w:spacing w:before="40" w:after="40" w:line="276" w:lineRule="auto"/>
-              <w:jc w:val="both"/>
-            </w:pPr>
-            <w:r>
-              <w:rPr>
-                <w:rFonts w:ascii="Times New Roman" w:hAnsi="Times New Roman"/>
-                <w:sz w:val="26"/>
-                <w:rFonts w:ascii="Times New Roman" w:hAnsi="Times New Roman" w:cs="Times New Roman"/>
-              </w:rPr>
-              <w:t>Hệ thống hóa kiến thức chuẩn bị Đánh giá định kỳ 2.</w:t>
+            <w:tcW w:type="dxa" w:w="1862"/>
+            <w:tcMar>
+              <w:top w:w="80" w:type="dxa"/>
+              <w:bottom w:w="80" w:type="dxa"/>
+              <w:left w:w="120" w:type="dxa"/>
+              <w:right w:w="120" w:type="dxa"/>
+            </w:tcMar>
+          </w:tcPr>
+          <w:p>
+            <w:pPr>
+              <w:spacing w:line="276" w:lineRule="auto" w:after="40"/>
+              <w:jc w:val="left"/>
+            </w:pPr>
+            <w:r/>
+            <w:r>
+              <w:rPr>
+                <w:rFonts w:ascii="Times New Roman" w:hAnsi="Times New Roman" w:cs="Times New Roman" w:eastAsia="Times New Roman"/>
+                <w:b w:val="0"/>
+                <w:i w:val="0"/>
+                <w:sz w:val="26"/>
+              </w:rPr>
+              <w:t>Ứng dụng thuật toán số ngẫu nhiên trong điều khiển robot hoạt động tự động.</w:t>
             </w:r>
           </w:p>
         </w:tc>
@@ -2720,19 +3140,26 @@
       <w:tr>
         <w:tc>
           <w:tcPr>
-            <w:tcW w:type="dxa" w:w="680"/>
-            <w:vAlign w:val="center"/>
-          </w:tcPr>
-          <w:p>
-            <w:pPr>
-              <w:spacing w:before="40" w:after="40" w:line="276" w:lineRule="auto"/>
-              <w:jc w:val="center"/>
-            </w:pPr>
-            <w:r>
-              <w:rPr>
-                <w:rFonts w:ascii="Times New Roman" w:hAnsi="Times New Roman"/>
-                <w:sz w:val="26"/>
-                <w:rFonts w:ascii="Times New Roman" w:hAnsi="Times New Roman" w:cs="Times New Roman"/>
+            <w:tcW w:type="dxa" w:w="1862"/>
+            <w:tcMar>
+              <w:top w:w="80" w:type="dxa"/>
+              <w:bottom w:w="80" w:type="dxa"/>
+              <w:left w:w="120" w:type="dxa"/>
+              <w:right w:w="120" w:type="dxa"/>
+            </w:tcMar>
+          </w:tcPr>
+          <w:p>
+            <w:pPr>
+              <w:spacing w:line="276" w:lineRule="auto" w:after="40"/>
+              <w:jc w:val="center"/>
+            </w:pPr>
+            <w:r/>
+            <w:r>
+              <w:rPr>
+                <w:rFonts w:ascii="Times New Roman" w:hAnsi="Times New Roman" w:cs="Times New Roman" w:eastAsia="Times New Roman"/>
+                <w:b w:val="0"/>
+                <w:i w:val="0"/>
+                <w:sz w:val="26"/>
               </w:rPr>
               <w:t>13</w:t>
             </w:r>
@@ -2740,39 +3167,53 @@
         </w:tc>
         <w:tc>
           <w:tcPr>
-            <w:tcW w:type="dxa" w:w="3118"/>
-            <w:vAlign w:val="center"/>
-          </w:tcPr>
-          <w:p>
-            <w:pPr>
-              <w:spacing w:before="40" w:after="40" w:line="276" w:lineRule="auto"/>
-              <w:jc w:val="both"/>
-            </w:pPr>
-            <w:r>
-              <w:rPr>
-                <w:rFonts w:ascii="Times New Roman" w:hAnsi="Times New Roman"/>
-                <w:sz w:val="26"/>
-                <w:rFonts w:ascii="Times New Roman" w:hAnsi="Times New Roman" w:cs="Times New Roman"/>
-              </w:rPr>
-              <w:t>Đánh giá định kỳ 2</w:t>
-            </w:r>
-          </w:p>
-        </w:tc>
-        <w:tc>
-          <w:tcPr>
-            <w:tcW w:type="dxa" w:w="850"/>
-            <w:vAlign w:val="center"/>
-          </w:tcPr>
-          <w:p>
-            <w:pPr>
-              <w:spacing w:before="40" w:after="40" w:line="276" w:lineRule="auto"/>
-              <w:jc w:val="center"/>
-            </w:pPr>
-            <w:r>
-              <w:rPr>
-                <w:rFonts w:ascii="Times New Roman" w:hAnsi="Times New Roman"/>
-                <w:sz w:val="26"/>
-                <w:rFonts w:ascii="Times New Roman" w:hAnsi="Times New Roman" w:cs="Times New Roman"/>
+            <w:tcW w:type="dxa" w:w="1862"/>
+            <w:tcMar>
+              <w:top w:w="80" w:type="dxa"/>
+              <w:bottom w:w="80" w:type="dxa"/>
+              <w:left w:w="120" w:type="dxa"/>
+              <w:right w:w="120" w:type="dxa"/>
+            </w:tcMar>
+          </w:tcPr>
+          <w:p>
+            <w:pPr>
+              <w:spacing w:line="276" w:lineRule="auto" w:after="40"/>
+              <w:jc w:val="left"/>
+            </w:pPr>
+            <w:r/>
+            <w:r>
+              <w:rPr>
+                <w:rFonts w:ascii="Times New Roman" w:hAnsi="Times New Roman" w:cs="Times New Roman" w:eastAsia="Times New Roman"/>
+                <w:b w:val="0"/>
+                <w:i w:val="0"/>
+                <w:sz w:val="26"/>
+              </w:rPr>
+              <w:t>Bài 10. Robot hút bụi</w:t>
+            </w:r>
+          </w:p>
+        </w:tc>
+        <w:tc>
+          <w:tcPr>
+            <w:tcW w:type="dxa" w:w="1862"/>
+            <w:tcMar>
+              <w:top w:w="80" w:type="dxa"/>
+              <w:bottom w:w="80" w:type="dxa"/>
+              <w:left w:w="120" w:type="dxa"/>
+              <w:right w:w="120" w:type="dxa"/>
+            </w:tcMar>
+          </w:tcPr>
+          <w:p>
+            <w:pPr>
+              <w:spacing w:line="276" w:lineRule="auto" w:after="40"/>
+              <w:jc w:val="center"/>
+            </w:pPr>
+            <w:r/>
+            <w:r>
+              <w:rPr>
+                <w:rFonts w:ascii="Times New Roman" w:hAnsi="Times New Roman" w:cs="Times New Roman" w:eastAsia="Times New Roman"/>
+                <w:b w:val="0"/>
+                <w:i w:val="0"/>
+                <w:sz w:val="26"/>
               </w:rPr>
               <w:t>1</w:t>
             </w:r>
@@ -2780,19 +3221,26 @@
         </w:tc>
         <w:tc>
           <w:tcPr>
-            <w:tcW w:type="dxa" w:w="1247"/>
-            <w:vAlign w:val="center"/>
-          </w:tcPr>
-          <w:p>
-            <w:pPr>
-              <w:spacing w:before="40" w:after="40" w:line="276" w:lineRule="auto"/>
-              <w:jc w:val="center"/>
-            </w:pPr>
-            <w:r>
-              <w:rPr>
-                <w:rFonts w:ascii="Times New Roman" w:hAnsi="Times New Roman"/>
-                <w:sz w:val="26"/>
-                <w:rFonts w:ascii="Times New Roman" w:hAnsi="Times New Roman" w:cs="Times New Roman"/>
+            <w:tcW w:type="dxa" w:w="1862"/>
+            <w:tcMar>
+              <w:top w:w="80" w:type="dxa"/>
+              <w:bottom w:w="80" w:type="dxa"/>
+              <w:left w:w="120" w:type="dxa"/>
+              <w:right w:w="120" w:type="dxa"/>
+            </w:tcMar>
+          </w:tcPr>
+          <w:p>
+            <w:pPr>
+              <w:spacing w:line="276" w:lineRule="auto" w:after="40"/>
+              <w:jc w:val="center"/>
+            </w:pPr>
+            <w:r/>
+            <w:r>
+              <w:rPr>
+                <w:rFonts w:ascii="Times New Roman" w:hAnsi="Times New Roman" w:cs="Times New Roman" w:eastAsia="Times New Roman"/>
+                <w:b w:val="0"/>
+                <w:i w:val="0"/>
+                <w:sz w:val="26"/>
               </w:rPr>
               <w:t>13</w:t>
             </w:r>
@@ -2800,21 +3248,28 @@
         </w:tc>
         <w:tc>
           <w:tcPr>
-            <w:tcW w:type="dxa" w:w="3402"/>
-            <w:vAlign w:val="center"/>
-          </w:tcPr>
-          <w:p>
-            <w:pPr>
-              <w:spacing w:before="40" w:after="40" w:line="276" w:lineRule="auto"/>
-              <w:jc w:val="both"/>
-            </w:pPr>
-            <w:r>
-              <w:rPr>
-                <w:rFonts w:ascii="Times New Roman" w:hAnsi="Times New Roman"/>
-                <w:sz w:val="26"/>
-                <w:rFonts w:ascii="Times New Roman" w:hAnsi="Times New Roman" w:cs="Times New Roman"/>
-              </w:rPr>
-              <w:t>Kiểm tra đánh giá kết quả học tập thực hành Robotics.</w:t>
+            <w:tcW w:type="dxa" w:w="1862"/>
+            <w:tcMar>
+              <w:top w:w="80" w:type="dxa"/>
+              <w:bottom w:w="80" w:type="dxa"/>
+              <w:left w:w="120" w:type="dxa"/>
+              <w:right w:w="120" w:type="dxa"/>
+            </w:tcMar>
+          </w:tcPr>
+          <w:p>
+            <w:pPr>
+              <w:spacing w:line="276" w:lineRule="auto" w:after="40"/>
+              <w:jc w:val="left"/>
+            </w:pPr>
+            <w:r/>
+            <w:r>
+              <w:rPr>
+                <w:rFonts w:ascii="Times New Roman" w:hAnsi="Times New Roman" w:cs="Times New Roman" w:eastAsia="Times New Roman"/>
+                <w:b w:val="0"/>
+                <w:i w:val="0"/>
+                <w:sz w:val="26"/>
+              </w:rPr>
+              <w:t>Tìm hiểu chức năng robot dọn dẹp; lắp và lập trình robot hút bụi tự động.</w:t>
             </w:r>
           </w:p>
         </w:tc>
@@ -2822,19 +3277,26 @@
       <w:tr>
         <w:tc>
           <w:tcPr>
-            <w:tcW w:type="dxa" w:w="680"/>
-            <w:vAlign w:val="center"/>
-          </w:tcPr>
-          <w:p>
-            <w:pPr>
-              <w:spacing w:before="40" w:after="40" w:line="276" w:lineRule="auto"/>
-              <w:jc w:val="center"/>
-            </w:pPr>
-            <w:r>
-              <w:rPr>
-                <w:rFonts w:ascii="Times New Roman" w:hAnsi="Times New Roman"/>
-                <w:sz w:val="26"/>
-                <w:rFonts w:ascii="Times New Roman" w:hAnsi="Times New Roman" w:cs="Times New Roman"/>
+            <w:tcW w:type="dxa" w:w="1862"/>
+            <w:tcMar>
+              <w:top w:w="80" w:type="dxa"/>
+              <w:bottom w:w="80" w:type="dxa"/>
+              <w:left w:w="120" w:type="dxa"/>
+              <w:right w:w="120" w:type="dxa"/>
+            </w:tcMar>
+          </w:tcPr>
+          <w:p>
+            <w:pPr>
+              <w:spacing w:line="276" w:lineRule="auto" w:after="40"/>
+              <w:jc w:val="center"/>
+            </w:pPr>
+            <w:r/>
+            <w:r>
+              <w:rPr>
+                <w:rFonts w:ascii="Times New Roman" w:hAnsi="Times New Roman" w:cs="Times New Roman" w:eastAsia="Times New Roman"/>
+                <w:b w:val="0"/>
+                <w:i w:val="0"/>
+                <w:sz w:val="26"/>
               </w:rPr>
               <w:t>14</w:t>
             </w:r>
@@ -2842,39 +3304,53 @@
         </w:tc>
         <w:tc>
           <w:tcPr>
-            <w:tcW w:type="dxa" w:w="3118"/>
-            <w:vAlign w:val="center"/>
-          </w:tcPr>
-          <w:p>
-            <w:pPr>
-              <w:spacing w:before="40" w:after="40" w:line="276" w:lineRule="auto"/>
-              <w:jc w:val="both"/>
-            </w:pPr>
-            <w:r>
-              <w:rPr>
-                <w:rFonts w:ascii="Times New Roman" w:hAnsi="Times New Roman"/>
-                <w:sz w:val="26"/>
-                <w:rFonts w:ascii="Times New Roman" w:hAnsi="Times New Roman" w:cs="Times New Roman"/>
-              </w:rPr>
-              <w:t>Bài 9. Số ngẫu nhiên</w:t>
-            </w:r>
-          </w:p>
-        </w:tc>
-        <w:tc>
-          <w:tcPr>
-            <w:tcW w:type="dxa" w:w="850"/>
-            <w:vAlign w:val="center"/>
-          </w:tcPr>
-          <w:p>
-            <w:pPr>
-              <w:spacing w:before="40" w:after="40" w:line="276" w:lineRule="auto"/>
-              <w:jc w:val="center"/>
-            </w:pPr>
-            <w:r>
-              <w:rPr>
-                <w:rFonts w:ascii="Times New Roman" w:hAnsi="Times New Roman"/>
-                <w:sz w:val="26"/>
-                <w:rFonts w:ascii="Times New Roman" w:hAnsi="Times New Roman" w:cs="Times New Roman"/>
+            <w:tcW w:type="dxa" w:w="1862"/>
+            <w:tcMar>
+              <w:top w:w="80" w:type="dxa"/>
+              <w:bottom w:w="80" w:type="dxa"/>
+              <w:left w:w="120" w:type="dxa"/>
+              <w:right w:w="120" w:type="dxa"/>
+            </w:tcMar>
+          </w:tcPr>
+          <w:p>
+            <w:pPr>
+              <w:spacing w:line="276" w:lineRule="auto" w:after="40"/>
+              <w:jc w:val="left"/>
+            </w:pPr>
+            <w:r/>
+            <w:r>
+              <w:rPr>
+                <w:rFonts w:ascii="Times New Roman" w:hAnsi="Times New Roman" w:cs="Times New Roman" w:eastAsia="Times New Roman"/>
+                <w:b w:val="0"/>
+                <w:i w:val="0"/>
+                <w:sz w:val="26"/>
+              </w:rPr>
+              <w:t>Bài 11. Lực hấp dẫn</w:t>
+            </w:r>
+          </w:p>
+        </w:tc>
+        <w:tc>
+          <w:tcPr>
+            <w:tcW w:type="dxa" w:w="1862"/>
+            <w:tcMar>
+              <w:top w:w="80" w:type="dxa"/>
+              <w:bottom w:w="80" w:type="dxa"/>
+              <w:left w:w="120" w:type="dxa"/>
+              <w:right w:w="120" w:type="dxa"/>
+            </w:tcMar>
+          </w:tcPr>
+          <w:p>
+            <w:pPr>
+              <w:spacing w:line="276" w:lineRule="auto" w:after="40"/>
+              <w:jc w:val="center"/>
+            </w:pPr>
+            <w:r/>
+            <w:r>
+              <w:rPr>
+                <w:rFonts w:ascii="Times New Roman" w:hAnsi="Times New Roman" w:cs="Times New Roman" w:eastAsia="Times New Roman"/>
+                <w:b w:val="0"/>
+                <w:i w:val="0"/>
+                <w:sz w:val="26"/>
               </w:rPr>
               <w:t>1</w:t>
             </w:r>
@@ -2882,19 +3358,26 @@
         </w:tc>
         <w:tc>
           <w:tcPr>
-            <w:tcW w:type="dxa" w:w="1247"/>
-            <w:vAlign w:val="center"/>
-          </w:tcPr>
-          <w:p>
-            <w:pPr>
-              <w:spacing w:before="40" w:after="40" w:line="276" w:lineRule="auto"/>
-              <w:jc w:val="center"/>
-            </w:pPr>
-            <w:r>
-              <w:rPr>
-                <w:rFonts w:ascii="Times New Roman" w:hAnsi="Times New Roman"/>
-                <w:sz w:val="26"/>
-                <w:rFonts w:ascii="Times New Roman" w:hAnsi="Times New Roman" w:cs="Times New Roman"/>
+            <w:tcW w:type="dxa" w:w="1862"/>
+            <w:tcMar>
+              <w:top w:w="80" w:type="dxa"/>
+              <w:bottom w:w="80" w:type="dxa"/>
+              <w:left w:w="120" w:type="dxa"/>
+              <w:right w:w="120" w:type="dxa"/>
+            </w:tcMar>
+          </w:tcPr>
+          <w:p>
+            <w:pPr>
+              <w:spacing w:line="276" w:lineRule="auto" w:after="40"/>
+              <w:jc w:val="center"/>
+            </w:pPr>
+            <w:r/>
+            <w:r>
+              <w:rPr>
+                <w:rFonts w:ascii="Times New Roman" w:hAnsi="Times New Roman" w:cs="Times New Roman" w:eastAsia="Times New Roman"/>
+                <w:b w:val="0"/>
+                <w:i w:val="0"/>
+                <w:sz w:val="26"/>
               </w:rPr>
               <w:t>14</w:t>
             </w:r>
@@ -2902,21 +3385,28 @@
         </w:tc>
         <w:tc>
           <w:tcPr>
-            <w:tcW w:type="dxa" w:w="3402"/>
-            <w:vAlign w:val="center"/>
-          </w:tcPr>
-          <w:p>
-            <w:pPr>
-              <w:spacing w:before="40" w:after="40" w:line="276" w:lineRule="auto"/>
-              <w:jc w:val="both"/>
-            </w:pPr>
-            <w:r>
-              <w:rPr>
-                <w:rFonts w:ascii="Times New Roman" w:hAnsi="Times New Roman"/>
-                <w:sz w:val="26"/>
-                <w:rFonts w:ascii="Times New Roman" w:hAnsi="Times New Roman" w:cs="Times New Roman"/>
-              </w:rPr>
-              <w:t>Ứng dụng thuật toán số ngẫu nhiên trong điều khiển robot hoạt động tự động.</w:t>
+            <w:tcW w:type="dxa" w:w="1862"/>
+            <w:tcMar>
+              <w:top w:w="80" w:type="dxa"/>
+              <w:bottom w:w="80" w:type="dxa"/>
+              <w:left w:w="120" w:type="dxa"/>
+              <w:right w:w="120" w:type="dxa"/>
+            </w:tcMar>
+          </w:tcPr>
+          <w:p>
+            <w:pPr>
+              <w:spacing w:line="276" w:lineRule="auto" w:after="40"/>
+              <w:jc w:val="left"/>
+            </w:pPr>
+            <w:r/>
+            <w:r>
+              <w:rPr>
+                <w:rFonts w:ascii="Times New Roman" w:hAnsi="Times New Roman" w:cs="Times New Roman" w:eastAsia="Times New Roman"/>
+                <w:b w:val="0"/>
+                <w:i w:val="0"/>
+                <w:sz w:val="26"/>
+              </w:rPr>
+              <w:t>Tìm hiểu trọng lực và ứng dụng; chế tạo robot Rodeo sử dụng lực hấp dẫn.</w:t>
             </w:r>
           </w:p>
         </w:tc>
@@ -2924,19 +3414,26 @@
       <w:tr>
         <w:tc>
           <w:tcPr>
-            <w:tcW w:type="dxa" w:w="680"/>
-            <w:vAlign w:val="center"/>
-          </w:tcPr>
-          <w:p>
-            <w:pPr>
-              <w:spacing w:before="40" w:after="40" w:line="276" w:lineRule="auto"/>
-              <w:jc w:val="center"/>
-            </w:pPr>
-            <w:r>
-              <w:rPr>
-                <w:rFonts w:ascii="Times New Roman" w:hAnsi="Times New Roman"/>
-                <w:sz w:val="26"/>
-                <w:rFonts w:ascii="Times New Roman" w:hAnsi="Times New Roman" w:cs="Times New Roman"/>
+            <w:tcW w:type="dxa" w:w="1862"/>
+            <w:tcMar>
+              <w:top w:w="80" w:type="dxa"/>
+              <w:bottom w:w="80" w:type="dxa"/>
+              <w:left w:w="120" w:type="dxa"/>
+              <w:right w:w="120" w:type="dxa"/>
+            </w:tcMar>
+          </w:tcPr>
+          <w:p>
+            <w:pPr>
+              <w:spacing w:line="276" w:lineRule="auto" w:after="40"/>
+              <w:jc w:val="center"/>
+            </w:pPr>
+            <w:r/>
+            <w:r>
+              <w:rPr>
+                <w:rFonts w:ascii="Times New Roman" w:hAnsi="Times New Roman" w:cs="Times New Roman" w:eastAsia="Times New Roman"/>
+                <w:b w:val="0"/>
+                <w:i w:val="0"/>
+                <w:sz w:val="26"/>
               </w:rPr>
               <w:t>15</w:t>
             </w:r>
@@ -2944,39 +3441,53 @@
         </w:tc>
         <w:tc>
           <w:tcPr>
-            <w:tcW w:type="dxa" w:w="3118"/>
-            <w:vAlign w:val="center"/>
-          </w:tcPr>
-          <w:p>
-            <w:pPr>
-              <w:spacing w:before="40" w:after="40" w:line="276" w:lineRule="auto"/>
-              <w:jc w:val="both"/>
-            </w:pPr>
-            <w:r>
-              <w:rPr>
-                <w:rFonts w:ascii="Times New Roman" w:hAnsi="Times New Roman"/>
-                <w:sz w:val="26"/>
-                <w:rFonts w:ascii="Times New Roman" w:hAnsi="Times New Roman" w:cs="Times New Roman"/>
-              </w:rPr>
-              <w:t>Bài 10. Robot hút bụi</w:t>
-            </w:r>
-          </w:p>
-        </w:tc>
-        <w:tc>
-          <w:tcPr>
-            <w:tcW w:type="dxa" w:w="850"/>
-            <w:vAlign w:val="center"/>
-          </w:tcPr>
-          <w:p>
-            <w:pPr>
-              <w:spacing w:before="40" w:after="40" w:line="276" w:lineRule="auto"/>
-              <w:jc w:val="center"/>
-            </w:pPr>
-            <w:r>
-              <w:rPr>
-                <w:rFonts w:ascii="Times New Roman" w:hAnsi="Times New Roman"/>
-                <w:sz w:val="26"/>
-                <w:rFonts w:ascii="Times New Roman" w:hAnsi="Times New Roman" w:cs="Times New Roman"/>
+            <w:tcW w:type="dxa" w:w="1862"/>
+            <w:tcMar>
+              <w:top w:w="80" w:type="dxa"/>
+              <w:bottom w:w="80" w:type="dxa"/>
+              <w:left w:w="120" w:type="dxa"/>
+              <w:right w:w="120" w:type="dxa"/>
+            </w:tcMar>
+          </w:tcPr>
+          <w:p>
+            <w:pPr>
+              <w:spacing w:line="276" w:lineRule="auto" w:after="40"/>
+              <w:jc w:val="left"/>
+            </w:pPr>
+            <w:r/>
+            <w:r>
+              <w:rPr>
+                <w:rFonts w:ascii="Times New Roman" w:hAnsi="Times New Roman" w:cs="Times New Roman" w:eastAsia="Times New Roman"/>
+                <w:b w:val="0"/>
+                <w:i w:val="0"/>
+                <w:sz w:val="26"/>
+              </w:rPr>
+              <w:t>Bài 12. Domino trong Robotics</w:t>
+            </w:r>
+          </w:p>
+        </w:tc>
+        <w:tc>
+          <w:tcPr>
+            <w:tcW w:type="dxa" w:w="1862"/>
+            <w:tcMar>
+              <w:top w:w="80" w:type="dxa"/>
+              <w:bottom w:w="80" w:type="dxa"/>
+              <w:left w:w="120" w:type="dxa"/>
+              <w:right w:w="120" w:type="dxa"/>
+            </w:tcMar>
+          </w:tcPr>
+          <w:p>
+            <w:pPr>
+              <w:spacing w:line="276" w:lineRule="auto" w:after="40"/>
+              <w:jc w:val="center"/>
+            </w:pPr>
+            <w:r/>
+            <w:r>
+              <w:rPr>
+                <w:rFonts w:ascii="Times New Roman" w:hAnsi="Times New Roman" w:cs="Times New Roman" w:eastAsia="Times New Roman"/>
+                <w:b w:val="0"/>
+                <w:i w:val="0"/>
+                <w:sz w:val="26"/>
               </w:rPr>
               <w:t>1</w:t>
             </w:r>
@@ -2984,19 +3495,26 @@
         </w:tc>
         <w:tc>
           <w:tcPr>
-            <w:tcW w:type="dxa" w:w="1247"/>
-            <w:vAlign w:val="center"/>
-          </w:tcPr>
-          <w:p>
-            <w:pPr>
-              <w:spacing w:before="40" w:after="40" w:line="276" w:lineRule="auto"/>
-              <w:jc w:val="center"/>
-            </w:pPr>
-            <w:r>
-              <w:rPr>
-                <w:rFonts w:ascii="Times New Roman" w:hAnsi="Times New Roman"/>
-                <w:sz w:val="26"/>
-                <w:rFonts w:ascii="Times New Roman" w:hAnsi="Times New Roman" w:cs="Times New Roman"/>
+            <w:tcW w:type="dxa" w:w="1862"/>
+            <w:tcMar>
+              <w:top w:w="80" w:type="dxa"/>
+              <w:bottom w:w="80" w:type="dxa"/>
+              <w:left w:w="120" w:type="dxa"/>
+              <w:right w:w="120" w:type="dxa"/>
+            </w:tcMar>
+          </w:tcPr>
+          <w:p>
+            <w:pPr>
+              <w:spacing w:line="276" w:lineRule="auto" w:after="40"/>
+              <w:jc w:val="center"/>
+            </w:pPr>
+            <w:r/>
+            <w:r>
+              <w:rPr>
+                <w:rFonts w:ascii="Times New Roman" w:hAnsi="Times New Roman" w:cs="Times New Roman" w:eastAsia="Times New Roman"/>
+                <w:b w:val="0"/>
+                <w:i w:val="0"/>
+                <w:sz w:val="26"/>
               </w:rPr>
               <w:t>15</w:t>
             </w:r>
@@ -3004,21 +3522,28 @@
         </w:tc>
         <w:tc>
           <w:tcPr>
-            <w:tcW w:type="dxa" w:w="3402"/>
-            <w:vAlign w:val="center"/>
-          </w:tcPr>
-          <w:p>
-            <w:pPr>
-              <w:spacing w:before="40" w:after="40" w:line="276" w:lineRule="auto"/>
-              <w:jc w:val="both"/>
-            </w:pPr>
-            <w:r>
-              <w:rPr>
-                <w:rFonts w:ascii="Times New Roman" w:hAnsi="Times New Roman"/>
-                <w:sz w:val="26"/>
-                <w:rFonts w:ascii="Times New Roman" w:hAnsi="Times New Roman" w:cs="Times New Roman"/>
-              </w:rPr>
-              <w:t>Tìm hiểu chức năng robot dọn dẹp; lắp và lập trình robot hút bụi tự động.</w:t>
+            <w:tcW w:type="dxa" w:w="1862"/>
+            <w:tcMar>
+              <w:top w:w="80" w:type="dxa"/>
+              <w:bottom w:w="80" w:type="dxa"/>
+              <w:left w:w="120" w:type="dxa"/>
+              <w:right w:w="120" w:type="dxa"/>
+            </w:tcMar>
+          </w:tcPr>
+          <w:p>
+            <w:pPr>
+              <w:spacing w:line="276" w:lineRule="auto" w:after="40"/>
+              <w:jc w:val="left"/>
+            </w:pPr>
+            <w:r/>
+            <w:r>
+              <w:rPr>
+                <w:rFonts w:ascii="Times New Roman" w:hAnsi="Times New Roman" w:cs="Times New Roman" w:eastAsia="Times New Roman"/>
+                <w:b w:val="0"/>
+                <w:i w:val="0"/>
+                <w:sz w:val="26"/>
+              </w:rPr>
+              <w:t>Tìm hiểu chuyển động chính xác; lắp robot xếp khối domino tự động.</w:t>
             </w:r>
           </w:p>
         </w:tc>
@@ -3026,19 +3551,26 @@
       <w:tr>
         <w:tc>
           <w:tcPr>
-            <w:tcW w:type="dxa" w:w="680"/>
-            <w:vAlign w:val="center"/>
-          </w:tcPr>
-          <w:p>
-            <w:pPr>
-              <w:spacing w:before="40" w:after="40" w:line="276" w:lineRule="auto"/>
-              <w:jc w:val="center"/>
-            </w:pPr>
-            <w:r>
-              <w:rPr>
-                <w:rFonts w:ascii="Times New Roman" w:hAnsi="Times New Roman"/>
-                <w:sz w:val="26"/>
-                <w:rFonts w:ascii="Times New Roman" w:hAnsi="Times New Roman" w:cs="Times New Roman"/>
+            <w:tcW w:type="dxa" w:w="1862"/>
+            <w:tcMar>
+              <w:top w:w="80" w:type="dxa"/>
+              <w:bottom w:w="80" w:type="dxa"/>
+              <w:left w:w="120" w:type="dxa"/>
+              <w:right w:w="120" w:type="dxa"/>
+            </w:tcMar>
+          </w:tcPr>
+          <w:p>
+            <w:pPr>
+              <w:spacing w:line="276" w:lineRule="auto" w:after="40"/>
+              <w:jc w:val="center"/>
+            </w:pPr>
+            <w:r/>
+            <w:r>
+              <w:rPr>
+                <w:rFonts w:ascii="Times New Roman" w:hAnsi="Times New Roman" w:cs="Times New Roman" w:eastAsia="Times New Roman"/>
+                <w:b w:val="0"/>
+                <w:i w:val="0"/>
+                <w:sz w:val="26"/>
               </w:rPr>
               <w:t>16</w:t>
             </w:r>
@@ -3046,39 +3578,53 @@
         </w:tc>
         <w:tc>
           <w:tcPr>
-            <w:tcW w:type="dxa" w:w="3118"/>
-            <w:vAlign w:val="center"/>
-          </w:tcPr>
-          <w:p>
-            <w:pPr>
-              <w:spacing w:before="40" w:after="40" w:line="276" w:lineRule="auto"/>
-              <w:jc w:val="both"/>
-            </w:pPr>
-            <w:r>
-              <w:rPr>
-                <w:rFonts w:ascii="Times New Roman" w:hAnsi="Times New Roman"/>
-                <w:sz w:val="26"/>
-                <w:rFonts w:ascii="Times New Roman" w:hAnsi="Times New Roman" w:cs="Times New Roman"/>
-              </w:rPr>
-              <w:t>Bài 11. Lực hấp dẫn</w:t>
-            </w:r>
-          </w:p>
-        </w:tc>
-        <w:tc>
-          <w:tcPr>
-            <w:tcW w:type="dxa" w:w="850"/>
-            <w:vAlign w:val="center"/>
-          </w:tcPr>
-          <w:p>
-            <w:pPr>
-              <w:spacing w:before="40" w:after="40" w:line="276" w:lineRule="auto"/>
-              <w:jc w:val="center"/>
-            </w:pPr>
-            <w:r>
-              <w:rPr>
-                <w:rFonts w:ascii="Times New Roman" w:hAnsi="Times New Roman"/>
-                <w:sz w:val="26"/>
-                <w:rFonts w:ascii="Times New Roman" w:hAnsi="Times New Roman" w:cs="Times New Roman"/>
+            <w:tcW w:type="dxa" w:w="1862"/>
+            <w:tcMar>
+              <w:top w:w="80" w:type="dxa"/>
+              <w:bottom w:w="80" w:type="dxa"/>
+              <w:left w:w="120" w:type="dxa"/>
+              <w:right w:w="120" w:type="dxa"/>
+            </w:tcMar>
+          </w:tcPr>
+          <w:p>
+            <w:pPr>
+              <w:spacing w:line="276" w:lineRule="auto" w:after="40"/>
+              <w:jc w:val="left"/>
+            </w:pPr>
+            <w:r/>
+            <w:r>
+              <w:rPr>
+                <w:rFonts w:ascii="Times New Roman" w:hAnsi="Times New Roman" w:cs="Times New Roman" w:eastAsia="Times New Roman"/>
+                <w:b w:val="0"/>
+                <w:i w:val="0"/>
+                <w:sz w:val="26"/>
+              </w:rPr>
+              <w:t>Bài 13. Robot phục vụ đời sống</w:t>
+            </w:r>
+          </w:p>
+        </w:tc>
+        <w:tc>
+          <w:tcPr>
+            <w:tcW w:type="dxa" w:w="1862"/>
+            <w:tcMar>
+              <w:top w:w="80" w:type="dxa"/>
+              <w:bottom w:w="80" w:type="dxa"/>
+              <w:left w:w="120" w:type="dxa"/>
+              <w:right w:w="120" w:type="dxa"/>
+            </w:tcMar>
+          </w:tcPr>
+          <w:p>
+            <w:pPr>
+              <w:spacing w:line="276" w:lineRule="auto" w:after="40"/>
+              <w:jc w:val="center"/>
+            </w:pPr>
+            <w:r/>
+            <w:r>
+              <w:rPr>
+                <w:rFonts w:ascii="Times New Roman" w:hAnsi="Times New Roman" w:cs="Times New Roman" w:eastAsia="Times New Roman"/>
+                <w:b w:val="0"/>
+                <w:i w:val="0"/>
+                <w:sz w:val="26"/>
               </w:rPr>
               <w:t>1</w:t>
             </w:r>
@@ -3086,19 +3632,26 @@
         </w:tc>
         <w:tc>
           <w:tcPr>
-            <w:tcW w:type="dxa" w:w="1247"/>
-            <w:vAlign w:val="center"/>
-          </w:tcPr>
-          <w:p>
-            <w:pPr>
-              <w:spacing w:before="40" w:after="40" w:line="276" w:lineRule="auto"/>
-              <w:jc w:val="center"/>
-            </w:pPr>
-            <w:r>
-              <w:rPr>
-                <w:rFonts w:ascii="Times New Roman" w:hAnsi="Times New Roman"/>
-                <w:sz w:val="26"/>
-                <w:rFonts w:ascii="Times New Roman" w:hAnsi="Times New Roman" w:cs="Times New Roman"/>
+            <w:tcW w:type="dxa" w:w="1862"/>
+            <w:tcMar>
+              <w:top w:w="80" w:type="dxa"/>
+              <w:bottom w:w="80" w:type="dxa"/>
+              <w:left w:w="120" w:type="dxa"/>
+              <w:right w:w="120" w:type="dxa"/>
+            </w:tcMar>
+          </w:tcPr>
+          <w:p>
+            <w:pPr>
+              <w:spacing w:line="276" w:lineRule="auto" w:after="40"/>
+              <w:jc w:val="center"/>
+            </w:pPr>
+            <w:r/>
+            <w:r>
+              <w:rPr>
+                <w:rFonts w:ascii="Times New Roman" w:hAnsi="Times New Roman" w:cs="Times New Roman" w:eastAsia="Times New Roman"/>
+                <w:b w:val="0"/>
+                <w:i w:val="0"/>
+                <w:sz w:val="26"/>
               </w:rPr>
               <w:t>16</w:t>
             </w:r>
@@ -3106,21 +3659,28 @@
         </w:tc>
         <w:tc>
           <w:tcPr>
-            <w:tcW w:type="dxa" w:w="3402"/>
-            <w:vAlign w:val="center"/>
-          </w:tcPr>
-          <w:p>
-            <w:pPr>
-              <w:spacing w:before="40" w:after="40" w:line="276" w:lineRule="auto"/>
-              <w:jc w:val="both"/>
-            </w:pPr>
-            <w:r>
-              <w:rPr>
-                <w:rFonts w:ascii="Times New Roman" w:hAnsi="Times New Roman"/>
-                <w:sz w:val="26"/>
-                <w:rFonts w:ascii="Times New Roman" w:hAnsi="Times New Roman" w:cs="Times New Roman"/>
-              </w:rPr>
-              <w:t>Tìm hiểu trọng lực và ứng dụng; chế tạo robot Rodeo sử dụng lực hấp dẫn.</w:t>
+            <w:tcW w:type="dxa" w:w="1862"/>
+            <w:tcMar>
+              <w:top w:w="80" w:type="dxa"/>
+              <w:bottom w:w="80" w:type="dxa"/>
+              <w:left w:w="120" w:type="dxa"/>
+              <w:right w:w="120" w:type="dxa"/>
+            </w:tcMar>
+          </w:tcPr>
+          <w:p>
+            <w:pPr>
+              <w:spacing w:line="276" w:lineRule="auto" w:after="40"/>
+              <w:jc w:val="left"/>
+            </w:pPr>
+            <w:r/>
+            <w:r>
+              <w:rPr>
+                <w:rFonts w:ascii="Times New Roman" w:hAnsi="Times New Roman" w:cs="Times New Roman" w:eastAsia="Times New Roman"/>
+                <w:b w:val="0"/>
+                <w:i w:val="0"/>
+                <w:sz w:val="26"/>
+              </w:rPr>
+              <w:t>Tìm hiểu ứng dụng robot trong công nghiệp và đời sống.</w:t>
             </w:r>
           </w:p>
         </w:tc>
@@ -3128,19 +3688,26 @@
       <w:tr>
         <w:tc>
           <w:tcPr>
-            <w:tcW w:type="dxa" w:w="680"/>
-            <w:vAlign w:val="center"/>
-          </w:tcPr>
-          <w:p>
-            <w:pPr>
-              <w:spacing w:before="40" w:after="40" w:line="276" w:lineRule="auto"/>
-              <w:jc w:val="center"/>
-            </w:pPr>
-            <w:r>
-              <w:rPr>
-                <w:rFonts w:ascii="Times New Roman" w:hAnsi="Times New Roman"/>
-                <w:sz w:val="26"/>
-                <w:rFonts w:ascii="Times New Roman" w:hAnsi="Times New Roman" w:cs="Times New Roman"/>
+            <w:tcW w:type="dxa" w:w="1862"/>
+            <w:tcMar>
+              <w:top w:w="80" w:type="dxa"/>
+              <w:bottom w:w="80" w:type="dxa"/>
+              <w:left w:w="120" w:type="dxa"/>
+              <w:right w:w="120" w:type="dxa"/>
+            </w:tcMar>
+          </w:tcPr>
+          <w:p>
+            <w:pPr>
+              <w:spacing w:line="276" w:lineRule="auto" w:after="40"/>
+              <w:jc w:val="center"/>
+            </w:pPr>
+            <w:r/>
+            <w:r>
+              <w:rPr>
+                <w:rFonts w:ascii="Times New Roman" w:hAnsi="Times New Roman" w:cs="Times New Roman" w:eastAsia="Times New Roman"/>
+                <w:b w:val="0"/>
+                <w:i w:val="0"/>
+                <w:sz w:val="26"/>
               </w:rPr>
               <w:t>17</w:t>
             </w:r>
@@ -3148,39 +3715,53 @@
         </w:tc>
         <w:tc>
           <w:tcPr>
-            <w:tcW w:type="dxa" w:w="3118"/>
-            <w:vAlign w:val="center"/>
-          </w:tcPr>
-          <w:p>
-            <w:pPr>
-              <w:spacing w:before="40" w:after="40" w:line="276" w:lineRule="auto"/>
-              <w:jc w:val="both"/>
-            </w:pPr>
-            <w:r>
-              <w:rPr>
-                <w:rFonts w:ascii="Times New Roman" w:hAnsi="Times New Roman"/>
-                <w:sz w:val="26"/>
-                <w:rFonts w:ascii="Times New Roman" w:hAnsi="Times New Roman" w:cs="Times New Roman"/>
-              </w:rPr>
-              <w:t>Bài 12. Domino trong Robotics</w:t>
-            </w:r>
-          </w:p>
-        </w:tc>
-        <w:tc>
-          <w:tcPr>
-            <w:tcW w:type="dxa" w:w="850"/>
-            <w:vAlign w:val="center"/>
-          </w:tcPr>
-          <w:p>
-            <w:pPr>
-              <w:spacing w:before="40" w:after="40" w:line="276" w:lineRule="auto"/>
-              <w:jc w:val="center"/>
-            </w:pPr>
-            <w:r>
-              <w:rPr>
-                <w:rFonts w:ascii="Times New Roman" w:hAnsi="Times New Roman"/>
-                <w:sz w:val="26"/>
-                <w:rFonts w:ascii="Times New Roman" w:hAnsi="Times New Roman" w:cs="Times New Roman"/>
+            <w:tcW w:type="dxa" w:w="1862"/>
+            <w:tcMar>
+              <w:top w:w="80" w:type="dxa"/>
+              <w:bottom w:w="80" w:type="dxa"/>
+              <w:left w:w="120" w:type="dxa"/>
+              <w:right w:w="120" w:type="dxa"/>
+            </w:tcMar>
+          </w:tcPr>
+          <w:p>
+            <w:pPr>
+              <w:spacing w:line="276" w:lineRule="auto" w:after="40"/>
+              <w:jc w:val="left"/>
+            </w:pPr>
+            <w:r/>
+            <w:r>
+              <w:rPr>
+                <w:rFonts w:ascii="Times New Roman" w:hAnsi="Times New Roman" w:cs="Times New Roman" w:eastAsia="Times New Roman"/>
+                <w:b w:val="0"/>
+                <w:i w:val="0"/>
+                <w:sz w:val="26"/>
+              </w:rPr>
+              <w:t>Luyện tập &amp; Thực hành sáng tạo Robotics</w:t>
+            </w:r>
+          </w:p>
+        </w:tc>
+        <w:tc>
+          <w:tcPr>
+            <w:tcW w:type="dxa" w:w="1862"/>
+            <w:tcMar>
+              <w:top w:w="80" w:type="dxa"/>
+              <w:bottom w:w="80" w:type="dxa"/>
+              <w:left w:w="120" w:type="dxa"/>
+              <w:right w:w="120" w:type="dxa"/>
+            </w:tcMar>
+          </w:tcPr>
+          <w:p>
+            <w:pPr>
+              <w:spacing w:line="276" w:lineRule="auto" w:after="40"/>
+              <w:jc w:val="center"/>
+            </w:pPr>
+            <w:r/>
+            <w:r>
+              <w:rPr>
+                <w:rFonts w:ascii="Times New Roman" w:hAnsi="Times New Roman" w:cs="Times New Roman" w:eastAsia="Times New Roman"/>
+                <w:b w:val="0"/>
+                <w:i w:val="0"/>
+                <w:sz w:val="26"/>
               </w:rPr>
               <w:t>1</w:t>
             </w:r>
@@ -3188,19 +3769,26 @@
         </w:tc>
         <w:tc>
           <w:tcPr>
-            <w:tcW w:type="dxa" w:w="1247"/>
-            <w:vAlign w:val="center"/>
-          </w:tcPr>
-          <w:p>
-            <w:pPr>
-              <w:spacing w:before="40" w:after="40" w:line="276" w:lineRule="auto"/>
-              <w:jc w:val="center"/>
-            </w:pPr>
-            <w:r>
-              <w:rPr>
-                <w:rFonts w:ascii="Times New Roman" w:hAnsi="Times New Roman"/>
-                <w:sz w:val="26"/>
-                <w:rFonts w:ascii="Times New Roman" w:hAnsi="Times New Roman" w:cs="Times New Roman"/>
+            <w:tcW w:type="dxa" w:w="1862"/>
+            <w:tcMar>
+              <w:top w:w="80" w:type="dxa"/>
+              <w:bottom w:w="80" w:type="dxa"/>
+              <w:left w:w="120" w:type="dxa"/>
+              <w:right w:w="120" w:type="dxa"/>
+            </w:tcMar>
+          </w:tcPr>
+          <w:p>
+            <w:pPr>
+              <w:spacing w:line="276" w:lineRule="auto" w:after="40"/>
+              <w:jc w:val="center"/>
+            </w:pPr>
+            <w:r/>
+            <w:r>
+              <w:rPr>
+                <w:rFonts w:ascii="Times New Roman" w:hAnsi="Times New Roman" w:cs="Times New Roman" w:eastAsia="Times New Roman"/>
+                <w:b w:val="0"/>
+                <w:i w:val="0"/>
+                <w:sz w:val="26"/>
               </w:rPr>
               <w:t>17</w:t>
             </w:r>
@@ -3208,21 +3796,28 @@
         </w:tc>
         <w:tc>
           <w:tcPr>
-            <w:tcW w:type="dxa" w:w="3402"/>
-            <w:vAlign w:val="center"/>
-          </w:tcPr>
-          <w:p>
-            <w:pPr>
-              <w:spacing w:before="40" w:after="40" w:line="276" w:lineRule="auto"/>
-              <w:jc w:val="both"/>
-            </w:pPr>
-            <w:r>
-              <w:rPr>
-                <w:rFonts w:ascii="Times New Roman" w:hAnsi="Times New Roman"/>
-                <w:sz w:val="26"/>
-                <w:rFonts w:ascii="Times New Roman" w:hAnsi="Times New Roman" w:cs="Times New Roman"/>
-              </w:rPr>
-              <w:t>Tìm hiểu chuyển động chính xác; lắp robot xếp khối domino tự động.</w:t>
+            <w:tcW w:type="dxa" w:w="1862"/>
+            <w:tcMar>
+              <w:top w:w="80" w:type="dxa"/>
+              <w:bottom w:w="80" w:type="dxa"/>
+              <w:left w:w="120" w:type="dxa"/>
+              <w:right w:w="120" w:type="dxa"/>
+            </w:tcMar>
+          </w:tcPr>
+          <w:p>
+            <w:pPr>
+              <w:spacing w:line="276" w:lineRule="auto" w:after="40"/>
+              <w:jc w:val="left"/>
+            </w:pPr>
+            <w:r/>
+            <w:r>
+              <w:rPr>
+                <w:rFonts w:ascii="Times New Roman" w:hAnsi="Times New Roman" w:cs="Times New Roman" w:eastAsia="Times New Roman"/>
+                <w:b w:val="0"/>
+                <w:i w:val="0"/>
+                <w:sz w:val="26"/>
+              </w:rPr>
+              <w:t>Luyện tập nâng cao, mở rộng tính năng và thử nghiệm sản phẩm.</w:t>
             </w:r>
           </w:p>
         </w:tc>
@@ -3230,19 +3825,26 @@
       <w:tr>
         <w:tc>
           <w:tcPr>
-            <w:tcW w:type="dxa" w:w="680"/>
-            <w:vAlign w:val="center"/>
-          </w:tcPr>
-          <w:p>
-            <w:pPr>
-              <w:spacing w:before="40" w:after="40" w:line="276" w:lineRule="auto"/>
-              <w:jc w:val="center"/>
-            </w:pPr>
-            <w:r>
-              <w:rPr>
-                <w:rFonts w:ascii="Times New Roman" w:hAnsi="Times New Roman"/>
-                <w:sz w:val="26"/>
-                <w:rFonts w:ascii="Times New Roman" w:hAnsi="Times New Roman" w:cs="Times New Roman"/>
+            <w:tcW w:type="dxa" w:w="1862"/>
+            <w:tcMar>
+              <w:top w:w="80" w:type="dxa"/>
+              <w:bottom w:w="80" w:type="dxa"/>
+              <w:left w:w="120" w:type="dxa"/>
+              <w:right w:w="120" w:type="dxa"/>
+            </w:tcMar>
+          </w:tcPr>
+          <w:p>
+            <w:pPr>
+              <w:spacing w:line="276" w:lineRule="auto" w:after="40"/>
+              <w:jc w:val="center"/>
+            </w:pPr>
+            <w:r/>
+            <w:r>
+              <w:rPr>
+                <w:rFonts w:ascii="Times New Roman" w:hAnsi="Times New Roman" w:cs="Times New Roman" w:eastAsia="Times New Roman"/>
+                <w:b w:val="0"/>
+                <w:i w:val="0"/>
+                <w:sz w:val="26"/>
               </w:rPr>
               <w:t>18</w:t>
             </w:r>
@@ -3250,39 +3852,53 @@
         </w:tc>
         <w:tc>
           <w:tcPr>
-            <w:tcW w:type="dxa" w:w="3118"/>
-            <w:vAlign w:val="center"/>
-          </w:tcPr>
-          <w:p>
-            <w:pPr>
-              <w:spacing w:before="40" w:after="40" w:line="276" w:lineRule="auto"/>
-              <w:jc w:val="both"/>
-            </w:pPr>
-            <w:r>
-              <w:rPr>
-                <w:rFonts w:ascii="Times New Roman" w:hAnsi="Times New Roman"/>
-                <w:sz w:val="26"/>
-                <w:rFonts w:ascii="Times New Roman" w:hAnsi="Times New Roman" w:cs="Times New Roman"/>
-              </w:rPr>
-              <w:t>Ôn tập Đánh giá định kỳ 3</w:t>
-            </w:r>
-          </w:p>
-        </w:tc>
-        <w:tc>
-          <w:tcPr>
-            <w:tcW w:type="dxa" w:w="850"/>
-            <w:vAlign w:val="center"/>
-          </w:tcPr>
-          <w:p>
-            <w:pPr>
-              <w:spacing w:before="40" w:after="40" w:line="276" w:lineRule="auto"/>
-              <w:jc w:val="center"/>
-            </w:pPr>
-            <w:r>
-              <w:rPr>
-                <w:rFonts w:ascii="Times New Roman" w:hAnsi="Times New Roman"/>
-                <w:sz w:val="26"/>
-                <w:rFonts w:ascii="Times New Roman" w:hAnsi="Times New Roman" w:cs="Times New Roman"/>
+            <w:tcW w:type="dxa" w:w="1862"/>
+            <w:tcMar>
+              <w:top w:w="80" w:type="dxa"/>
+              <w:bottom w:w="80" w:type="dxa"/>
+              <w:left w:w="120" w:type="dxa"/>
+              <w:right w:w="120" w:type="dxa"/>
+            </w:tcMar>
+          </w:tcPr>
+          <w:p>
+            <w:pPr>
+              <w:spacing w:line="276" w:lineRule="auto" w:after="40"/>
+              <w:jc w:val="left"/>
+            </w:pPr>
+            <w:r/>
+            <w:r>
+              <w:rPr>
+                <w:rFonts w:ascii="Times New Roman" w:hAnsi="Times New Roman" w:cs="Times New Roman" w:eastAsia="Times New Roman"/>
+                <w:b/>
+                <w:i w:val="0"/>
+                <w:sz w:val="26"/>
+              </w:rPr>
+              <w:t>Ôn tập Đánh giá định kỳ 2</w:t>
+            </w:r>
+          </w:p>
+        </w:tc>
+        <w:tc>
+          <w:tcPr>
+            <w:tcW w:type="dxa" w:w="1862"/>
+            <w:tcMar>
+              <w:top w:w="80" w:type="dxa"/>
+              <w:bottom w:w="80" w:type="dxa"/>
+              <w:left w:w="120" w:type="dxa"/>
+              <w:right w:w="120" w:type="dxa"/>
+            </w:tcMar>
+          </w:tcPr>
+          <w:p>
+            <w:pPr>
+              <w:spacing w:line="276" w:lineRule="auto" w:after="40"/>
+              <w:jc w:val="center"/>
+            </w:pPr>
+            <w:r/>
+            <w:r>
+              <w:rPr>
+                <w:rFonts w:ascii="Times New Roman" w:hAnsi="Times New Roman" w:cs="Times New Roman" w:eastAsia="Times New Roman"/>
+                <w:b w:val="0"/>
+                <w:i w:val="0"/>
+                <w:sz w:val="26"/>
               </w:rPr>
               <w:t>1</w:t>
             </w:r>
@@ -3290,19 +3906,26 @@
         </w:tc>
         <w:tc>
           <w:tcPr>
-            <w:tcW w:type="dxa" w:w="1247"/>
-            <w:vAlign w:val="center"/>
-          </w:tcPr>
-          <w:p>
-            <w:pPr>
-              <w:spacing w:before="40" w:after="40" w:line="276" w:lineRule="auto"/>
-              <w:jc w:val="center"/>
-            </w:pPr>
-            <w:r>
-              <w:rPr>
-                <w:rFonts w:ascii="Times New Roman" w:hAnsi="Times New Roman"/>
-                <w:sz w:val="26"/>
-                <w:rFonts w:ascii="Times New Roman" w:hAnsi="Times New Roman" w:cs="Times New Roman"/>
+            <w:tcW w:type="dxa" w:w="1862"/>
+            <w:tcMar>
+              <w:top w:w="80" w:type="dxa"/>
+              <w:bottom w:w="80" w:type="dxa"/>
+              <w:left w:w="120" w:type="dxa"/>
+              <w:right w:w="120" w:type="dxa"/>
+            </w:tcMar>
+          </w:tcPr>
+          <w:p>
+            <w:pPr>
+              <w:spacing w:line="276" w:lineRule="auto" w:after="40"/>
+              <w:jc w:val="center"/>
+            </w:pPr>
+            <w:r/>
+            <w:r>
+              <w:rPr>
+                <w:rFonts w:ascii="Times New Roman" w:hAnsi="Times New Roman" w:cs="Times New Roman" w:eastAsia="Times New Roman"/>
+                <w:b w:val="0"/>
+                <w:i w:val="0"/>
+                <w:sz w:val="26"/>
               </w:rPr>
               <w:t>18</w:t>
             </w:r>
@@ -3310,21 +3933,28 @@
         </w:tc>
         <w:tc>
           <w:tcPr>
-            <w:tcW w:type="dxa" w:w="3402"/>
-            <w:vAlign w:val="center"/>
-          </w:tcPr>
-          <w:p>
-            <w:pPr>
-              <w:spacing w:before="40" w:after="40" w:line="276" w:lineRule="auto"/>
-              <w:jc w:val="both"/>
-            </w:pPr>
-            <w:r>
-              <w:rPr>
-                <w:rFonts w:ascii="Times New Roman" w:hAnsi="Times New Roman"/>
-                <w:sz w:val="26"/>
-                <w:rFonts w:ascii="Times New Roman" w:hAnsi="Times New Roman" w:cs="Times New Roman"/>
-              </w:rPr>
-              <w:t>Hệ thống hóa kiến thức chuẩn bị Đánh giá định kỳ 3.</w:t>
+            <w:tcW w:type="dxa" w:w="1862"/>
+            <w:tcMar>
+              <w:top w:w="80" w:type="dxa"/>
+              <w:bottom w:w="80" w:type="dxa"/>
+              <w:left w:w="120" w:type="dxa"/>
+              <w:right w:w="120" w:type="dxa"/>
+            </w:tcMar>
+          </w:tcPr>
+          <w:p>
+            <w:pPr>
+              <w:spacing w:line="276" w:lineRule="auto" w:after="40"/>
+              <w:jc w:val="left"/>
+            </w:pPr>
+            <w:r/>
+            <w:r>
+              <w:rPr>
+                <w:rFonts w:ascii="Times New Roman" w:hAnsi="Times New Roman" w:cs="Times New Roman" w:eastAsia="Times New Roman"/>
+                <w:b w:val="0"/>
+                <w:i w:val="0"/>
+                <w:sz w:val="26"/>
+              </w:rPr>
+              <w:t>Hệ thống hóa kiến thức chuẩn bị Đánh giá định kỳ 2.</w:t>
             </w:r>
           </w:p>
         </w:tc>
@@ -3332,19 +3962,26 @@
       <w:tr>
         <w:tc>
           <w:tcPr>
-            <w:tcW w:type="dxa" w:w="680"/>
-            <w:vAlign w:val="center"/>
-          </w:tcPr>
-          <w:p>
-            <w:pPr>
-              <w:spacing w:before="40" w:after="40" w:line="276" w:lineRule="auto"/>
-              <w:jc w:val="center"/>
-            </w:pPr>
-            <w:r>
-              <w:rPr>
-                <w:rFonts w:ascii="Times New Roman" w:hAnsi="Times New Roman"/>
-                <w:sz w:val="26"/>
-                <w:rFonts w:ascii="Times New Roman" w:hAnsi="Times New Roman" w:cs="Times New Roman"/>
+            <w:tcW w:type="dxa" w:w="1862"/>
+            <w:tcMar>
+              <w:top w:w="80" w:type="dxa"/>
+              <w:bottom w:w="80" w:type="dxa"/>
+              <w:left w:w="120" w:type="dxa"/>
+              <w:right w:w="120" w:type="dxa"/>
+            </w:tcMar>
+          </w:tcPr>
+          <w:p>
+            <w:pPr>
+              <w:spacing w:line="276" w:lineRule="auto" w:after="40"/>
+              <w:jc w:val="center"/>
+            </w:pPr>
+            <w:r/>
+            <w:r>
+              <w:rPr>
+                <w:rFonts w:ascii="Times New Roman" w:hAnsi="Times New Roman" w:cs="Times New Roman" w:eastAsia="Times New Roman"/>
+                <w:b w:val="0"/>
+                <w:i w:val="0"/>
+                <w:sz w:val="26"/>
               </w:rPr>
               <w:t>19</w:t>
             </w:r>
@@ -3352,39 +3989,53 @@
         </w:tc>
         <w:tc>
           <w:tcPr>
-            <w:tcW w:type="dxa" w:w="3118"/>
-            <w:vAlign w:val="center"/>
-          </w:tcPr>
-          <w:p>
-            <w:pPr>
-              <w:spacing w:before="40" w:after="40" w:line="276" w:lineRule="auto"/>
-              <w:jc w:val="both"/>
-            </w:pPr>
-            <w:r>
-              <w:rPr>
-                <w:rFonts w:ascii="Times New Roman" w:hAnsi="Times New Roman"/>
-                <w:sz w:val="26"/>
-                <w:rFonts w:ascii="Times New Roman" w:hAnsi="Times New Roman" w:cs="Times New Roman"/>
-              </w:rPr>
-              <w:t>Đánh giá định kỳ 3</w:t>
-            </w:r>
-          </w:p>
-        </w:tc>
-        <w:tc>
-          <w:tcPr>
-            <w:tcW w:type="dxa" w:w="850"/>
-            <w:vAlign w:val="center"/>
-          </w:tcPr>
-          <w:p>
-            <w:pPr>
-              <w:spacing w:before="40" w:after="40" w:line="276" w:lineRule="auto"/>
-              <w:jc w:val="center"/>
-            </w:pPr>
-            <w:r>
-              <w:rPr>
-                <w:rFonts w:ascii="Times New Roman" w:hAnsi="Times New Roman"/>
-                <w:sz w:val="26"/>
-                <w:rFonts w:ascii="Times New Roman" w:hAnsi="Times New Roman" w:cs="Times New Roman"/>
+            <w:tcW w:type="dxa" w:w="1862"/>
+            <w:tcMar>
+              <w:top w:w="80" w:type="dxa"/>
+              <w:bottom w:w="80" w:type="dxa"/>
+              <w:left w:w="120" w:type="dxa"/>
+              <w:right w:w="120" w:type="dxa"/>
+            </w:tcMar>
+          </w:tcPr>
+          <w:p>
+            <w:pPr>
+              <w:spacing w:line="276" w:lineRule="auto" w:after="40"/>
+              <w:jc w:val="left"/>
+            </w:pPr>
+            <w:r/>
+            <w:r>
+              <w:rPr>
+                <w:rFonts w:ascii="Times New Roman" w:hAnsi="Times New Roman" w:cs="Times New Roman" w:eastAsia="Times New Roman"/>
+                <w:b/>
+                <w:i w:val="0"/>
+                <w:sz w:val="26"/>
+              </w:rPr>
+              <w:t>Đánh giá định kỳ 2</w:t>
+            </w:r>
+          </w:p>
+        </w:tc>
+        <w:tc>
+          <w:tcPr>
+            <w:tcW w:type="dxa" w:w="1862"/>
+            <w:tcMar>
+              <w:top w:w="80" w:type="dxa"/>
+              <w:bottom w:w="80" w:type="dxa"/>
+              <w:left w:w="120" w:type="dxa"/>
+              <w:right w:w="120" w:type="dxa"/>
+            </w:tcMar>
+          </w:tcPr>
+          <w:p>
+            <w:pPr>
+              <w:spacing w:line="276" w:lineRule="auto" w:after="40"/>
+              <w:jc w:val="center"/>
+            </w:pPr>
+            <w:r/>
+            <w:r>
+              <w:rPr>
+                <w:rFonts w:ascii="Times New Roman" w:hAnsi="Times New Roman" w:cs="Times New Roman" w:eastAsia="Times New Roman"/>
+                <w:b w:val="0"/>
+                <w:i w:val="0"/>
+                <w:sz w:val="26"/>
               </w:rPr>
               <w:t>1</w:t>
             </w:r>
@@ -3392,19 +4043,26 @@
         </w:tc>
         <w:tc>
           <w:tcPr>
-            <w:tcW w:type="dxa" w:w="1247"/>
-            <w:vAlign w:val="center"/>
-          </w:tcPr>
-          <w:p>
-            <w:pPr>
-              <w:spacing w:before="40" w:after="40" w:line="276" w:lineRule="auto"/>
-              <w:jc w:val="center"/>
-            </w:pPr>
-            <w:r>
-              <w:rPr>
-                <w:rFonts w:ascii="Times New Roman" w:hAnsi="Times New Roman"/>
-                <w:sz w:val="26"/>
-                <w:rFonts w:ascii="Times New Roman" w:hAnsi="Times New Roman" w:cs="Times New Roman"/>
+            <w:tcW w:type="dxa" w:w="1862"/>
+            <w:tcMar>
+              <w:top w:w="80" w:type="dxa"/>
+              <w:bottom w:w="80" w:type="dxa"/>
+              <w:left w:w="120" w:type="dxa"/>
+              <w:right w:w="120" w:type="dxa"/>
+            </w:tcMar>
+          </w:tcPr>
+          <w:p>
+            <w:pPr>
+              <w:spacing w:line="276" w:lineRule="auto" w:after="40"/>
+              <w:jc w:val="center"/>
+            </w:pPr>
+            <w:r/>
+            <w:r>
+              <w:rPr>
+                <w:rFonts w:ascii="Times New Roman" w:hAnsi="Times New Roman" w:cs="Times New Roman" w:eastAsia="Times New Roman"/>
+                <w:b w:val="0"/>
+                <w:i w:val="0"/>
+                <w:sz w:val="26"/>
               </w:rPr>
               <w:t>19</w:t>
             </w:r>
@@ -3412,21 +4070,28 @@
         </w:tc>
         <w:tc>
           <w:tcPr>
-            <w:tcW w:type="dxa" w:w="3402"/>
-            <w:vAlign w:val="center"/>
-          </w:tcPr>
-          <w:p>
-            <w:pPr>
-              <w:spacing w:before="40" w:after="40" w:line="276" w:lineRule="auto"/>
-              <w:jc w:val="both"/>
-            </w:pPr>
-            <w:r>
-              <w:rPr>
-                <w:rFonts w:ascii="Times New Roman" w:hAnsi="Times New Roman"/>
-                <w:sz w:val="26"/>
-                <w:rFonts w:ascii="Times New Roman" w:hAnsi="Times New Roman" w:cs="Times New Roman"/>
-              </w:rPr>
-              <w:t>Kiểm tra đánh giá kết quả học tập thực hành Robotics.</w:t>
+            <w:tcW w:type="dxa" w:w="1862"/>
+            <w:tcMar>
+              <w:top w:w="80" w:type="dxa"/>
+              <w:bottom w:w="80" w:type="dxa"/>
+              <w:left w:w="120" w:type="dxa"/>
+              <w:right w:w="120" w:type="dxa"/>
+            </w:tcMar>
+          </w:tcPr>
+          <w:p>
+            <w:pPr>
+              <w:spacing w:line="276" w:lineRule="auto" w:after="40"/>
+              <w:jc w:val="left"/>
+            </w:pPr>
+            <w:r/>
+            <w:r>
+              <w:rPr>
+                <w:rFonts w:ascii="Times New Roman" w:hAnsi="Times New Roman" w:cs="Times New Roman" w:eastAsia="Times New Roman"/>
+                <w:b w:val="0"/>
+                <w:i w:val="0"/>
+                <w:sz w:val="26"/>
+              </w:rPr>
+              <w:t>Kiểm tra đánh giá kết quả học tập thực hành Robotics định kỳ 2.</w:t>
             </w:r>
           </w:p>
         </w:tc>
@@ -3434,19 +4099,26 @@
       <w:tr>
         <w:tc>
           <w:tcPr>
-            <w:tcW w:type="dxa" w:w="680"/>
-            <w:vAlign w:val="center"/>
-          </w:tcPr>
-          <w:p>
-            <w:pPr>
-              <w:spacing w:before="40" w:after="40" w:line="276" w:lineRule="auto"/>
-              <w:jc w:val="center"/>
-            </w:pPr>
-            <w:r>
-              <w:rPr>
-                <w:rFonts w:ascii="Times New Roman" w:hAnsi="Times New Roman"/>
-                <w:sz w:val="26"/>
-                <w:rFonts w:ascii="Times New Roman" w:hAnsi="Times New Roman" w:cs="Times New Roman"/>
+            <w:tcW w:type="dxa" w:w="1862"/>
+            <w:tcMar>
+              <w:top w:w="80" w:type="dxa"/>
+              <w:bottom w:w="80" w:type="dxa"/>
+              <w:left w:w="120" w:type="dxa"/>
+              <w:right w:w="120" w:type="dxa"/>
+            </w:tcMar>
+          </w:tcPr>
+          <w:p>
+            <w:pPr>
+              <w:spacing w:line="276" w:lineRule="auto" w:after="40"/>
+              <w:jc w:val="center"/>
+            </w:pPr>
+            <w:r/>
+            <w:r>
+              <w:rPr>
+                <w:rFonts w:ascii="Times New Roman" w:hAnsi="Times New Roman" w:cs="Times New Roman" w:eastAsia="Times New Roman"/>
+                <w:b w:val="0"/>
+                <w:i w:val="0"/>
+                <w:sz w:val="26"/>
               </w:rPr>
               <w:t>20</w:t>
             </w:r>
@@ -3454,39 +4126,53 @@
         </w:tc>
         <w:tc>
           <w:tcPr>
-            <w:tcW w:type="dxa" w:w="3118"/>
-            <w:vAlign w:val="center"/>
-          </w:tcPr>
-          <w:p>
-            <w:pPr>
-              <w:spacing w:before="40" w:after="40" w:line="276" w:lineRule="auto"/>
-              <w:jc w:val="both"/>
-            </w:pPr>
-            <w:r>
-              <w:rPr>
-                <w:rFonts w:ascii="Times New Roman" w:hAnsi="Times New Roman"/>
-                <w:sz w:val="26"/>
-                <w:rFonts w:ascii="Times New Roman" w:hAnsi="Times New Roman" w:cs="Times New Roman"/>
-              </w:rPr>
-              <w:t>Bài 13. Robot phục vụ đời sống</w:t>
-            </w:r>
-          </w:p>
-        </w:tc>
-        <w:tc>
-          <w:tcPr>
-            <w:tcW w:type="dxa" w:w="850"/>
-            <w:vAlign w:val="center"/>
-          </w:tcPr>
-          <w:p>
-            <w:pPr>
-              <w:spacing w:before="40" w:after="40" w:line="276" w:lineRule="auto"/>
-              <w:jc w:val="center"/>
-            </w:pPr>
-            <w:r>
-              <w:rPr>
-                <w:rFonts w:ascii="Times New Roman" w:hAnsi="Times New Roman"/>
-                <w:sz w:val="26"/>
-                <w:rFonts w:ascii="Times New Roman" w:hAnsi="Times New Roman" w:cs="Times New Roman"/>
+            <w:tcW w:type="dxa" w:w="1862"/>
+            <w:tcMar>
+              <w:top w:w="80" w:type="dxa"/>
+              <w:bottom w:w="80" w:type="dxa"/>
+              <w:left w:w="120" w:type="dxa"/>
+              <w:right w:w="120" w:type="dxa"/>
+            </w:tcMar>
+          </w:tcPr>
+          <w:p>
+            <w:pPr>
+              <w:spacing w:line="276" w:lineRule="auto" w:after="40"/>
+              <w:jc w:val="left"/>
+            </w:pPr>
+            <w:r/>
+            <w:r>
+              <w:rPr>
+                <w:rFonts w:ascii="Times New Roman" w:hAnsi="Times New Roman" w:cs="Times New Roman" w:eastAsia="Times New Roman"/>
+                <w:b w:val="0"/>
+                <w:i w:val="0"/>
+                <w:sz w:val="26"/>
+              </w:rPr>
+              <w:t>Bài 14. Robot thám hiểm</w:t>
+            </w:r>
+          </w:p>
+        </w:tc>
+        <w:tc>
+          <w:tcPr>
+            <w:tcW w:type="dxa" w:w="1862"/>
+            <w:tcMar>
+              <w:top w:w="80" w:type="dxa"/>
+              <w:bottom w:w="80" w:type="dxa"/>
+              <w:left w:w="120" w:type="dxa"/>
+              <w:right w:w="120" w:type="dxa"/>
+            </w:tcMar>
+          </w:tcPr>
+          <w:p>
+            <w:pPr>
+              <w:spacing w:line="276" w:lineRule="auto" w:after="40"/>
+              <w:jc w:val="center"/>
+            </w:pPr>
+            <w:r/>
+            <w:r>
+              <w:rPr>
+                <w:rFonts w:ascii="Times New Roman" w:hAnsi="Times New Roman" w:cs="Times New Roman" w:eastAsia="Times New Roman"/>
+                <w:b w:val="0"/>
+                <w:i w:val="0"/>
+                <w:sz w:val="26"/>
               </w:rPr>
               <w:t>1</w:t>
             </w:r>
@@ -3494,19 +4180,26 @@
         </w:tc>
         <w:tc>
           <w:tcPr>
-            <w:tcW w:type="dxa" w:w="1247"/>
-            <w:vAlign w:val="center"/>
-          </w:tcPr>
-          <w:p>
-            <w:pPr>
-              <w:spacing w:before="40" w:after="40" w:line="276" w:lineRule="auto"/>
-              <w:jc w:val="center"/>
-            </w:pPr>
-            <w:r>
-              <w:rPr>
-                <w:rFonts w:ascii="Times New Roman" w:hAnsi="Times New Roman"/>
-                <w:sz w:val="26"/>
-                <w:rFonts w:ascii="Times New Roman" w:hAnsi="Times New Roman" w:cs="Times New Roman"/>
+            <w:tcW w:type="dxa" w:w="1862"/>
+            <w:tcMar>
+              <w:top w:w="80" w:type="dxa"/>
+              <w:bottom w:w="80" w:type="dxa"/>
+              <w:left w:w="120" w:type="dxa"/>
+              <w:right w:w="120" w:type="dxa"/>
+            </w:tcMar>
+          </w:tcPr>
+          <w:p>
+            <w:pPr>
+              <w:spacing w:line="276" w:lineRule="auto" w:after="40"/>
+              <w:jc w:val="center"/>
+            </w:pPr>
+            <w:r/>
+            <w:r>
+              <w:rPr>
+                <w:rFonts w:ascii="Times New Roman" w:hAnsi="Times New Roman" w:cs="Times New Roman" w:eastAsia="Times New Roman"/>
+                <w:b w:val="0"/>
+                <w:i w:val="0"/>
+                <w:sz w:val="26"/>
               </w:rPr>
               <w:t>20</w:t>
             </w:r>
@@ -3514,21 +4207,28 @@
         </w:tc>
         <w:tc>
           <w:tcPr>
-            <w:tcW w:type="dxa" w:w="3402"/>
-            <w:vAlign w:val="center"/>
-          </w:tcPr>
-          <w:p>
-            <w:pPr>
-              <w:spacing w:before="40" w:after="40" w:line="276" w:lineRule="auto"/>
-              <w:jc w:val="both"/>
-            </w:pPr>
-            <w:r>
-              <w:rPr>
-                <w:rFonts w:ascii="Times New Roman" w:hAnsi="Times New Roman"/>
-                <w:sz w:val="26"/>
-                <w:rFonts w:ascii="Times New Roman" w:hAnsi="Times New Roman" w:cs="Times New Roman"/>
-              </w:rPr>
-              <w:t>Tìm hiểu ứng dụng robot trong công nghiệp và đời sống.</w:t>
+            <w:tcW w:type="dxa" w:w="1862"/>
+            <w:tcMar>
+              <w:top w:w="80" w:type="dxa"/>
+              <w:bottom w:w="80" w:type="dxa"/>
+              <w:left w:w="120" w:type="dxa"/>
+              <w:right w:w="120" w:type="dxa"/>
+            </w:tcMar>
+          </w:tcPr>
+          <w:p>
+            <w:pPr>
+              <w:spacing w:line="276" w:lineRule="auto" w:after="40"/>
+              <w:jc w:val="left"/>
+            </w:pPr>
+            <w:r/>
+            <w:r>
+              <w:rPr>
+                <w:rFonts w:ascii="Times New Roman" w:hAnsi="Times New Roman" w:cs="Times New Roman" w:eastAsia="Times New Roman"/>
+                <w:b w:val="0"/>
+                <w:i w:val="0"/>
+                <w:sz w:val="26"/>
+              </w:rPr>
+              <w:t>Tìm hiểu chức năng robot thám hiểm địa hình hiểm trở; lắp và vận hành robot bánh xích vượt chướng ngại vật.</w:t>
             </w:r>
           </w:p>
         </w:tc>
@@ -3536,19 +4236,26 @@
       <w:tr>
         <w:tc>
           <w:tcPr>
-            <w:tcW w:type="dxa" w:w="680"/>
-            <w:vAlign w:val="center"/>
-          </w:tcPr>
-          <w:p>
-            <w:pPr>
-              <w:spacing w:before="40" w:after="40" w:line="276" w:lineRule="auto"/>
-              <w:jc w:val="center"/>
-            </w:pPr>
-            <w:r>
-              <w:rPr>
-                <w:rFonts w:ascii="Times New Roman" w:hAnsi="Times New Roman"/>
-                <w:sz w:val="26"/>
-                <w:rFonts w:ascii="Times New Roman" w:hAnsi="Times New Roman" w:cs="Times New Roman"/>
+            <w:tcW w:type="dxa" w:w="1862"/>
+            <w:tcMar>
+              <w:top w:w="80" w:type="dxa"/>
+              <w:bottom w:w="80" w:type="dxa"/>
+              <w:left w:w="120" w:type="dxa"/>
+              <w:right w:w="120" w:type="dxa"/>
+            </w:tcMar>
+          </w:tcPr>
+          <w:p>
+            <w:pPr>
+              <w:spacing w:line="276" w:lineRule="auto" w:after="40"/>
+              <w:jc w:val="center"/>
+            </w:pPr>
+            <w:r/>
+            <w:r>
+              <w:rPr>
+                <w:rFonts w:ascii="Times New Roman" w:hAnsi="Times New Roman" w:cs="Times New Roman" w:eastAsia="Times New Roman"/>
+                <w:b w:val="0"/>
+                <w:i w:val="0"/>
+                <w:sz w:val="26"/>
               </w:rPr>
               <w:t>21</w:t>
             </w:r>
@@ -3556,39 +4263,53 @@
         </w:tc>
         <w:tc>
           <w:tcPr>
-            <w:tcW w:type="dxa" w:w="3118"/>
-            <w:vAlign w:val="center"/>
-          </w:tcPr>
-          <w:p>
-            <w:pPr>
-              <w:spacing w:before="40" w:after="40" w:line="276" w:lineRule="auto"/>
-              <w:jc w:val="both"/>
-            </w:pPr>
-            <w:r>
-              <w:rPr>
-                <w:rFonts w:ascii="Times New Roman" w:hAnsi="Times New Roman"/>
-                <w:sz w:val="26"/>
-                <w:rFonts w:ascii="Times New Roman" w:hAnsi="Times New Roman" w:cs="Times New Roman"/>
-              </w:rPr>
-              <w:t>Luyện tập &amp; Thực hành sáng tạo Robotics</w:t>
-            </w:r>
-          </w:p>
-        </w:tc>
-        <w:tc>
-          <w:tcPr>
-            <w:tcW w:type="dxa" w:w="850"/>
-            <w:vAlign w:val="center"/>
-          </w:tcPr>
-          <w:p>
-            <w:pPr>
-              <w:spacing w:before="40" w:after="40" w:line="276" w:lineRule="auto"/>
-              <w:jc w:val="center"/>
-            </w:pPr>
-            <w:r>
-              <w:rPr>
-                <w:rFonts w:ascii="Times New Roman" w:hAnsi="Times New Roman"/>
-                <w:sz w:val="26"/>
-                <w:rFonts w:ascii="Times New Roman" w:hAnsi="Times New Roman" w:cs="Times New Roman"/>
+            <w:tcW w:type="dxa" w:w="1862"/>
+            <w:tcMar>
+              <w:top w:w="80" w:type="dxa"/>
+              <w:bottom w:w="80" w:type="dxa"/>
+              <w:left w:w="120" w:type="dxa"/>
+              <w:right w:w="120" w:type="dxa"/>
+            </w:tcMar>
+          </w:tcPr>
+          <w:p>
+            <w:pPr>
+              <w:spacing w:line="276" w:lineRule="auto" w:after="40"/>
+              <w:jc w:val="left"/>
+            </w:pPr>
+            <w:r/>
+            <w:r>
+              <w:rPr>
+                <w:rFonts w:ascii="Times New Roman" w:hAnsi="Times New Roman" w:cs="Times New Roman" w:eastAsia="Times New Roman"/>
+                <w:b w:val="0"/>
+                <w:i w:val="0"/>
+                <w:sz w:val="26"/>
+              </w:rPr>
+              <w:t>Bài 15. Cảm biến siêu âm</w:t>
+            </w:r>
+          </w:p>
+        </w:tc>
+        <w:tc>
+          <w:tcPr>
+            <w:tcW w:type="dxa" w:w="1862"/>
+            <w:tcMar>
+              <w:top w:w="80" w:type="dxa"/>
+              <w:bottom w:w="80" w:type="dxa"/>
+              <w:left w:w="120" w:type="dxa"/>
+              <w:right w:w="120" w:type="dxa"/>
+            </w:tcMar>
+          </w:tcPr>
+          <w:p>
+            <w:pPr>
+              <w:spacing w:line="276" w:lineRule="auto" w:after="40"/>
+              <w:jc w:val="center"/>
+            </w:pPr>
+            <w:r/>
+            <w:r>
+              <w:rPr>
+                <w:rFonts w:ascii="Times New Roman" w:hAnsi="Times New Roman" w:cs="Times New Roman" w:eastAsia="Times New Roman"/>
+                <w:b w:val="0"/>
+                <w:i w:val="0"/>
+                <w:sz w:val="26"/>
               </w:rPr>
               <w:t>1</w:t>
             </w:r>
@@ -3596,19 +4317,26 @@
         </w:tc>
         <w:tc>
           <w:tcPr>
-            <w:tcW w:type="dxa" w:w="1247"/>
-            <w:vAlign w:val="center"/>
-          </w:tcPr>
-          <w:p>
-            <w:pPr>
-              <w:spacing w:before="40" w:after="40" w:line="276" w:lineRule="auto"/>
-              <w:jc w:val="center"/>
-            </w:pPr>
-            <w:r>
-              <w:rPr>
-                <w:rFonts w:ascii="Times New Roman" w:hAnsi="Times New Roman"/>
-                <w:sz w:val="26"/>
-                <w:rFonts w:ascii="Times New Roman" w:hAnsi="Times New Roman" w:cs="Times New Roman"/>
+            <w:tcW w:type="dxa" w:w="1862"/>
+            <w:tcMar>
+              <w:top w:w="80" w:type="dxa"/>
+              <w:bottom w:w="80" w:type="dxa"/>
+              <w:left w:w="120" w:type="dxa"/>
+              <w:right w:w="120" w:type="dxa"/>
+            </w:tcMar>
+          </w:tcPr>
+          <w:p>
+            <w:pPr>
+              <w:spacing w:line="276" w:lineRule="auto" w:after="40"/>
+              <w:jc w:val="center"/>
+            </w:pPr>
+            <w:r/>
+            <w:r>
+              <w:rPr>
+                <w:rFonts w:ascii="Times New Roman" w:hAnsi="Times New Roman" w:cs="Times New Roman" w:eastAsia="Times New Roman"/>
+                <w:b w:val="0"/>
+                <w:i w:val="0"/>
+                <w:sz w:val="26"/>
               </w:rPr>
               <w:t>21</w:t>
             </w:r>
@@ -3616,21 +4344,28 @@
         </w:tc>
         <w:tc>
           <w:tcPr>
-            <w:tcW w:type="dxa" w:w="3402"/>
-            <w:vAlign w:val="center"/>
-          </w:tcPr>
-          <w:p>
-            <w:pPr>
-              <w:spacing w:before="40" w:after="40" w:line="276" w:lineRule="auto"/>
-              <w:jc w:val="both"/>
-            </w:pPr>
-            <w:r>
-              <w:rPr>
-                <w:rFonts w:ascii="Times New Roman" w:hAnsi="Times New Roman"/>
-                <w:sz w:val="26"/>
-                <w:rFonts w:ascii="Times New Roman" w:hAnsi="Times New Roman" w:cs="Times New Roman"/>
-              </w:rPr>
-              <w:t>Luyện tập nâng cao, mở rộng tính năng và thử nghiệm sản phẩm.</w:t>
+            <w:tcW w:type="dxa" w:w="1862"/>
+            <w:tcMar>
+              <w:top w:w="80" w:type="dxa"/>
+              <w:bottom w:w="80" w:type="dxa"/>
+              <w:left w:w="120" w:type="dxa"/>
+              <w:right w:w="120" w:type="dxa"/>
+            </w:tcMar>
+          </w:tcPr>
+          <w:p>
+            <w:pPr>
+              <w:spacing w:line="276" w:lineRule="auto" w:after="40"/>
+              <w:jc w:val="left"/>
+            </w:pPr>
+            <w:r/>
+            <w:r>
+              <w:rPr>
+                <w:rFonts w:ascii="Times New Roman" w:hAnsi="Times New Roman" w:cs="Times New Roman" w:eastAsia="Times New Roman"/>
+                <w:b w:val="0"/>
+                <w:i w:val="0"/>
+                <w:sz w:val="26"/>
+              </w:rPr>
+              <w:t>Tìm hiểu nguyên lý phát và thu sóng siêu âm đo khoảng cách; lắp robot đo cự ly tự động.</w:t>
             </w:r>
           </w:p>
         </w:tc>
@@ -3638,19 +4373,26 @@
       <w:tr>
         <w:tc>
           <w:tcPr>
-            <w:tcW w:type="dxa" w:w="680"/>
-            <w:vAlign w:val="center"/>
-          </w:tcPr>
-          <w:p>
-            <w:pPr>
-              <w:spacing w:before="40" w:after="40" w:line="276" w:lineRule="auto"/>
-              <w:jc w:val="center"/>
-            </w:pPr>
-            <w:r>
-              <w:rPr>
-                <w:rFonts w:ascii="Times New Roman" w:hAnsi="Times New Roman"/>
-                <w:sz w:val="26"/>
-                <w:rFonts w:ascii="Times New Roman" w:hAnsi="Times New Roman" w:cs="Times New Roman"/>
+            <w:tcW w:type="dxa" w:w="1862"/>
+            <w:tcMar>
+              <w:top w:w="80" w:type="dxa"/>
+              <w:bottom w:w="80" w:type="dxa"/>
+              <w:left w:w="120" w:type="dxa"/>
+              <w:right w:w="120" w:type="dxa"/>
+            </w:tcMar>
+          </w:tcPr>
+          <w:p>
+            <w:pPr>
+              <w:spacing w:line="276" w:lineRule="auto" w:after="40"/>
+              <w:jc w:val="center"/>
+            </w:pPr>
+            <w:r/>
+            <w:r>
+              <w:rPr>
+                <w:rFonts w:ascii="Times New Roman" w:hAnsi="Times New Roman" w:cs="Times New Roman" w:eastAsia="Times New Roman"/>
+                <w:b w:val="0"/>
+                <w:i w:val="0"/>
+                <w:sz w:val="26"/>
               </w:rPr>
               <w:t>22</w:t>
             </w:r>
@@ -3658,39 +4400,53 @@
         </w:tc>
         <w:tc>
           <w:tcPr>
-            <w:tcW w:type="dxa" w:w="3118"/>
-            <w:vAlign w:val="center"/>
-          </w:tcPr>
-          <w:p>
-            <w:pPr>
-              <w:spacing w:before="40" w:after="40" w:line="276" w:lineRule="auto"/>
-              <w:jc w:val="both"/>
-            </w:pPr>
-            <w:r>
-              <w:rPr>
-                <w:rFonts w:ascii="Times New Roman" w:hAnsi="Times New Roman"/>
-                <w:sz w:val="26"/>
-                <w:rFonts w:ascii="Times New Roman" w:hAnsi="Times New Roman" w:cs="Times New Roman"/>
-              </w:rPr>
-              <w:t>Ôn tập Đánh giá định kỳ 4</w:t>
-            </w:r>
-          </w:p>
-        </w:tc>
-        <w:tc>
-          <w:tcPr>
-            <w:tcW w:type="dxa" w:w="850"/>
-            <w:vAlign w:val="center"/>
-          </w:tcPr>
-          <w:p>
-            <w:pPr>
-              <w:spacing w:before="40" w:after="40" w:line="276" w:lineRule="auto"/>
-              <w:jc w:val="center"/>
-            </w:pPr>
-            <w:r>
-              <w:rPr>
-                <w:rFonts w:ascii="Times New Roman" w:hAnsi="Times New Roman"/>
-                <w:sz w:val="26"/>
-                <w:rFonts w:ascii="Times New Roman" w:hAnsi="Times New Roman" w:cs="Times New Roman"/>
+            <w:tcW w:type="dxa" w:w="1862"/>
+            <w:tcMar>
+              <w:top w:w="80" w:type="dxa"/>
+              <w:bottom w:w="80" w:type="dxa"/>
+              <w:left w:w="120" w:type="dxa"/>
+              <w:right w:w="120" w:type="dxa"/>
+            </w:tcMar>
+          </w:tcPr>
+          <w:p>
+            <w:pPr>
+              <w:spacing w:line="276" w:lineRule="auto" w:after="40"/>
+              <w:jc w:val="left"/>
+            </w:pPr>
+            <w:r/>
+            <w:r>
+              <w:rPr>
+                <w:rFonts w:ascii="Times New Roman" w:hAnsi="Times New Roman" w:cs="Times New Roman" w:eastAsia="Times New Roman"/>
+                <w:b w:val="0"/>
+                <w:i w:val="0"/>
+                <w:sz w:val="26"/>
+              </w:rPr>
+              <w:t>Bài 16. Tránh vật cản tự động</w:t>
+            </w:r>
+          </w:p>
+        </w:tc>
+        <w:tc>
+          <w:tcPr>
+            <w:tcW w:type="dxa" w:w="1862"/>
+            <w:tcMar>
+              <w:top w:w="80" w:type="dxa"/>
+              <w:bottom w:w="80" w:type="dxa"/>
+              <w:left w:w="120" w:type="dxa"/>
+              <w:right w:w="120" w:type="dxa"/>
+            </w:tcMar>
+          </w:tcPr>
+          <w:p>
+            <w:pPr>
+              <w:spacing w:line="276" w:lineRule="auto" w:after="40"/>
+              <w:jc w:val="center"/>
+            </w:pPr>
+            <w:r/>
+            <w:r>
+              <w:rPr>
+                <w:rFonts w:ascii="Times New Roman" w:hAnsi="Times New Roman" w:cs="Times New Roman" w:eastAsia="Times New Roman"/>
+                <w:b w:val="0"/>
+                <w:i w:val="0"/>
+                <w:sz w:val="26"/>
               </w:rPr>
               <w:t>1</w:t>
             </w:r>
@@ -3698,19 +4454,26 @@
         </w:tc>
         <w:tc>
           <w:tcPr>
-            <w:tcW w:type="dxa" w:w="1247"/>
-            <w:vAlign w:val="center"/>
-          </w:tcPr>
-          <w:p>
-            <w:pPr>
-              <w:spacing w:before="40" w:after="40" w:line="276" w:lineRule="auto"/>
-              <w:jc w:val="center"/>
-            </w:pPr>
-            <w:r>
-              <w:rPr>
-                <w:rFonts w:ascii="Times New Roman" w:hAnsi="Times New Roman"/>
-                <w:sz w:val="26"/>
-                <w:rFonts w:ascii="Times New Roman" w:hAnsi="Times New Roman" w:cs="Times New Roman"/>
+            <w:tcW w:type="dxa" w:w="1862"/>
+            <w:tcMar>
+              <w:top w:w="80" w:type="dxa"/>
+              <w:bottom w:w="80" w:type="dxa"/>
+              <w:left w:w="120" w:type="dxa"/>
+              <w:right w:w="120" w:type="dxa"/>
+            </w:tcMar>
+          </w:tcPr>
+          <w:p>
+            <w:pPr>
+              <w:spacing w:line="276" w:lineRule="auto" w:after="40"/>
+              <w:jc w:val="center"/>
+            </w:pPr>
+            <w:r/>
+            <w:r>
+              <w:rPr>
+                <w:rFonts w:ascii="Times New Roman" w:hAnsi="Times New Roman" w:cs="Times New Roman" w:eastAsia="Times New Roman"/>
+                <w:b w:val="0"/>
+                <w:i w:val="0"/>
+                <w:sz w:val="26"/>
               </w:rPr>
               <w:t>22</w:t>
             </w:r>
@@ -3718,21 +4481,28 @@
         </w:tc>
         <w:tc>
           <w:tcPr>
-            <w:tcW w:type="dxa" w:w="3402"/>
-            <w:vAlign w:val="center"/>
-          </w:tcPr>
-          <w:p>
-            <w:pPr>
-              <w:spacing w:before="40" w:after="40" w:line="276" w:lineRule="auto"/>
-              <w:jc w:val="both"/>
-            </w:pPr>
-            <w:r>
-              <w:rPr>
-                <w:rFonts w:ascii="Times New Roman" w:hAnsi="Times New Roman"/>
-                <w:sz w:val="26"/>
-                <w:rFonts w:ascii="Times New Roman" w:hAnsi="Times New Roman" w:cs="Times New Roman"/>
-              </w:rPr>
-              <w:t>Hệ thống hóa kiến thức chuẩn bị Đánh giá định kỳ 4.</w:t>
+            <w:tcW w:type="dxa" w:w="1862"/>
+            <w:tcMar>
+              <w:top w:w="80" w:type="dxa"/>
+              <w:bottom w:w="80" w:type="dxa"/>
+              <w:left w:w="120" w:type="dxa"/>
+              <w:right w:w="120" w:type="dxa"/>
+            </w:tcMar>
+          </w:tcPr>
+          <w:p>
+            <w:pPr>
+              <w:spacing w:line="276" w:lineRule="auto" w:after="40"/>
+              <w:jc w:val="left"/>
+            </w:pPr>
+            <w:r/>
+            <w:r>
+              <w:rPr>
+                <w:rFonts w:ascii="Times New Roman" w:hAnsi="Times New Roman" w:cs="Times New Roman" w:eastAsia="Times New Roman"/>
+                <w:b w:val="0"/>
+                <w:i w:val="0"/>
+                <w:sz w:val="26"/>
+              </w:rPr>
+              <w:t>Ứng dụng cảm biến siêu âm lập trình thuật toán tự động chuyển hướng khi gặp chướng ngại vật.</w:t>
             </w:r>
           </w:p>
         </w:tc>
@@ -3740,19 +4510,26 @@
       <w:tr>
         <w:tc>
           <w:tcPr>
-            <w:tcW w:type="dxa" w:w="680"/>
-            <w:vAlign w:val="center"/>
-          </w:tcPr>
-          <w:p>
-            <w:pPr>
-              <w:spacing w:before="40" w:after="40" w:line="276" w:lineRule="auto"/>
-              <w:jc w:val="center"/>
-            </w:pPr>
-            <w:r>
-              <w:rPr>
-                <w:rFonts w:ascii="Times New Roman" w:hAnsi="Times New Roman"/>
-                <w:sz w:val="26"/>
-                <w:rFonts w:ascii="Times New Roman" w:hAnsi="Times New Roman" w:cs="Times New Roman"/>
+            <w:tcW w:type="dxa" w:w="1862"/>
+            <w:tcMar>
+              <w:top w:w="80" w:type="dxa"/>
+              <w:bottom w:w="80" w:type="dxa"/>
+              <w:left w:w="120" w:type="dxa"/>
+              <w:right w:w="120" w:type="dxa"/>
+            </w:tcMar>
+          </w:tcPr>
+          <w:p>
+            <w:pPr>
+              <w:spacing w:line="276" w:lineRule="auto" w:after="40"/>
+              <w:jc w:val="center"/>
+            </w:pPr>
+            <w:r/>
+            <w:r>
+              <w:rPr>
+                <w:rFonts w:ascii="Times New Roman" w:hAnsi="Times New Roman" w:cs="Times New Roman" w:eastAsia="Times New Roman"/>
+                <w:b w:val="0"/>
+                <w:i w:val="0"/>
+                <w:sz w:val="26"/>
               </w:rPr>
               <w:t>23</w:t>
             </w:r>
@@ -3760,39 +4537,53 @@
         </w:tc>
         <w:tc>
           <w:tcPr>
-            <w:tcW w:type="dxa" w:w="3118"/>
-            <w:vAlign w:val="center"/>
-          </w:tcPr>
-          <w:p>
-            <w:pPr>
-              <w:spacing w:before="40" w:after="40" w:line="276" w:lineRule="auto"/>
-              <w:jc w:val="both"/>
-            </w:pPr>
-            <w:r>
-              <w:rPr>
-                <w:rFonts w:ascii="Times New Roman" w:hAnsi="Times New Roman"/>
-                <w:sz w:val="26"/>
-                <w:rFonts w:ascii="Times New Roman" w:hAnsi="Times New Roman" w:cs="Times New Roman"/>
-              </w:rPr>
-              <w:t>Đánh giá định kỳ 4</w:t>
-            </w:r>
-          </w:p>
-        </w:tc>
-        <w:tc>
-          <w:tcPr>
-            <w:tcW w:type="dxa" w:w="850"/>
-            <w:vAlign w:val="center"/>
-          </w:tcPr>
-          <w:p>
-            <w:pPr>
-              <w:spacing w:before="40" w:after="40" w:line="276" w:lineRule="auto"/>
-              <w:jc w:val="center"/>
-            </w:pPr>
-            <w:r>
-              <w:rPr>
-                <w:rFonts w:ascii="Times New Roman" w:hAnsi="Times New Roman"/>
-                <w:sz w:val="26"/>
-                <w:rFonts w:ascii="Times New Roman" w:hAnsi="Times New Roman" w:cs="Times New Roman"/>
+            <w:tcW w:type="dxa" w:w="1862"/>
+            <w:tcMar>
+              <w:top w:w="80" w:type="dxa"/>
+              <w:bottom w:w="80" w:type="dxa"/>
+              <w:left w:w="120" w:type="dxa"/>
+              <w:right w:w="120" w:type="dxa"/>
+            </w:tcMar>
+          </w:tcPr>
+          <w:p>
+            <w:pPr>
+              <w:spacing w:line="276" w:lineRule="auto" w:after="40"/>
+              <w:jc w:val="left"/>
+            </w:pPr>
+            <w:r/>
+            <w:r>
+              <w:rPr>
+                <w:rFonts w:ascii="Times New Roman" w:hAnsi="Times New Roman" w:cs="Times New Roman" w:eastAsia="Times New Roman"/>
+                <w:b w:val="0"/>
+                <w:i w:val="0"/>
+                <w:sz w:val="26"/>
+              </w:rPr>
+              <w:t>Bài 17. Robot theo dõi đường line</w:t>
+            </w:r>
+          </w:p>
+        </w:tc>
+        <w:tc>
+          <w:tcPr>
+            <w:tcW w:type="dxa" w:w="1862"/>
+            <w:tcMar>
+              <w:top w:w="80" w:type="dxa"/>
+              <w:bottom w:w="80" w:type="dxa"/>
+              <w:left w:w="120" w:type="dxa"/>
+              <w:right w:w="120" w:type="dxa"/>
+            </w:tcMar>
+          </w:tcPr>
+          <w:p>
+            <w:pPr>
+              <w:spacing w:line="276" w:lineRule="auto" w:after="40"/>
+              <w:jc w:val="center"/>
+            </w:pPr>
+            <w:r/>
+            <w:r>
+              <w:rPr>
+                <w:rFonts w:ascii="Times New Roman" w:hAnsi="Times New Roman" w:cs="Times New Roman" w:eastAsia="Times New Roman"/>
+                <w:b w:val="0"/>
+                <w:i w:val="0"/>
+                <w:sz w:val="26"/>
               </w:rPr>
               <w:t>1</w:t>
             </w:r>
@@ -3800,19 +4591,26 @@
         </w:tc>
         <w:tc>
           <w:tcPr>
-            <w:tcW w:type="dxa" w:w="1247"/>
-            <w:vAlign w:val="center"/>
-          </w:tcPr>
-          <w:p>
-            <w:pPr>
-              <w:spacing w:before="40" w:after="40" w:line="276" w:lineRule="auto"/>
-              <w:jc w:val="center"/>
-            </w:pPr>
-            <w:r>
-              <w:rPr>
-                <w:rFonts w:ascii="Times New Roman" w:hAnsi="Times New Roman"/>
-                <w:sz w:val="26"/>
-                <w:rFonts w:ascii="Times New Roman" w:hAnsi="Times New Roman" w:cs="Times New Roman"/>
+            <w:tcW w:type="dxa" w:w="1862"/>
+            <w:tcMar>
+              <w:top w:w="80" w:type="dxa"/>
+              <w:bottom w:w="80" w:type="dxa"/>
+              <w:left w:w="120" w:type="dxa"/>
+              <w:right w:w="120" w:type="dxa"/>
+            </w:tcMar>
+          </w:tcPr>
+          <w:p>
+            <w:pPr>
+              <w:spacing w:line="276" w:lineRule="auto" w:after="40"/>
+              <w:jc w:val="center"/>
+            </w:pPr>
+            <w:r/>
+            <w:r>
+              <w:rPr>
+                <w:rFonts w:ascii="Times New Roman" w:hAnsi="Times New Roman" w:cs="Times New Roman" w:eastAsia="Times New Roman"/>
+                <w:b w:val="0"/>
+                <w:i w:val="0"/>
+                <w:sz w:val="26"/>
               </w:rPr>
               <w:t>23</w:t>
             </w:r>
@@ -3820,21 +4618,28 @@
         </w:tc>
         <w:tc>
           <w:tcPr>
-            <w:tcW w:type="dxa" w:w="3402"/>
-            <w:vAlign w:val="center"/>
-          </w:tcPr>
-          <w:p>
-            <w:pPr>
-              <w:spacing w:before="40" w:after="40" w:line="276" w:lineRule="auto"/>
-              <w:jc w:val="both"/>
-            </w:pPr>
-            <w:r>
-              <w:rPr>
-                <w:rFonts w:ascii="Times New Roman" w:hAnsi="Times New Roman"/>
-                <w:sz w:val="26"/>
-                <w:rFonts w:ascii="Times New Roman" w:hAnsi="Times New Roman" w:cs="Times New Roman"/>
-              </w:rPr>
-              <w:t>Kiểm tra đánh giá kết quả học tập thực hành Robotics.</w:t>
+            <w:tcW w:type="dxa" w:w="1862"/>
+            <w:tcMar>
+              <w:top w:w="80" w:type="dxa"/>
+              <w:bottom w:w="80" w:type="dxa"/>
+              <w:left w:w="120" w:type="dxa"/>
+              <w:right w:w="120" w:type="dxa"/>
+            </w:tcMar>
+          </w:tcPr>
+          <w:p>
+            <w:pPr>
+              <w:spacing w:line="276" w:lineRule="auto" w:after="40"/>
+              <w:jc w:val="left"/>
+            </w:pPr>
+            <w:r/>
+            <w:r>
+              <w:rPr>
+                <w:rFonts w:ascii="Times New Roman" w:hAnsi="Times New Roman" w:cs="Times New Roman" w:eastAsia="Times New Roman"/>
+                <w:b w:val="0"/>
+                <w:i w:val="0"/>
+                <w:sz w:val="26"/>
+              </w:rPr>
+              <w:t>Tìm hiểu cảm biến dò đường (line sensor); lắp và lập trình robot bám vạch kẻ đường chính xác.</w:t>
             </w:r>
           </w:p>
         </w:tc>
@@ -3842,19 +4647,26 @@
       <w:tr>
         <w:tc>
           <w:tcPr>
-            <w:tcW w:type="dxa" w:w="680"/>
-            <w:vAlign w:val="center"/>
-          </w:tcPr>
-          <w:p>
-            <w:pPr>
-              <w:spacing w:before="40" w:after="40" w:line="276" w:lineRule="auto"/>
-              <w:jc w:val="center"/>
-            </w:pPr>
-            <w:r>
-              <w:rPr>
-                <w:rFonts w:ascii="Times New Roman" w:hAnsi="Times New Roman"/>
-                <w:sz w:val="26"/>
-                <w:rFonts w:ascii="Times New Roman" w:hAnsi="Times New Roman" w:cs="Times New Roman"/>
+            <w:tcW w:type="dxa" w:w="1862"/>
+            <w:tcMar>
+              <w:top w:w="80" w:type="dxa"/>
+              <w:bottom w:w="80" w:type="dxa"/>
+              <w:left w:w="120" w:type="dxa"/>
+              <w:right w:w="120" w:type="dxa"/>
+            </w:tcMar>
+          </w:tcPr>
+          <w:p>
+            <w:pPr>
+              <w:spacing w:line="276" w:lineRule="auto" w:after="40"/>
+              <w:jc w:val="center"/>
+            </w:pPr>
+            <w:r/>
+            <w:r>
+              <w:rPr>
+                <w:rFonts w:ascii="Times New Roman" w:hAnsi="Times New Roman" w:cs="Times New Roman" w:eastAsia="Times New Roman"/>
+                <w:b w:val="0"/>
+                <w:i w:val="0"/>
+                <w:sz w:val="26"/>
               </w:rPr>
               <w:t>24</w:t>
             </w:r>
@@ -3862,39 +4674,53 @@
         </w:tc>
         <w:tc>
           <w:tcPr>
-            <w:tcW w:type="dxa" w:w="3118"/>
-            <w:vAlign w:val="center"/>
-          </w:tcPr>
-          <w:p>
-            <w:pPr>
-              <w:spacing w:before="40" w:after="40" w:line="276" w:lineRule="auto"/>
-              <w:jc w:val="both"/>
-            </w:pPr>
-            <w:r>
-              <w:rPr>
-                <w:rFonts w:ascii="Times New Roman" w:hAnsi="Times New Roman"/>
-                <w:sz w:val="26"/>
-                <w:rFonts w:ascii="Times New Roman" w:hAnsi="Times New Roman" w:cs="Times New Roman"/>
-              </w:rPr>
-              <w:t>Tổng kết môn học &amp; Triển lãm Robotics</w:t>
-            </w:r>
-          </w:p>
-        </w:tc>
-        <w:tc>
-          <w:tcPr>
-            <w:tcW w:type="dxa" w:w="850"/>
-            <w:vAlign w:val="center"/>
-          </w:tcPr>
-          <w:p>
-            <w:pPr>
-              <w:spacing w:before="40" w:after="40" w:line="276" w:lineRule="auto"/>
-              <w:jc w:val="center"/>
-            </w:pPr>
-            <w:r>
-              <w:rPr>
-                <w:rFonts w:ascii="Times New Roman" w:hAnsi="Times New Roman"/>
-                <w:sz w:val="26"/>
-                <w:rFonts w:ascii="Times New Roman" w:hAnsi="Times New Roman" w:cs="Times New Roman"/>
+            <w:tcW w:type="dxa" w:w="1862"/>
+            <w:tcMar>
+              <w:top w:w="80" w:type="dxa"/>
+              <w:bottom w:w="80" w:type="dxa"/>
+              <w:left w:w="120" w:type="dxa"/>
+              <w:right w:w="120" w:type="dxa"/>
+            </w:tcMar>
+          </w:tcPr>
+          <w:p>
+            <w:pPr>
+              <w:spacing w:line="276" w:lineRule="auto" w:after="40"/>
+              <w:jc w:val="left"/>
+            </w:pPr>
+            <w:r/>
+            <w:r>
+              <w:rPr>
+                <w:rFonts w:ascii="Times New Roman" w:hAnsi="Times New Roman" w:cs="Times New Roman" w:eastAsia="Times New Roman"/>
+                <w:b w:val="0"/>
+                <w:i w:val="0"/>
+                <w:sz w:val="26"/>
+              </w:rPr>
+              <w:t>Bài 18. Lập trình vòng lặp trong điều khiển robot</w:t>
+            </w:r>
+          </w:p>
+        </w:tc>
+        <w:tc>
+          <w:tcPr>
+            <w:tcW w:type="dxa" w:w="1862"/>
+            <w:tcMar>
+              <w:top w:w="80" w:type="dxa"/>
+              <w:bottom w:w="80" w:type="dxa"/>
+              <w:left w:w="120" w:type="dxa"/>
+              <w:right w:w="120" w:type="dxa"/>
+            </w:tcMar>
+          </w:tcPr>
+          <w:p>
+            <w:pPr>
+              <w:spacing w:line="276" w:lineRule="auto" w:after="40"/>
+              <w:jc w:val="center"/>
+            </w:pPr>
+            <w:r/>
+            <w:r>
+              <w:rPr>
+                <w:rFonts w:ascii="Times New Roman" w:hAnsi="Times New Roman" w:cs="Times New Roman" w:eastAsia="Times New Roman"/>
+                <w:b w:val="0"/>
+                <w:i w:val="0"/>
+                <w:sz w:val="26"/>
               </w:rPr>
               <w:t>1</w:t>
             </w:r>
@@ -3902,19 +4728,26 @@
         </w:tc>
         <w:tc>
           <w:tcPr>
-            <w:tcW w:type="dxa" w:w="1247"/>
-            <w:vAlign w:val="center"/>
-          </w:tcPr>
-          <w:p>
-            <w:pPr>
-              <w:spacing w:before="40" w:after="40" w:line="276" w:lineRule="auto"/>
-              <w:jc w:val="center"/>
-            </w:pPr>
-            <w:r>
-              <w:rPr>
-                <w:rFonts w:ascii="Times New Roman" w:hAnsi="Times New Roman"/>
-                <w:sz w:val="26"/>
-                <w:rFonts w:ascii="Times New Roman" w:hAnsi="Times New Roman" w:cs="Times New Roman"/>
+            <w:tcW w:type="dxa" w:w="1862"/>
+            <w:tcMar>
+              <w:top w:w="80" w:type="dxa"/>
+              <w:bottom w:w="80" w:type="dxa"/>
+              <w:left w:w="120" w:type="dxa"/>
+              <w:right w:w="120" w:type="dxa"/>
+            </w:tcMar>
+          </w:tcPr>
+          <w:p>
+            <w:pPr>
+              <w:spacing w:line="276" w:lineRule="auto" w:after="40"/>
+              <w:jc w:val="center"/>
+            </w:pPr>
+            <w:r/>
+            <w:r>
+              <w:rPr>
+                <w:rFonts w:ascii="Times New Roman" w:hAnsi="Times New Roman" w:cs="Times New Roman" w:eastAsia="Times New Roman"/>
+                <w:b w:val="0"/>
+                <w:i w:val="0"/>
+                <w:sz w:val="26"/>
               </w:rPr>
               <w:t>24</w:t>
             </w:r>
@@ -3922,21 +4755,1535 @@
         </w:tc>
         <w:tc>
           <w:tcPr>
-            <w:tcW w:type="dxa" w:w="3402"/>
-            <w:vAlign w:val="center"/>
-          </w:tcPr>
-          <w:p>
-            <w:pPr>
-              <w:spacing w:before="40" w:after="40" w:line="276" w:lineRule="auto"/>
-              <w:jc w:val="both"/>
-            </w:pPr>
-            <w:r>
-              <w:rPr>
-                <w:rFonts w:ascii="Times New Roman" w:hAnsi="Times New Roman"/>
-                <w:sz w:val="26"/>
-                <w:rFonts w:ascii="Times New Roman" w:hAnsi="Times New Roman" w:cs="Times New Roman"/>
-              </w:rPr>
-              <w:t>Tổng kết đánh giá kết quả học tập và trưng bày sản phẩm Robotics.</w:t>
+            <w:tcW w:type="dxa" w:w="1862"/>
+            <w:tcMar>
+              <w:top w:w="80" w:type="dxa"/>
+              <w:bottom w:w="80" w:type="dxa"/>
+              <w:left w:w="120" w:type="dxa"/>
+              <w:right w:w="120" w:type="dxa"/>
+            </w:tcMar>
+          </w:tcPr>
+          <w:p>
+            <w:pPr>
+              <w:spacing w:line="276" w:lineRule="auto" w:after="40"/>
+              <w:jc w:val="left"/>
+            </w:pPr>
+            <w:r/>
+            <w:r>
+              <w:rPr>
+                <w:rFonts w:ascii="Times New Roman" w:hAnsi="Times New Roman" w:cs="Times New Roman" w:eastAsia="Times New Roman"/>
+                <w:b w:val="0"/>
+                <w:i w:val="0"/>
+                <w:sz w:val="26"/>
+              </w:rPr>
+              <w:t>Ứng dụng cấu trúc lặp (vòng lặp vô hạn, lặp có điều kiện) trong phần mềm điều khiển robot.</w:t>
+            </w:r>
+          </w:p>
+        </w:tc>
+      </w:tr>
+      <w:tr>
+        <w:tc>
+          <w:tcPr>
+            <w:tcW w:type="dxa" w:w="1862"/>
+            <w:tcMar>
+              <w:top w:w="80" w:type="dxa"/>
+              <w:bottom w:w="80" w:type="dxa"/>
+              <w:left w:w="120" w:type="dxa"/>
+              <w:right w:w="120" w:type="dxa"/>
+            </w:tcMar>
+          </w:tcPr>
+          <w:p>
+            <w:pPr>
+              <w:spacing w:line="276" w:lineRule="auto" w:after="40"/>
+              <w:jc w:val="center"/>
+            </w:pPr>
+            <w:r/>
+            <w:r>
+              <w:rPr>
+                <w:rFonts w:ascii="Times New Roman" w:hAnsi="Times New Roman" w:cs="Times New Roman" w:eastAsia="Times New Roman"/>
+                <w:b w:val="0"/>
+                <w:i w:val="0"/>
+                <w:sz w:val="26"/>
+              </w:rPr>
+              <w:t>25</w:t>
+            </w:r>
+          </w:p>
+        </w:tc>
+        <w:tc>
+          <w:tcPr>
+            <w:tcW w:type="dxa" w:w="1862"/>
+            <w:tcMar>
+              <w:top w:w="80" w:type="dxa"/>
+              <w:bottom w:w="80" w:type="dxa"/>
+              <w:left w:w="120" w:type="dxa"/>
+              <w:right w:w="120" w:type="dxa"/>
+            </w:tcMar>
+          </w:tcPr>
+          <w:p>
+            <w:pPr>
+              <w:spacing w:line="276" w:lineRule="auto" w:after="40"/>
+              <w:jc w:val="left"/>
+            </w:pPr>
+            <w:r/>
+            <w:r>
+              <w:rPr>
+                <w:rFonts w:ascii="Times New Roman" w:hAnsi="Times New Roman" w:cs="Times New Roman" w:eastAsia="Times New Roman"/>
+                <w:b w:val="0"/>
+                <w:i w:val="0"/>
+                <w:sz w:val="26"/>
+              </w:rPr>
+              <w:t>Bài 19. Khám phá cánh tay robot</w:t>
+            </w:r>
+          </w:p>
+        </w:tc>
+        <w:tc>
+          <w:tcPr>
+            <w:tcW w:type="dxa" w:w="1862"/>
+            <w:tcMar>
+              <w:top w:w="80" w:type="dxa"/>
+              <w:bottom w:w="80" w:type="dxa"/>
+              <w:left w:w="120" w:type="dxa"/>
+              <w:right w:w="120" w:type="dxa"/>
+            </w:tcMar>
+          </w:tcPr>
+          <w:p>
+            <w:pPr>
+              <w:spacing w:line="276" w:lineRule="auto" w:after="40"/>
+              <w:jc w:val="center"/>
+            </w:pPr>
+            <w:r/>
+            <w:r>
+              <w:rPr>
+                <w:rFonts w:ascii="Times New Roman" w:hAnsi="Times New Roman" w:cs="Times New Roman" w:eastAsia="Times New Roman"/>
+                <w:b w:val="0"/>
+                <w:i w:val="0"/>
+                <w:sz w:val="26"/>
+              </w:rPr>
+              <w:t>1</w:t>
+            </w:r>
+          </w:p>
+        </w:tc>
+        <w:tc>
+          <w:tcPr>
+            <w:tcW w:type="dxa" w:w="1862"/>
+            <w:tcMar>
+              <w:top w:w="80" w:type="dxa"/>
+              <w:bottom w:w="80" w:type="dxa"/>
+              <w:left w:w="120" w:type="dxa"/>
+              <w:right w:w="120" w:type="dxa"/>
+            </w:tcMar>
+          </w:tcPr>
+          <w:p>
+            <w:pPr>
+              <w:spacing w:line="276" w:lineRule="auto" w:after="40"/>
+              <w:jc w:val="center"/>
+            </w:pPr>
+            <w:r/>
+            <w:r>
+              <w:rPr>
+                <w:rFonts w:ascii="Times New Roman" w:hAnsi="Times New Roman" w:cs="Times New Roman" w:eastAsia="Times New Roman"/>
+                <w:b w:val="0"/>
+                <w:i w:val="0"/>
+                <w:sz w:val="26"/>
+              </w:rPr>
+              <w:t>25</w:t>
+            </w:r>
+          </w:p>
+        </w:tc>
+        <w:tc>
+          <w:tcPr>
+            <w:tcW w:type="dxa" w:w="1862"/>
+            <w:tcMar>
+              <w:top w:w="80" w:type="dxa"/>
+              <w:bottom w:w="80" w:type="dxa"/>
+              <w:left w:w="120" w:type="dxa"/>
+              <w:right w:w="120" w:type="dxa"/>
+            </w:tcMar>
+          </w:tcPr>
+          <w:p>
+            <w:pPr>
+              <w:spacing w:line="276" w:lineRule="auto" w:after="40"/>
+              <w:jc w:val="left"/>
+            </w:pPr>
+            <w:r/>
+            <w:r>
+              <w:rPr>
+                <w:rFonts w:ascii="Times New Roman" w:hAnsi="Times New Roman" w:cs="Times New Roman" w:eastAsia="Times New Roman"/>
+                <w:b w:val="0"/>
+                <w:i w:val="0"/>
+                <w:sz w:val="26"/>
+              </w:rPr>
+              <w:t>Tìm hiểu cấu tạo các khớp chuyển động; lắp ráp mô hình cánh tay robot 3 bậc tự do.</w:t>
+            </w:r>
+          </w:p>
+        </w:tc>
+      </w:tr>
+      <w:tr>
+        <w:tc>
+          <w:tcPr>
+            <w:tcW w:type="dxa" w:w="1862"/>
+            <w:tcMar>
+              <w:top w:w="80" w:type="dxa"/>
+              <w:bottom w:w="80" w:type="dxa"/>
+              <w:left w:w="120" w:type="dxa"/>
+              <w:right w:w="120" w:type="dxa"/>
+            </w:tcMar>
+          </w:tcPr>
+          <w:p>
+            <w:pPr>
+              <w:spacing w:line="276" w:lineRule="auto" w:after="40"/>
+              <w:jc w:val="center"/>
+            </w:pPr>
+            <w:r/>
+            <w:r>
+              <w:rPr>
+                <w:rFonts w:ascii="Times New Roman" w:hAnsi="Times New Roman" w:cs="Times New Roman" w:eastAsia="Times New Roman"/>
+                <w:b w:val="0"/>
+                <w:i w:val="0"/>
+                <w:sz w:val="26"/>
+              </w:rPr>
+              <w:t>26</w:t>
+            </w:r>
+          </w:p>
+        </w:tc>
+        <w:tc>
+          <w:tcPr>
+            <w:tcW w:type="dxa" w:w="1862"/>
+            <w:tcMar>
+              <w:top w:w="80" w:type="dxa"/>
+              <w:bottom w:w="80" w:type="dxa"/>
+              <w:left w:w="120" w:type="dxa"/>
+              <w:right w:w="120" w:type="dxa"/>
+            </w:tcMar>
+          </w:tcPr>
+          <w:p>
+            <w:pPr>
+              <w:spacing w:line="276" w:lineRule="auto" w:after="40"/>
+              <w:jc w:val="left"/>
+            </w:pPr>
+            <w:r/>
+            <w:r>
+              <w:rPr>
+                <w:rFonts w:ascii="Times New Roman" w:hAnsi="Times New Roman" w:cs="Times New Roman" w:eastAsia="Times New Roman"/>
+                <w:b/>
+                <w:i w:val="0"/>
+                <w:sz w:val="26"/>
+              </w:rPr>
+              <w:t>Ôn tập Đánh giá định kỳ 3</w:t>
+            </w:r>
+          </w:p>
+        </w:tc>
+        <w:tc>
+          <w:tcPr>
+            <w:tcW w:type="dxa" w:w="1862"/>
+            <w:tcMar>
+              <w:top w:w="80" w:type="dxa"/>
+              <w:bottom w:w="80" w:type="dxa"/>
+              <w:left w:w="120" w:type="dxa"/>
+              <w:right w:w="120" w:type="dxa"/>
+            </w:tcMar>
+          </w:tcPr>
+          <w:p>
+            <w:pPr>
+              <w:spacing w:line="276" w:lineRule="auto" w:after="40"/>
+              <w:jc w:val="center"/>
+            </w:pPr>
+            <w:r/>
+            <w:r>
+              <w:rPr>
+                <w:rFonts w:ascii="Times New Roman" w:hAnsi="Times New Roman" w:cs="Times New Roman" w:eastAsia="Times New Roman"/>
+                <w:b w:val="0"/>
+                <w:i w:val="0"/>
+                <w:sz w:val="26"/>
+              </w:rPr>
+              <w:t>1</w:t>
+            </w:r>
+          </w:p>
+        </w:tc>
+        <w:tc>
+          <w:tcPr>
+            <w:tcW w:type="dxa" w:w="1862"/>
+            <w:tcMar>
+              <w:top w:w="80" w:type="dxa"/>
+              <w:bottom w:w="80" w:type="dxa"/>
+              <w:left w:w="120" w:type="dxa"/>
+              <w:right w:w="120" w:type="dxa"/>
+            </w:tcMar>
+          </w:tcPr>
+          <w:p>
+            <w:pPr>
+              <w:spacing w:line="276" w:lineRule="auto" w:after="40"/>
+              <w:jc w:val="center"/>
+            </w:pPr>
+            <w:r/>
+            <w:r>
+              <w:rPr>
+                <w:rFonts w:ascii="Times New Roman" w:hAnsi="Times New Roman" w:cs="Times New Roman" w:eastAsia="Times New Roman"/>
+                <w:b w:val="0"/>
+                <w:i w:val="0"/>
+                <w:sz w:val="26"/>
+              </w:rPr>
+              <w:t>26</w:t>
+            </w:r>
+          </w:p>
+        </w:tc>
+        <w:tc>
+          <w:tcPr>
+            <w:tcW w:type="dxa" w:w="1862"/>
+            <w:tcMar>
+              <w:top w:w="80" w:type="dxa"/>
+              <w:bottom w:w="80" w:type="dxa"/>
+              <w:left w:w="120" w:type="dxa"/>
+              <w:right w:w="120" w:type="dxa"/>
+            </w:tcMar>
+          </w:tcPr>
+          <w:p>
+            <w:pPr>
+              <w:spacing w:line="276" w:lineRule="auto" w:after="40"/>
+              <w:jc w:val="left"/>
+            </w:pPr>
+            <w:r/>
+            <w:r>
+              <w:rPr>
+                <w:rFonts w:ascii="Times New Roman" w:hAnsi="Times New Roman" w:cs="Times New Roman" w:eastAsia="Times New Roman"/>
+                <w:b w:val="0"/>
+                <w:i w:val="0"/>
+                <w:sz w:val="26"/>
+              </w:rPr>
+              <w:t>Hệ thống hóa kiến thức chuẩn bị Đánh giá định kỳ 3.</w:t>
+            </w:r>
+          </w:p>
+        </w:tc>
+      </w:tr>
+      <w:tr>
+        <w:tc>
+          <w:tcPr>
+            <w:tcW w:type="dxa" w:w="1862"/>
+            <w:tcMar>
+              <w:top w:w="80" w:type="dxa"/>
+              <w:bottom w:w="80" w:type="dxa"/>
+              <w:left w:w="120" w:type="dxa"/>
+              <w:right w:w="120" w:type="dxa"/>
+            </w:tcMar>
+          </w:tcPr>
+          <w:p>
+            <w:pPr>
+              <w:spacing w:line="276" w:lineRule="auto" w:after="40"/>
+              <w:jc w:val="center"/>
+            </w:pPr>
+            <w:r/>
+            <w:r>
+              <w:rPr>
+                <w:rFonts w:ascii="Times New Roman" w:hAnsi="Times New Roman" w:cs="Times New Roman" w:eastAsia="Times New Roman"/>
+                <w:b w:val="0"/>
+                <w:i w:val="0"/>
+                <w:sz w:val="26"/>
+              </w:rPr>
+              <w:t>27</w:t>
+            </w:r>
+          </w:p>
+        </w:tc>
+        <w:tc>
+          <w:tcPr>
+            <w:tcW w:type="dxa" w:w="1862"/>
+            <w:tcMar>
+              <w:top w:w="80" w:type="dxa"/>
+              <w:bottom w:w="80" w:type="dxa"/>
+              <w:left w:w="120" w:type="dxa"/>
+              <w:right w:w="120" w:type="dxa"/>
+            </w:tcMar>
+          </w:tcPr>
+          <w:p>
+            <w:pPr>
+              <w:spacing w:line="276" w:lineRule="auto" w:after="40"/>
+              <w:jc w:val="left"/>
+            </w:pPr>
+            <w:r/>
+            <w:r>
+              <w:rPr>
+                <w:rFonts w:ascii="Times New Roman" w:hAnsi="Times New Roman" w:cs="Times New Roman" w:eastAsia="Times New Roman"/>
+                <w:b/>
+                <w:i w:val="0"/>
+                <w:sz w:val="26"/>
+              </w:rPr>
+              <w:t>Đánh giá định kỳ 3</w:t>
+            </w:r>
+          </w:p>
+        </w:tc>
+        <w:tc>
+          <w:tcPr>
+            <w:tcW w:type="dxa" w:w="1862"/>
+            <w:tcMar>
+              <w:top w:w="80" w:type="dxa"/>
+              <w:bottom w:w="80" w:type="dxa"/>
+              <w:left w:w="120" w:type="dxa"/>
+              <w:right w:w="120" w:type="dxa"/>
+            </w:tcMar>
+          </w:tcPr>
+          <w:p>
+            <w:pPr>
+              <w:spacing w:line="276" w:lineRule="auto" w:after="40"/>
+              <w:jc w:val="center"/>
+            </w:pPr>
+            <w:r/>
+            <w:r>
+              <w:rPr>
+                <w:rFonts w:ascii="Times New Roman" w:hAnsi="Times New Roman" w:cs="Times New Roman" w:eastAsia="Times New Roman"/>
+                <w:b w:val="0"/>
+                <w:i w:val="0"/>
+                <w:sz w:val="26"/>
+              </w:rPr>
+              <w:t>1</w:t>
+            </w:r>
+          </w:p>
+        </w:tc>
+        <w:tc>
+          <w:tcPr>
+            <w:tcW w:type="dxa" w:w="1862"/>
+            <w:tcMar>
+              <w:top w:w="80" w:type="dxa"/>
+              <w:bottom w:w="80" w:type="dxa"/>
+              <w:left w:w="120" w:type="dxa"/>
+              <w:right w:w="120" w:type="dxa"/>
+            </w:tcMar>
+          </w:tcPr>
+          <w:p>
+            <w:pPr>
+              <w:spacing w:line="276" w:lineRule="auto" w:after="40"/>
+              <w:jc w:val="center"/>
+            </w:pPr>
+            <w:r/>
+            <w:r>
+              <w:rPr>
+                <w:rFonts w:ascii="Times New Roman" w:hAnsi="Times New Roman" w:cs="Times New Roman" w:eastAsia="Times New Roman"/>
+                <w:b w:val="0"/>
+                <w:i w:val="0"/>
+                <w:sz w:val="26"/>
+              </w:rPr>
+              <w:t>27</w:t>
+            </w:r>
+          </w:p>
+        </w:tc>
+        <w:tc>
+          <w:tcPr>
+            <w:tcW w:type="dxa" w:w="1862"/>
+            <w:tcMar>
+              <w:top w:w="80" w:type="dxa"/>
+              <w:bottom w:w="80" w:type="dxa"/>
+              <w:left w:w="120" w:type="dxa"/>
+              <w:right w:w="120" w:type="dxa"/>
+            </w:tcMar>
+          </w:tcPr>
+          <w:p>
+            <w:pPr>
+              <w:spacing w:line="276" w:lineRule="auto" w:after="40"/>
+              <w:jc w:val="left"/>
+            </w:pPr>
+            <w:r/>
+            <w:r>
+              <w:rPr>
+                <w:rFonts w:ascii="Times New Roman" w:hAnsi="Times New Roman" w:cs="Times New Roman" w:eastAsia="Times New Roman"/>
+                <w:b w:val="0"/>
+                <w:i w:val="0"/>
+                <w:sz w:val="26"/>
+              </w:rPr>
+              <w:t>Kiểm tra đánh giá kết quả học tập thực hành Robotics định kỳ 3.</w:t>
+            </w:r>
+          </w:p>
+        </w:tc>
+      </w:tr>
+      <w:tr>
+        <w:tc>
+          <w:tcPr>
+            <w:tcW w:type="dxa" w:w="1862"/>
+            <w:tcMar>
+              <w:top w:w="80" w:type="dxa"/>
+              <w:bottom w:w="80" w:type="dxa"/>
+              <w:left w:w="120" w:type="dxa"/>
+              <w:right w:w="120" w:type="dxa"/>
+            </w:tcMar>
+          </w:tcPr>
+          <w:p>
+            <w:pPr>
+              <w:spacing w:line="276" w:lineRule="auto" w:after="40"/>
+              <w:jc w:val="center"/>
+            </w:pPr>
+            <w:r/>
+            <w:r>
+              <w:rPr>
+                <w:rFonts w:ascii="Times New Roman" w:hAnsi="Times New Roman" w:cs="Times New Roman" w:eastAsia="Times New Roman"/>
+                <w:b w:val="0"/>
+                <w:i w:val="0"/>
+                <w:sz w:val="26"/>
+              </w:rPr>
+              <w:t>28</w:t>
+            </w:r>
+          </w:p>
+        </w:tc>
+        <w:tc>
+          <w:tcPr>
+            <w:tcW w:type="dxa" w:w="1862"/>
+            <w:tcMar>
+              <w:top w:w="80" w:type="dxa"/>
+              <w:bottom w:w="80" w:type="dxa"/>
+              <w:left w:w="120" w:type="dxa"/>
+              <w:right w:w="120" w:type="dxa"/>
+            </w:tcMar>
+          </w:tcPr>
+          <w:p>
+            <w:pPr>
+              <w:spacing w:line="276" w:lineRule="auto" w:after="40"/>
+              <w:jc w:val="left"/>
+            </w:pPr>
+            <w:r/>
+            <w:r>
+              <w:rPr>
+                <w:rFonts w:ascii="Times New Roman" w:hAnsi="Times New Roman" w:cs="Times New Roman" w:eastAsia="Times New Roman"/>
+                <w:b w:val="0"/>
+                <w:i w:val="0"/>
+                <w:sz w:val="26"/>
+              </w:rPr>
+              <w:t>Bài 20. Robot phân loại sản phẩm</w:t>
+            </w:r>
+          </w:p>
+        </w:tc>
+        <w:tc>
+          <w:tcPr>
+            <w:tcW w:type="dxa" w:w="1862"/>
+            <w:tcMar>
+              <w:top w:w="80" w:type="dxa"/>
+              <w:bottom w:w="80" w:type="dxa"/>
+              <w:left w:w="120" w:type="dxa"/>
+              <w:right w:w="120" w:type="dxa"/>
+            </w:tcMar>
+          </w:tcPr>
+          <w:p>
+            <w:pPr>
+              <w:spacing w:line="276" w:lineRule="auto" w:after="40"/>
+              <w:jc w:val="center"/>
+            </w:pPr>
+            <w:r/>
+            <w:r>
+              <w:rPr>
+                <w:rFonts w:ascii="Times New Roman" w:hAnsi="Times New Roman" w:cs="Times New Roman" w:eastAsia="Times New Roman"/>
+                <w:b w:val="0"/>
+                <w:i w:val="0"/>
+                <w:sz w:val="26"/>
+              </w:rPr>
+              <w:t>1</w:t>
+            </w:r>
+          </w:p>
+        </w:tc>
+        <w:tc>
+          <w:tcPr>
+            <w:tcW w:type="dxa" w:w="1862"/>
+            <w:tcMar>
+              <w:top w:w="80" w:type="dxa"/>
+              <w:bottom w:w="80" w:type="dxa"/>
+              <w:left w:w="120" w:type="dxa"/>
+              <w:right w:w="120" w:type="dxa"/>
+            </w:tcMar>
+          </w:tcPr>
+          <w:p>
+            <w:pPr>
+              <w:spacing w:line="276" w:lineRule="auto" w:after="40"/>
+              <w:jc w:val="center"/>
+            </w:pPr>
+            <w:r/>
+            <w:r>
+              <w:rPr>
+                <w:rFonts w:ascii="Times New Roman" w:hAnsi="Times New Roman" w:cs="Times New Roman" w:eastAsia="Times New Roman"/>
+                <w:b w:val="0"/>
+                <w:i w:val="0"/>
+                <w:sz w:val="26"/>
+              </w:rPr>
+              <w:t>28</w:t>
+            </w:r>
+          </w:p>
+        </w:tc>
+        <w:tc>
+          <w:tcPr>
+            <w:tcW w:type="dxa" w:w="1862"/>
+            <w:tcMar>
+              <w:top w:w="80" w:type="dxa"/>
+              <w:bottom w:w="80" w:type="dxa"/>
+              <w:left w:w="120" w:type="dxa"/>
+              <w:right w:w="120" w:type="dxa"/>
+            </w:tcMar>
+          </w:tcPr>
+          <w:p>
+            <w:pPr>
+              <w:spacing w:line="276" w:lineRule="auto" w:after="40"/>
+              <w:jc w:val="left"/>
+            </w:pPr>
+            <w:r/>
+            <w:r>
+              <w:rPr>
+                <w:rFonts w:ascii="Times New Roman" w:hAnsi="Times New Roman" w:cs="Times New Roman" w:eastAsia="Times New Roman"/>
+                <w:b w:val="0"/>
+                <w:i w:val="0"/>
+                <w:sz w:val="26"/>
+              </w:rPr>
+              <w:t>Tìm hiểu hệ thống tự động hóa trong nhà máy; lắp robot phân loại đồ vật theo kích thước/màu sắc.</w:t>
+            </w:r>
+          </w:p>
+        </w:tc>
+      </w:tr>
+      <w:tr>
+        <w:tc>
+          <w:tcPr>
+            <w:tcW w:type="dxa" w:w="1862"/>
+            <w:tcMar>
+              <w:top w:w="80" w:type="dxa"/>
+              <w:bottom w:w="80" w:type="dxa"/>
+              <w:left w:w="120" w:type="dxa"/>
+              <w:right w:w="120" w:type="dxa"/>
+            </w:tcMar>
+          </w:tcPr>
+          <w:p>
+            <w:pPr>
+              <w:spacing w:line="276" w:lineRule="auto" w:after="40"/>
+              <w:jc w:val="center"/>
+            </w:pPr>
+            <w:r/>
+            <w:r>
+              <w:rPr>
+                <w:rFonts w:ascii="Times New Roman" w:hAnsi="Times New Roman" w:cs="Times New Roman" w:eastAsia="Times New Roman"/>
+                <w:b w:val="0"/>
+                <w:i w:val="0"/>
+                <w:sz w:val="26"/>
+              </w:rPr>
+              <w:t>29</w:t>
+            </w:r>
+          </w:p>
+        </w:tc>
+        <w:tc>
+          <w:tcPr>
+            <w:tcW w:type="dxa" w:w="1862"/>
+            <w:tcMar>
+              <w:top w:w="80" w:type="dxa"/>
+              <w:bottom w:w="80" w:type="dxa"/>
+              <w:left w:w="120" w:type="dxa"/>
+              <w:right w:w="120" w:type="dxa"/>
+            </w:tcMar>
+          </w:tcPr>
+          <w:p>
+            <w:pPr>
+              <w:spacing w:line="276" w:lineRule="auto" w:after="40"/>
+              <w:jc w:val="left"/>
+            </w:pPr>
+            <w:r/>
+            <w:r>
+              <w:rPr>
+                <w:rFonts w:ascii="Times New Roman" w:hAnsi="Times New Roman" w:cs="Times New Roman" w:eastAsia="Times New Roman"/>
+                <w:b w:val="0"/>
+                <w:i w:val="0"/>
+                <w:sz w:val="26"/>
+              </w:rPr>
+              <w:t>Bài 21. Cơ chế kẹp gắp vật thể</w:t>
+            </w:r>
+          </w:p>
+        </w:tc>
+        <w:tc>
+          <w:tcPr>
+            <w:tcW w:type="dxa" w:w="1862"/>
+            <w:tcMar>
+              <w:top w:w="80" w:type="dxa"/>
+              <w:bottom w:w="80" w:type="dxa"/>
+              <w:left w:w="120" w:type="dxa"/>
+              <w:right w:w="120" w:type="dxa"/>
+            </w:tcMar>
+          </w:tcPr>
+          <w:p>
+            <w:pPr>
+              <w:spacing w:line="276" w:lineRule="auto" w:after="40"/>
+              <w:jc w:val="center"/>
+            </w:pPr>
+            <w:r/>
+            <w:r>
+              <w:rPr>
+                <w:rFonts w:ascii="Times New Roman" w:hAnsi="Times New Roman" w:cs="Times New Roman" w:eastAsia="Times New Roman"/>
+                <w:b w:val="0"/>
+                <w:i w:val="0"/>
+                <w:sz w:val="26"/>
+              </w:rPr>
+              <w:t>1</w:t>
+            </w:r>
+          </w:p>
+        </w:tc>
+        <w:tc>
+          <w:tcPr>
+            <w:tcW w:type="dxa" w:w="1862"/>
+            <w:tcMar>
+              <w:top w:w="80" w:type="dxa"/>
+              <w:bottom w:w="80" w:type="dxa"/>
+              <w:left w:w="120" w:type="dxa"/>
+              <w:right w:w="120" w:type="dxa"/>
+            </w:tcMar>
+          </w:tcPr>
+          <w:p>
+            <w:pPr>
+              <w:spacing w:line="276" w:lineRule="auto" w:after="40"/>
+              <w:jc w:val="center"/>
+            </w:pPr>
+            <w:r/>
+            <w:r>
+              <w:rPr>
+                <w:rFonts w:ascii="Times New Roman" w:hAnsi="Times New Roman" w:cs="Times New Roman" w:eastAsia="Times New Roman"/>
+                <w:b w:val="0"/>
+                <w:i w:val="0"/>
+                <w:sz w:val="26"/>
+              </w:rPr>
+              <w:t>29</w:t>
+            </w:r>
+          </w:p>
+        </w:tc>
+        <w:tc>
+          <w:tcPr>
+            <w:tcW w:type="dxa" w:w="1862"/>
+            <w:tcMar>
+              <w:top w:w="80" w:type="dxa"/>
+              <w:bottom w:w="80" w:type="dxa"/>
+              <w:left w:w="120" w:type="dxa"/>
+              <w:right w:w="120" w:type="dxa"/>
+            </w:tcMar>
+          </w:tcPr>
+          <w:p>
+            <w:pPr>
+              <w:spacing w:line="276" w:lineRule="auto" w:after="40"/>
+              <w:jc w:val="left"/>
+            </w:pPr>
+            <w:r/>
+            <w:r>
+              <w:rPr>
+                <w:rFonts w:ascii="Times New Roman" w:hAnsi="Times New Roman" w:cs="Times New Roman" w:eastAsia="Times New Roman"/>
+                <w:b w:val="0"/>
+                <w:i w:val="0"/>
+                <w:sz w:val="26"/>
+              </w:rPr>
+              <w:t>Tìm hiểu động học ngón kẹp cơ khí; tối ưu hóa lực kẹp và độ chính xác khi di chuyển đồ vật.</w:t>
+            </w:r>
+          </w:p>
+        </w:tc>
+      </w:tr>
+      <w:tr>
+        <w:tc>
+          <w:tcPr>
+            <w:tcW w:type="dxa" w:w="1862"/>
+            <w:tcMar>
+              <w:top w:w="80" w:type="dxa"/>
+              <w:bottom w:w="80" w:type="dxa"/>
+              <w:left w:w="120" w:type="dxa"/>
+              <w:right w:w="120" w:type="dxa"/>
+            </w:tcMar>
+          </w:tcPr>
+          <w:p>
+            <w:pPr>
+              <w:spacing w:line="276" w:lineRule="auto" w:after="40"/>
+              <w:jc w:val="center"/>
+            </w:pPr>
+            <w:r/>
+            <w:r>
+              <w:rPr>
+                <w:rFonts w:ascii="Times New Roman" w:hAnsi="Times New Roman" w:cs="Times New Roman" w:eastAsia="Times New Roman"/>
+                <w:b w:val="0"/>
+                <w:i w:val="0"/>
+                <w:sz w:val="26"/>
+              </w:rPr>
+              <w:t>30</w:t>
+            </w:r>
+          </w:p>
+        </w:tc>
+        <w:tc>
+          <w:tcPr>
+            <w:tcW w:type="dxa" w:w="1862"/>
+            <w:tcMar>
+              <w:top w:w="80" w:type="dxa"/>
+              <w:bottom w:w="80" w:type="dxa"/>
+              <w:left w:w="120" w:type="dxa"/>
+              <w:right w:w="120" w:type="dxa"/>
+            </w:tcMar>
+          </w:tcPr>
+          <w:p>
+            <w:pPr>
+              <w:spacing w:line="276" w:lineRule="auto" w:after="40"/>
+              <w:jc w:val="left"/>
+            </w:pPr>
+            <w:r/>
+            <w:r>
+              <w:rPr>
+                <w:rFonts w:ascii="Times New Roman" w:hAnsi="Times New Roman" w:cs="Times New Roman" w:eastAsia="Times New Roman"/>
+                <w:b w:val="0"/>
+                <w:i w:val="0"/>
+                <w:sz w:val="26"/>
+              </w:rPr>
+              <w:t>Bài 22. Dự án sáng tạo robot tự hành</w:t>
+            </w:r>
+          </w:p>
+        </w:tc>
+        <w:tc>
+          <w:tcPr>
+            <w:tcW w:type="dxa" w:w="1862"/>
+            <w:tcMar>
+              <w:top w:w="80" w:type="dxa"/>
+              <w:bottom w:w="80" w:type="dxa"/>
+              <w:left w:w="120" w:type="dxa"/>
+              <w:right w:w="120" w:type="dxa"/>
+            </w:tcMar>
+          </w:tcPr>
+          <w:p>
+            <w:pPr>
+              <w:spacing w:line="276" w:lineRule="auto" w:after="40"/>
+              <w:jc w:val="center"/>
+            </w:pPr>
+            <w:r/>
+            <w:r>
+              <w:rPr>
+                <w:rFonts w:ascii="Times New Roman" w:hAnsi="Times New Roman" w:cs="Times New Roman" w:eastAsia="Times New Roman"/>
+                <w:b w:val="0"/>
+                <w:i w:val="0"/>
+                <w:sz w:val="26"/>
+              </w:rPr>
+              <w:t>1</w:t>
+            </w:r>
+          </w:p>
+        </w:tc>
+        <w:tc>
+          <w:tcPr>
+            <w:tcW w:type="dxa" w:w="1862"/>
+            <w:tcMar>
+              <w:top w:w="80" w:type="dxa"/>
+              <w:bottom w:w="80" w:type="dxa"/>
+              <w:left w:w="120" w:type="dxa"/>
+              <w:right w:w="120" w:type="dxa"/>
+            </w:tcMar>
+          </w:tcPr>
+          <w:p>
+            <w:pPr>
+              <w:spacing w:line="276" w:lineRule="auto" w:after="40"/>
+              <w:jc w:val="center"/>
+            </w:pPr>
+            <w:r/>
+            <w:r>
+              <w:rPr>
+                <w:rFonts w:ascii="Times New Roman" w:hAnsi="Times New Roman" w:cs="Times New Roman" w:eastAsia="Times New Roman"/>
+                <w:b w:val="0"/>
+                <w:i w:val="0"/>
+                <w:sz w:val="26"/>
+              </w:rPr>
+              <w:t>30</w:t>
+            </w:r>
+          </w:p>
+        </w:tc>
+        <w:tc>
+          <w:tcPr>
+            <w:tcW w:type="dxa" w:w="1862"/>
+            <w:tcMar>
+              <w:top w:w="80" w:type="dxa"/>
+              <w:bottom w:w="80" w:type="dxa"/>
+              <w:left w:w="120" w:type="dxa"/>
+              <w:right w:w="120" w:type="dxa"/>
+            </w:tcMar>
+          </w:tcPr>
+          <w:p>
+            <w:pPr>
+              <w:spacing w:line="276" w:lineRule="auto" w:after="40"/>
+              <w:jc w:val="left"/>
+            </w:pPr>
+            <w:r/>
+            <w:r>
+              <w:rPr>
+                <w:rFonts w:ascii="Times New Roman" w:hAnsi="Times New Roman" w:cs="Times New Roman" w:eastAsia="Times New Roman"/>
+                <w:b w:val="0"/>
+                <w:i w:val="0"/>
+                <w:sz w:val="26"/>
+              </w:rPr>
+              <w:t>Vận dụng tổng hợp kiến thức cơ khí và cảm biến thiết kế mô hình robot tự hành đa năng.</w:t>
+            </w:r>
+          </w:p>
+        </w:tc>
+      </w:tr>
+      <w:tr>
+        <w:tc>
+          <w:tcPr>
+            <w:tcW w:type="dxa" w:w="1862"/>
+            <w:tcMar>
+              <w:top w:w="80" w:type="dxa"/>
+              <w:bottom w:w="80" w:type="dxa"/>
+              <w:left w:w="120" w:type="dxa"/>
+              <w:right w:w="120" w:type="dxa"/>
+            </w:tcMar>
+          </w:tcPr>
+          <w:p>
+            <w:pPr>
+              <w:spacing w:line="276" w:lineRule="auto" w:after="40"/>
+              <w:jc w:val="center"/>
+            </w:pPr>
+            <w:r/>
+            <w:r>
+              <w:rPr>
+                <w:rFonts w:ascii="Times New Roman" w:hAnsi="Times New Roman" w:cs="Times New Roman" w:eastAsia="Times New Roman"/>
+                <w:b w:val="0"/>
+                <w:i w:val="0"/>
+                <w:sz w:val="26"/>
+              </w:rPr>
+              <w:t>31</w:t>
+            </w:r>
+          </w:p>
+        </w:tc>
+        <w:tc>
+          <w:tcPr>
+            <w:tcW w:type="dxa" w:w="1862"/>
+            <w:tcMar>
+              <w:top w:w="80" w:type="dxa"/>
+              <w:bottom w:w="80" w:type="dxa"/>
+              <w:left w:w="120" w:type="dxa"/>
+              <w:right w:w="120" w:type="dxa"/>
+            </w:tcMar>
+          </w:tcPr>
+          <w:p>
+            <w:pPr>
+              <w:spacing w:line="276" w:lineRule="auto" w:after="40"/>
+              <w:jc w:val="left"/>
+            </w:pPr>
+            <w:r/>
+            <w:r>
+              <w:rPr>
+                <w:rFonts w:ascii="Times New Roman" w:hAnsi="Times New Roman" w:cs="Times New Roman" w:eastAsia="Times New Roman"/>
+                <w:b w:val="0"/>
+                <w:i w:val="0"/>
+                <w:sz w:val="26"/>
+              </w:rPr>
+              <w:t>Bài 23. Tối ưu hóa thuật toán điều khiển robot</w:t>
+            </w:r>
+          </w:p>
+        </w:tc>
+        <w:tc>
+          <w:tcPr>
+            <w:tcW w:type="dxa" w:w="1862"/>
+            <w:tcMar>
+              <w:top w:w="80" w:type="dxa"/>
+              <w:bottom w:w="80" w:type="dxa"/>
+              <w:left w:w="120" w:type="dxa"/>
+              <w:right w:w="120" w:type="dxa"/>
+            </w:tcMar>
+          </w:tcPr>
+          <w:p>
+            <w:pPr>
+              <w:spacing w:line="276" w:lineRule="auto" w:after="40"/>
+              <w:jc w:val="center"/>
+            </w:pPr>
+            <w:r/>
+            <w:r>
+              <w:rPr>
+                <w:rFonts w:ascii="Times New Roman" w:hAnsi="Times New Roman" w:cs="Times New Roman" w:eastAsia="Times New Roman"/>
+                <w:b w:val="0"/>
+                <w:i w:val="0"/>
+                <w:sz w:val="26"/>
+              </w:rPr>
+              <w:t>1</w:t>
+            </w:r>
+          </w:p>
+        </w:tc>
+        <w:tc>
+          <w:tcPr>
+            <w:tcW w:type="dxa" w:w="1862"/>
+            <w:tcMar>
+              <w:top w:w="80" w:type="dxa"/>
+              <w:bottom w:w="80" w:type="dxa"/>
+              <w:left w:w="120" w:type="dxa"/>
+              <w:right w:w="120" w:type="dxa"/>
+            </w:tcMar>
+          </w:tcPr>
+          <w:p>
+            <w:pPr>
+              <w:spacing w:line="276" w:lineRule="auto" w:after="40"/>
+              <w:jc w:val="center"/>
+            </w:pPr>
+            <w:r/>
+            <w:r>
+              <w:rPr>
+                <w:rFonts w:ascii="Times New Roman" w:hAnsi="Times New Roman" w:cs="Times New Roman" w:eastAsia="Times New Roman"/>
+                <w:b w:val="0"/>
+                <w:i w:val="0"/>
+                <w:sz w:val="26"/>
+              </w:rPr>
+              <w:t>31</w:t>
+            </w:r>
+          </w:p>
+        </w:tc>
+        <w:tc>
+          <w:tcPr>
+            <w:tcW w:type="dxa" w:w="1862"/>
+            <w:tcMar>
+              <w:top w:w="80" w:type="dxa"/>
+              <w:bottom w:w="80" w:type="dxa"/>
+              <w:left w:w="120" w:type="dxa"/>
+              <w:right w:w="120" w:type="dxa"/>
+            </w:tcMar>
+          </w:tcPr>
+          <w:p>
+            <w:pPr>
+              <w:spacing w:line="276" w:lineRule="auto" w:after="40"/>
+              <w:jc w:val="left"/>
+            </w:pPr>
+            <w:r/>
+            <w:r>
+              <w:rPr>
+                <w:rFonts w:ascii="Times New Roman" w:hAnsi="Times New Roman" w:cs="Times New Roman" w:eastAsia="Times New Roman"/>
+                <w:b w:val="0"/>
+                <w:i w:val="0"/>
+                <w:sz w:val="26"/>
+              </w:rPr>
+              <w:t>Tinh chỉnh thông số điều khiển, sửa lỗi lập trình và thử nghiệm robot hoàn thành nhiệm vụ thực tế.</w:t>
+            </w:r>
+          </w:p>
+        </w:tc>
+      </w:tr>
+      <w:tr>
+        <w:tc>
+          <w:tcPr>
+            <w:tcW w:type="dxa" w:w="1862"/>
+            <w:tcMar>
+              <w:top w:w="80" w:type="dxa"/>
+              <w:bottom w:w="80" w:type="dxa"/>
+              <w:left w:w="120" w:type="dxa"/>
+              <w:right w:w="120" w:type="dxa"/>
+            </w:tcMar>
+          </w:tcPr>
+          <w:p>
+            <w:pPr>
+              <w:spacing w:line="276" w:lineRule="auto" w:after="40"/>
+              <w:jc w:val="center"/>
+            </w:pPr>
+            <w:r/>
+            <w:r>
+              <w:rPr>
+                <w:rFonts w:ascii="Times New Roman" w:hAnsi="Times New Roman" w:cs="Times New Roman" w:eastAsia="Times New Roman"/>
+                <w:b w:val="0"/>
+                <w:i w:val="0"/>
+                <w:sz w:val="26"/>
+              </w:rPr>
+              <w:t>32</w:t>
+            </w:r>
+          </w:p>
+        </w:tc>
+        <w:tc>
+          <w:tcPr>
+            <w:tcW w:type="dxa" w:w="1862"/>
+            <w:tcMar>
+              <w:top w:w="80" w:type="dxa"/>
+              <w:bottom w:w="80" w:type="dxa"/>
+              <w:left w:w="120" w:type="dxa"/>
+              <w:right w:w="120" w:type="dxa"/>
+            </w:tcMar>
+          </w:tcPr>
+          <w:p>
+            <w:pPr>
+              <w:spacing w:line="276" w:lineRule="auto" w:after="40"/>
+              <w:jc w:val="left"/>
+            </w:pPr>
+            <w:r/>
+            <w:r>
+              <w:rPr>
+                <w:rFonts w:ascii="Times New Roman" w:hAnsi="Times New Roman" w:cs="Times New Roman" w:eastAsia="Times New Roman"/>
+                <w:b/>
+                <w:i w:val="0"/>
+                <w:sz w:val="26"/>
+              </w:rPr>
+              <w:t>Ôn tập Đánh giá định kỳ 4</w:t>
+            </w:r>
+          </w:p>
+        </w:tc>
+        <w:tc>
+          <w:tcPr>
+            <w:tcW w:type="dxa" w:w="1862"/>
+            <w:tcMar>
+              <w:top w:w="80" w:type="dxa"/>
+              <w:bottom w:w="80" w:type="dxa"/>
+              <w:left w:w="120" w:type="dxa"/>
+              <w:right w:w="120" w:type="dxa"/>
+            </w:tcMar>
+          </w:tcPr>
+          <w:p>
+            <w:pPr>
+              <w:spacing w:line="276" w:lineRule="auto" w:after="40"/>
+              <w:jc w:val="center"/>
+            </w:pPr>
+            <w:r/>
+            <w:r>
+              <w:rPr>
+                <w:rFonts w:ascii="Times New Roman" w:hAnsi="Times New Roman" w:cs="Times New Roman" w:eastAsia="Times New Roman"/>
+                <w:b w:val="0"/>
+                <w:i w:val="0"/>
+                <w:sz w:val="26"/>
+              </w:rPr>
+              <w:t>1</w:t>
+            </w:r>
+          </w:p>
+        </w:tc>
+        <w:tc>
+          <w:tcPr>
+            <w:tcW w:type="dxa" w:w="1862"/>
+            <w:tcMar>
+              <w:top w:w="80" w:type="dxa"/>
+              <w:bottom w:w="80" w:type="dxa"/>
+              <w:left w:w="120" w:type="dxa"/>
+              <w:right w:w="120" w:type="dxa"/>
+            </w:tcMar>
+          </w:tcPr>
+          <w:p>
+            <w:pPr>
+              <w:spacing w:line="276" w:lineRule="auto" w:after="40"/>
+              <w:jc w:val="center"/>
+            </w:pPr>
+            <w:r/>
+            <w:r>
+              <w:rPr>
+                <w:rFonts w:ascii="Times New Roman" w:hAnsi="Times New Roman" w:cs="Times New Roman" w:eastAsia="Times New Roman"/>
+                <w:b w:val="0"/>
+                <w:i w:val="0"/>
+                <w:sz w:val="26"/>
+              </w:rPr>
+              <w:t>32</w:t>
+            </w:r>
+          </w:p>
+        </w:tc>
+        <w:tc>
+          <w:tcPr>
+            <w:tcW w:type="dxa" w:w="1862"/>
+            <w:tcMar>
+              <w:top w:w="80" w:type="dxa"/>
+              <w:bottom w:w="80" w:type="dxa"/>
+              <w:left w:w="120" w:type="dxa"/>
+              <w:right w:w="120" w:type="dxa"/>
+            </w:tcMar>
+          </w:tcPr>
+          <w:p>
+            <w:pPr>
+              <w:spacing w:line="276" w:lineRule="auto" w:after="40"/>
+              <w:jc w:val="left"/>
+            </w:pPr>
+            <w:r/>
+            <w:r>
+              <w:rPr>
+                <w:rFonts w:ascii="Times New Roman" w:hAnsi="Times New Roman" w:cs="Times New Roman" w:eastAsia="Times New Roman"/>
+                <w:b w:val="0"/>
+                <w:i w:val="0"/>
+                <w:sz w:val="26"/>
+              </w:rPr>
+              <w:t>Hệ thống hóa kiến thức chuẩn bị Đánh giá định kỳ 4.</w:t>
+            </w:r>
+          </w:p>
+        </w:tc>
+      </w:tr>
+      <w:tr>
+        <w:tc>
+          <w:tcPr>
+            <w:tcW w:type="dxa" w:w="1862"/>
+            <w:tcMar>
+              <w:top w:w="80" w:type="dxa"/>
+              <w:bottom w:w="80" w:type="dxa"/>
+              <w:left w:w="120" w:type="dxa"/>
+              <w:right w:w="120" w:type="dxa"/>
+            </w:tcMar>
+          </w:tcPr>
+          <w:p>
+            <w:pPr>
+              <w:spacing w:line="276" w:lineRule="auto" w:after="40"/>
+              <w:jc w:val="center"/>
+            </w:pPr>
+            <w:r/>
+            <w:r>
+              <w:rPr>
+                <w:rFonts w:ascii="Times New Roman" w:hAnsi="Times New Roman" w:cs="Times New Roman" w:eastAsia="Times New Roman"/>
+                <w:b w:val="0"/>
+                <w:i w:val="0"/>
+                <w:sz w:val="26"/>
+              </w:rPr>
+              <w:t>33</w:t>
+            </w:r>
+          </w:p>
+        </w:tc>
+        <w:tc>
+          <w:tcPr>
+            <w:tcW w:type="dxa" w:w="1862"/>
+            <w:tcMar>
+              <w:top w:w="80" w:type="dxa"/>
+              <w:bottom w:w="80" w:type="dxa"/>
+              <w:left w:w="120" w:type="dxa"/>
+              <w:right w:w="120" w:type="dxa"/>
+            </w:tcMar>
+          </w:tcPr>
+          <w:p>
+            <w:pPr>
+              <w:spacing w:line="276" w:lineRule="auto" w:after="40"/>
+              <w:jc w:val="left"/>
+            </w:pPr>
+            <w:r/>
+            <w:r>
+              <w:rPr>
+                <w:rFonts w:ascii="Times New Roman" w:hAnsi="Times New Roman" w:cs="Times New Roman" w:eastAsia="Times New Roman"/>
+                <w:b/>
+                <w:i w:val="0"/>
+                <w:sz w:val="26"/>
+              </w:rPr>
+              <w:t>Đánh giá định kỳ 4</w:t>
+            </w:r>
+          </w:p>
+        </w:tc>
+        <w:tc>
+          <w:tcPr>
+            <w:tcW w:type="dxa" w:w="1862"/>
+            <w:tcMar>
+              <w:top w:w="80" w:type="dxa"/>
+              <w:bottom w:w="80" w:type="dxa"/>
+              <w:left w:w="120" w:type="dxa"/>
+              <w:right w:w="120" w:type="dxa"/>
+            </w:tcMar>
+          </w:tcPr>
+          <w:p>
+            <w:pPr>
+              <w:spacing w:line="276" w:lineRule="auto" w:after="40"/>
+              <w:jc w:val="center"/>
+            </w:pPr>
+            <w:r/>
+            <w:r>
+              <w:rPr>
+                <w:rFonts w:ascii="Times New Roman" w:hAnsi="Times New Roman" w:cs="Times New Roman" w:eastAsia="Times New Roman"/>
+                <w:b w:val="0"/>
+                <w:i w:val="0"/>
+                <w:sz w:val="26"/>
+              </w:rPr>
+              <w:t>1</w:t>
+            </w:r>
+          </w:p>
+        </w:tc>
+        <w:tc>
+          <w:tcPr>
+            <w:tcW w:type="dxa" w:w="1862"/>
+            <w:tcMar>
+              <w:top w:w="80" w:type="dxa"/>
+              <w:bottom w:w="80" w:type="dxa"/>
+              <w:left w:w="120" w:type="dxa"/>
+              <w:right w:w="120" w:type="dxa"/>
+            </w:tcMar>
+          </w:tcPr>
+          <w:p>
+            <w:pPr>
+              <w:spacing w:line="276" w:lineRule="auto" w:after="40"/>
+              <w:jc w:val="center"/>
+            </w:pPr>
+            <w:r/>
+            <w:r>
+              <w:rPr>
+                <w:rFonts w:ascii="Times New Roman" w:hAnsi="Times New Roman" w:cs="Times New Roman" w:eastAsia="Times New Roman"/>
+                <w:b w:val="0"/>
+                <w:i w:val="0"/>
+                <w:sz w:val="26"/>
+              </w:rPr>
+              <w:t>33</w:t>
+            </w:r>
+          </w:p>
+        </w:tc>
+        <w:tc>
+          <w:tcPr>
+            <w:tcW w:type="dxa" w:w="1862"/>
+            <w:tcMar>
+              <w:top w:w="80" w:type="dxa"/>
+              <w:bottom w:w="80" w:type="dxa"/>
+              <w:left w:w="120" w:type="dxa"/>
+              <w:right w:w="120" w:type="dxa"/>
+            </w:tcMar>
+          </w:tcPr>
+          <w:p>
+            <w:pPr>
+              <w:spacing w:line="276" w:lineRule="auto" w:after="40"/>
+              <w:jc w:val="left"/>
+            </w:pPr>
+            <w:r/>
+            <w:r>
+              <w:rPr>
+                <w:rFonts w:ascii="Times New Roman" w:hAnsi="Times New Roman" w:cs="Times New Roman" w:eastAsia="Times New Roman"/>
+                <w:b w:val="0"/>
+                <w:i w:val="0"/>
+                <w:sz w:val="26"/>
+              </w:rPr>
+              <w:t>Kiểm tra đánh giá kết quả học tập thực hành Robotics định kỳ 4.</w:t>
+            </w:r>
+          </w:p>
+        </w:tc>
+      </w:tr>
+      <w:tr>
+        <w:tc>
+          <w:tcPr>
+            <w:tcW w:type="dxa" w:w="1862"/>
+            <w:tcMar>
+              <w:top w:w="80" w:type="dxa"/>
+              <w:bottom w:w="80" w:type="dxa"/>
+              <w:left w:w="120" w:type="dxa"/>
+              <w:right w:w="120" w:type="dxa"/>
+            </w:tcMar>
+          </w:tcPr>
+          <w:p>
+            <w:pPr>
+              <w:spacing w:line="276" w:lineRule="auto" w:after="40"/>
+              <w:jc w:val="center"/>
+            </w:pPr>
+            <w:r/>
+            <w:r>
+              <w:rPr>
+                <w:rFonts w:ascii="Times New Roman" w:hAnsi="Times New Roman" w:cs="Times New Roman" w:eastAsia="Times New Roman"/>
+                <w:b w:val="0"/>
+                <w:i w:val="0"/>
+                <w:sz w:val="26"/>
+              </w:rPr>
+              <w:t>34</w:t>
+            </w:r>
+          </w:p>
+        </w:tc>
+        <w:tc>
+          <w:tcPr>
+            <w:tcW w:type="dxa" w:w="1862"/>
+            <w:tcMar>
+              <w:top w:w="80" w:type="dxa"/>
+              <w:bottom w:w="80" w:type="dxa"/>
+              <w:left w:w="120" w:type="dxa"/>
+              <w:right w:w="120" w:type="dxa"/>
+            </w:tcMar>
+          </w:tcPr>
+          <w:p>
+            <w:pPr>
+              <w:spacing w:line="276" w:lineRule="auto" w:after="40"/>
+              <w:jc w:val="left"/>
+            </w:pPr>
+            <w:r/>
+            <w:r>
+              <w:rPr>
+                <w:rFonts w:ascii="Times New Roman" w:hAnsi="Times New Roman" w:cs="Times New Roman" w:eastAsia="Times New Roman"/>
+                <w:b/>
+                <w:i w:val="0"/>
+                <w:sz w:val="26"/>
+              </w:rPr>
+              <w:t>Tổng kết môn học &amp; Triển lãm Robotics (Tiết 1)</w:t>
+            </w:r>
+          </w:p>
+        </w:tc>
+        <w:tc>
+          <w:tcPr>
+            <w:tcW w:type="dxa" w:w="1862"/>
+            <w:tcMar>
+              <w:top w:w="80" w:type="dxa"/>
+              <w:bottom w:w="80" w:type="dxa"/>
+              <w:left w:w="120" w:type="dxa"/>
+              <w:right w:w="120" w:type="dxa"/>
+            </w:tcMar>
+          </w:tcPr>
+          <w:p>
+            <w:pPr>
+              <w:spacing w:line="276" w:lineRule="auto" w:after="40"/>
+              <w:jc w:val="center"/>
+            </w:pPr>
+            <w:r/>
+            <w:r>
+              <w:rPr>
+                <w:rFonts w:ascii="Times New Roman" w:hAnsi="Times New Roman" w:cs="Times New Roman" w:eastAsia="Times New Roman"/>
+                <w:b w:val="0"/>
+                <w:i w:val="0"/>
+                <w:sz w:val="26"/>
+              </w:rPr>
+              <w:t>1</w:t>
+            </w:r>
+          </w:p>
+        </w:tc>
+        <w:tc>
+          <w:tcPr>
+            <w:tcW w:type="dxa" w:w="1862"/>
+            <w:tcMar>
+              <w:top w:w="80" w:type="dxa"/>
+              <w:bottom w:w="80" w:type="dxa"/>
+              <w:left w:w="120" w:type="dxa"/>
+              <w:right w:w="120" w:type="dxa"/>
+            </w:tcMar>
+          </w:tcPr>
+          <w:p>
+            <w:pPr>
+              <w:spacing w:line="276" w:lineRule="auto" w:after="40"/>
+              <w:jc w:val="center"/>
+            </w:pPr>
+            <w:r/>
+            <w:r>
+              <w:rPr>
+                <w:rFonts w:ascii="Times New Roman" w:hAnsi="Times New Roman" w:cs="Times New Roman" w:eastAsia="Times New Roman"/>
+                <w:b w:val="0"/>
+                <w:i w:val="0"/>
+                <w:sz w:val="26"/>
+              </w:rPr>
+              <w:t>34</w:t>
+            </w:r>
+          </w:p>
+        </w:tc>
+        <w:tc>
+          <w:tcPr>
+            <w:tcW w:type="dxa" w:w="1862"/>
+            <w:tcMar>
+              <w:top w:w="80" w:type="dxa"/>
+              <w:bottom w:w="80" w:type="dxa"/>
+              <w:left w:w="120" w:type="dxa"/>
+              <w:right w:w="120" w:type="dxa"/>
+            </w:tcMar>
+          </w:tcPr>
+          <w:p>
+            <w:pPr>
+              <w:spacing w:line="276" w:lineRule="auto" w:after="40"/>
+              <w:jc w:val="left"/>
+            </w:pPr>
+            <w:r/>
+            <w:r>
+              <w:rPr>
+                <w:rFonts w:ascii="Times New Roman" w:hAnsi="Times New Roman" w:cs="Times New Roman" w:eastAsia="Times New Roman"/>
+                <w:b w:val="0"/>
+                <w:i w:val="0"/>
+                <w:sz w:val="26"/>
+              </w:rPr>
+              <w:t>Tổng kết đánh giá kết quả học tập và trưng bày sản phẩm Robotics sáng tạo.</w:t>
+            </w:r>
+          </w:p>
+        </w:tc>
+      </w:tr>
+      <w:tr>
+        <w:tc>
+          <w:tcPr>
+            <w:tcW w:type="dxa" w:w="1862"/>
+            <w:tcMar>
+              <w:top w:w="80" w:type="dxa"/>
+              <w:bottom w:w="80" w:type="dxa"/>
+              <w:left w:w="120" w:type="dxa"/>
+              <w:right w:w="120" w:type="dxa"/>
+            </w:tcMar>
+          </w:tcPr>
+          <w:p>
+            <w:pPr>
+              <w:spacing w:line="276" w:lineRule="auto" w:after="40"/>
+              <w:jc w:val="center"/>
+            </w:pPr>
+            <w:r/>
+            <w:r>
+              <w:rPr>
+                <w:rFonts w:ascii="Times New Roman" w:hAnsi="Times New Roman" w:cs="Times New Roman" w:eastAsia="Times New Roman"/>
+                <w:b w:val="0"/>
+                <w:i w:val="0"/>
+                <w:sz w:val="26"/>
+              </w:rPr>
+              <w:t>35</w:t>
+            </w:r>
+          </w:p>
+        </w:tc>
+        <w:tc>
+          <w:tcPr>
+            <w:tcW w:type="dxa" w:w="1862"/>
+            <w:tcMar>
+              <w:top w:w="80" w:type="dxa"/>
+              <w:bottom w:w="80" w:type="dxa"/>
+              <w:left w:w="120" w:type="dxa"/>
+              <w:right w:w="120" w:type="dxa"/>
+            </w:tcMar>
+          </w:tcPr>
+          <w:p>
+            <w:pPr>
+              <w:spacing w:line="276" w:lineRule="auto" w:after="40"/>
+              <w:jc w:val="left"/>
+            </w:pPr>
+            <w:r/>
+            <w:r>
+              <w:rPr>
+                <w:rFonts w:ascii="Times New Roman" w:hAnsi="Times New Roman" w:cs="Times New Roman" w:eastAsia="Times New Roman"/>
+                <w:b/>
+                <w:i w:val="0"/>
+                <w:sz w:val="26"/>
+              </w:rPr>
+              <w:t>Tổng kết môn học &amp; Triển lãm Robotics (Tiết 2)</w:t>
+            </w:r>
+          </w:p>
+        </w:tc>
+        <w:tc>
+          <w:tcPr>
+            <w:tcW w:type="dxa" w:w="1862"/>
+            <w:tcMar>
+              <w:top w:w="80" w:type="dxa"/>
+              <w:bottom w:w="80" w:type="dxa"/>
+              <w:left w:w="120" w:type="dxa"/>
+              <w:right w:w="120" w:type="dxa"/>
+            </w:tcMar>
+          </w:tcPr>
+          <w:p>
+            <w:pPr>
+              <w:spacing w:line="276" w:lineRule="auto" w:after="40"/>
+              <w:jc w:val="center"/>
+            </w:pPr>
+            <w:r/>
+            <w:r>
+              <w:rPr>
+                <w:rFonts w:ascii="Times New Roman" w:hAnsi="Times New Roman" w:cs="Times New Roman" w:eastAsia="Times New Roman"/>
+                <w:b w:val="0"/>
+                <w:i w:val="0"/>
+                <w:sz w:val="26"/>
+              </w:rPr>
+              <w:t>1</w:t>
+            </w:r>
+          </w:p>
+        </w:tc>
+        <w:tc>
+          <w:tcPr>
+            <w:tcW w:type="dxa" w:w="1862"/>
+            <w:tcMar>
+              <w:top w:w="80" w:type="dxa"/>
+              <w:bottom w:w="80" w:type="dxa"/>
+              <w:left w:w="120" w:type="dxa"/>
+              <w:right w:w="120" w:type="dxa"/>
+            </w:tcMar>
+          </w:tcPr>
+          <w:p>
+            <w:pPr>
+              <w:spacing w:line="276" w:lineRule="auto" w:after="40"/>
+              <w:jc w:val="center"/>
+            </w:pPr>
+            <w:r/>
+            <w:r>
+              <w:rPr>
+                <w:rFonts w:ascii="Times New Roman" w:hAnsi="Times New Roman" w:cs="Times New Roman" w:eastAsia="Times New Roman"/>
+                <w:b w:val="0"/>
+                <w:i w:val="0"/>
+                <w:sz w:val="26"/>
+              </w:rPr>
+              <w:t>35</w:t>
+            </w:r>
+          </w:p>
+        </w:tc>
+        <w:tc>
+          <w:tcPr>
+            <w:tcW w:type="dxa" w:w="1862"/>
+            <w:tcMar>
+              <w:top w:w="80" w:type="dxa"/>
+              <w:bottom w:w="80" w:type="dxa"/>
+              <w:left w:w="120" w:type="dxa"/>
+              <w:right w:w="120" w:type="dxa"/>
+            </w:tcMar>
+          </w:tcPr>
+          <w:p>
+            <w:pPr>
+              <w:spacing w:line="276" w:lineRule="auto" w:after="40"/>
+              <w:jc w:val="left"/>
+            </w:pPr>
+            <w:r/>
+            <w:r>
+              <w:rPr>
+                <w:rFonts w:ascii="Times New Roman" w:hAnsi="Times New Roman" w:cs="Times New Roman" w:eastAsia="Times New Roman"/>
+                <w:b w:val="0"/>
+                <w:i w:val="0"/>
+                <w:sz w:val="26"/>
+              </w:rPr>
+              <w:t>Báo cáo dự án, trao chứng nhận và định hướng phát triển công nghệ trong năm học tiếp theo.</w:t>
             </w:r>
           </w:p>
         </w:tc>
